--- a/docs/kickoff/Azure-Landing-Zone-Dokumentation.docx
+++ b/docs/kickoff/Azure-Landing-Zone-Dokumentation.docx
@@ -1024,7 +1024,4065 @@
         <w:pStyle w:val="Heading1"/>
       </w:pPr>
       <w:r>
-        <w:t>5. Infrastructure as Code &amp; CI/CD</w:t>
+        <w:t>5. Erstellte Azure-Ressourcen – Gesamtübersicht</w:t>
+      </w:r>
+    </w:p>
+    <w:p>
+      <w:pPr>
+        <w:spacing w:after="120"/>
+      </w:pPr>
+      <w:r>
+        <w:t>Die folgende Tabelle listet alle Azure-Ressourcen, die durch die Landing-Zone-Templates erstellt werden. Ressourcen mit Scope 'Tenant' benötigen keine Subscription, alle übrigen werden in den angegebenen Platform-Subscriptions angelegt.</w:t>
+      </w:r>
+    </w:p>
+    <w:p>
+      <w:pPr>
+        <w:pStyle w:val="Heading2"/>
+      </w:pPr>
+      <w:r>
+        <w:t>5.1 Governance (Tenant-Scope)</w:t>
+      </w:r>
+    </w:p>
+    <w:tbl>
+      <w:tblPr>
+        <w:tblStyle w:val="LightGrid-Accent1"/>
+        <w:tblW w:type="auto" w:w="0"/>
+        <w:jc w:val="center"/>
+        <w:tblLook w:firstColumn="1" w:firstRow="1" w:lastColumn="0" w:lastRow="0" w:noHBand="0" w:noVBand="1" w:val="04A0"/>
+      </w:tblPr>
+      <w:tblGrid>
+        <w:gridCol w:w="2160"/>
+        <w:gridCol w:w="2160"/>
+        <w:gridCol w:w="2160"/>
+        <w:gridCol w:w="2160"/>
+      </w:tblGrid>
+      <w:tr>
+        <w:tc>
+          <w:tcPr>
+            <w:tcW w:type="dxa" w:w="3312"/>
+            <w:shd w:val="clear" w:color="auto" w:fill="0078D4"/>
+          </w:tcPr>
+          <w:p>
+            <w:pPr>
+              <w:spacing w:after="40" w:before="40"/>
+            </w:pPr>
+            <w:r/>
+            <w:r>
+              <w:rPr>
+                <w:b/>
+                <w:color w:val="FFFFFF"/>
+                <w:sz w:val="19"/>
+              </w:rPr>
+              <w:t>Ressourcentyp</w:t>
+            </w:r>
+          </w:p>
+        </w:tc>
+        <w:tc>
+          <w:tcPr>
+            <w:tcW w:type="dxa" w:w="5184"/>
+            <w:shd w:val="clear" w:color="auto" w:fill="0078D4"/>
+          </w:tcPr>
+          <w:p>
+            <w:pPr>
+              <w:spacing w:after="40" w:before="40"/>
+            </w:pPr>
+            <w:r/>
+            <w:r>
+              <w:rPr>
+                <w:b/>
+                <w:color w:val="FFFFFF"/>
+                <w:sz w:val="19"/>
+              </w:rPr>
+              <w:t>Name / Konvention</w:t>
+            </w:r>
+          </w:p>
+        </w:tc>
+        <w:tc>
+          <w:tcPr>
+            <w:tcW w:type="dxa" w:w="1008"/>
+            <w:shd w:val="clear" w:color="auto" w:fill="0078D4"/>
+          </w:tcPr>
+          <w:p>
+            <w:pPr>
+              <w:spacing w:after="40" w:before="40"/>
+            </w:pPr>
+            <w:r/>
+            <w:r>
+              <w:rPr>
+                <w:b/>
+                <w:color w:val="FFFFFF"/>
+                <w:sz w:val="19"/>
+              </w:rPr>
+              <w:t>Anzahl</w:t>
+            </w:r>
+          </w:p>
+        </w:tc>
+        <w:tc>
+          <w:tcPr>
+            <w:tcW w:type="dxa" w:w="2016"/>
+            <w:shd w:val="clear" w:color="auto" w:fill="0078D4"/>
+          </w:tcPr>
+          <w:p>
+            <w:pPr>
+              <w:spacing w:after="40" w:before="40"/>
+            </w:pPr>
+            <w:r/>
+            <w:r>
+              <w:rPr>
+                <w:b/>
+                <w:color w:val="FFFFFF"/>
+                <w:sz w:val="19"/>
+              </w:rPr>
+              <w:t>Kosten</w:t>
+            </w:r>
+          </w:p>
+        </w:tc>
+      </w:tr>
+      <w:tr>
+        <w:tc>
+          <w:tcPr>
+            <w:tcW w:type="dxa" w:w="3312"/>
+          </w:tcPr>
+          <w:p>
+            <w:pPr>
+              <w:spacing w:after="40" w:before="40"/>
+            </w:pPr>
+            <w:r/>
+            <w:r>
+              <w:rPr>
+                <w:b w:val="0"/>
+                <w:sz w:val="19"/>
+              </w:rPr>
+              <w:t>Management Group</w:t>
+            </w:r>
+          </w:p>
+        </w:tc>
+        <w:tc>
+          <w:tcPr>
+            <w:tcW w:type="dxa" w:w="5184"/>
+          </w:tcPr>
+          <w:p>
+            <w:pPr>
+              <w:spacing w:after="40" w:before="40"/>
+            </w:pPr>
+            <w:r/>
+            <w:r>
+              <w:rPr>
+                <w:b w:val="0"/>
+                <w:sz w:val="19"/>
+              </w:rPr>
+              <w:t>alz, alz-platform, alz-platform-{connectivity,identity,management,security}, alz-landingzones, alz-landingzones-{corp,online,local}, alz-sandbox, alz-decommissioned</w:t>
+            </w:r>
+          </w:p>
+        </w:tc>
+        <w:tc>
+          <w:tcPr>
+            <w:tcW w:type="dxa" w:w="1008"/>
+          </w:tcPr>
+          <w:p>
+            <w:pPr>
+              <w:spacing w:after="40" w:before="40"/>
+            </w:pPr>
+            <w:r/>
+            <w:r>
+              <w:rPr>
+                <w:b w:val="0"/>
+                <w:sz w:val="19"/>
+              </w:rPr>
+              <w:t>12</w:t>
+            </w:r>
+          </w:p>
+        </w:tc>
+        <w:tc>
+          <w:tcPr>
+            <w:tcW w:type="dxa" w:w="2016"/>
+          </w:tcPr>
+          <w:p>
+            <w:pPr>
+              <w:spacing w:after="40" w:before="40"/>
+            </w:pPr>
+            <w:r/>
+            <w:r>
+              <w:rPr>
+                <w:b w:val="0"/>
+                <w:sz w:val="19"/>
+              </w:rPr>
+              <w:t>Kostenlos</w:t>
+            </w:r>
+          </w:p>
+        </w:tc>
+      </w:tr>
+      <w:tr>
+        <w:tc>
+          <w:tcPr>
+            <w:tcW w:type="dxa" w:w="3312"/>
+          </w:tcPr>
+          <w:p>
+            <w:pPr>
+              <w:spacing w:after="40" w:before="40"/>
+            </w:pPr>
+            <w:r/>
+            <w:r>
+              <w:rPr>
+                <w:b w:val="0"/>
+                <w:sz w:val="19"/>
+              </w:rPr>
+              <w:t>Policy Assignment – Deny Location</w:t>
+            </w:r>
+          </w:p>
+        </w:tc>
+        <w:tc>
+          <w:tcPr>
+            <w:tcW w:type="dxa" w:w="5184"/>
+          </w:tcPr>
+          <w:p>
+            <w:pPr>
+              <w:spacing w:after="40" w:before="40"/>
+            </w:pPr>
+            <w:r/>
+            <w:r>
+              <w:rPr>
+                <w:b w:val="0"/>
+                <w:sz w:val="19"/>
+              </w:rPr>
+              <w:t>Deny-Location @ alz</w:t>
+            </w:r>
+          </w:p>
+        </w:tc>
+        <w:tc>
+          <w:tcPr>
+            <w:tcW w:type="dxa" w:w="1008"/>
+          </w:tcPr>
+          <w:p>
+            <w:pPr>
+              <w:spacing w:after="40" w:before="40"/>
+            </w:pPr>
+            <w:r/>
+            <w:r>
+              <w:rPr>
+                <w:b w:val="0"/>
+                <w:sz w:val="19"/>
+              </w:rPr>
+              <w:t>1</w:t>
+            </w:r>
+          </w:p>
+        </w:tc>
+        <w:tc>
+          <w:tcPr>
+            <w:tcW w:type="dxa" w:w="2016"/>
+          </w:tcPr>
+          <w:p>
+            <w:pPr>
+              <w:spacing w:after="40" w:before="40"/>
+            </w:pPr>
+            <w:r/>
+            <w:r>
+              <w:rPr>
+                <w:b w:val="0"/>
+                <w:sz w:val="19"/>
+              </w:rPr>
+              <w:t>Kostenlos</w:t>
+            </w:r>
+          </w:p>
+        </w:tc>
+      </w:tr>
+      <w:tr>
+        <w:tc>
+          <w:tcPr>
+            <w:tcW w:type="dxa" w:w="3312"/>
+          </w:tcPr>
+          <w:p>
+            <w:pPr>
+              <w:spacing w:after="40" w:before="40"/>
+            </w:pPr>
+            <w:r/>
+            <w:r>
+              <w:rPr>
+                <w:b w:val="0"/>
+                <w:sz w:val="19"/>
+              </w:rPr>
+              <w:t>Policy Assignment – Require Tag</w:t>
+            </w:r>
+          </w:p>
+        </w:tc>
+        <w:tc>
+          <w:tcPr>
+            <w:tcW w:type="dxa" w:w="5184"/>
+          </w:tcPr>
+          <w:p>
+            <w:pPr>
+              <w:spacing w:after="40" w:before="40"/>
+            </w:pPr>
+            <w:r/>
+            <w:r>
+              <w:rPr>
+                <w:b w:val="0"/>
+                <w:sz w:val="19"/>
+              </w:rPr>
+              <w:t>Require-RG-Tag @ alz</w:t>
+            </w:r>
+          </w:p>
+        </w:tc>
+        <w:tc>
+          <w:tcPr>
+            <w:tcW w:type="dxa" w:w="1008"/>
+          </w:tcPr>
+          <w:p>
+            <w:pPr>
+              <w:spacing w:after="40" w:before="40"/>
+            </w:pPr>
+            <w:r/>
+            <w:r>
+              <w:rPr>
+                <w:b w:val="0"/>
+                <w:sz w:val="19"/>
+              </w:rPr>
+              <w:t>1</w:t>
+            </w:r>
+          </w:p>
+        </w:tc>
+        <w:tc>
+          <w:tcPr>
+            <w:tcW w:type="dxa" w:w="2016"/>
+          </w:tcPr>
+          <w:p>
+            <w:pPr>
+              <w:spacing w:after="40" w:before="40"/>
+            </w:pPr>
+            <w:r/>
+            <w:r>
+              <w:rPr>
+                <w:b w:val="0"/>
+                <w:sz w:val="19"/>
+              </w:rPr>
+              <w:t>Kostenlos</w:t>
+            </w:r>
+          </w:p>
+        </w:tc>
+      </w:tr>
+      <w:tr>
+        <w:tc>
+          <w:tcPr>
+            <w:tcW w:type="dxa" w:w="3312"/>
+          </w:tcPr>
+          <w:p>
+            <w:pPr>
+              <w:spacing w:after="40" w:before="40"/>
+            </w:pPr>
+            <w:r/>
+            <w:r>
+              <w:rPr>
+                <w:b w:val="0"/>
+                <w:sz w:val="19"/>
+              </w:rPr>
+              <w:t>Policy Assignment – Storage HTTPS</w:t>
+            </w:r>
+          </w:p>
+        </w:tc>
+        <w:tc>
+          <w:tcPr>
+            <w:tcW w:type="dxa" w:w="5184"/>
+          </w:tcPr>
+          <w:p>
+            <w:pPr>
+              <w:spacing w:after="40" w:before="40"/>
+            </w:pPr>
+            <w:r/>
+            <w:r>
+              <w:rPr>
+                <w:b w:val="0"/>
+                <w:sz w:val="19"/>
+              </w:rPr>
+              <w:t>Deny-Storage-Http @ alz</w:t>
+            </w:r>
+          </w:p>
+        </w:tc>
+        <w:tc>
+          <w:tcPr>
+            <w:tcW w:type="dxa" w:w="1008"/>
+          </w:tcPr>
+          <w:p>
+            <w:pPr>
+              <w:spacing w:after="40" w:before="40"/>
+            </w:pPr>
+            <w:r/>
+            <w:r>
+              <w:rPr>
+                <w:b w:val="0"/>
+                <w:sz w:val="19"/>
+              </w:rPr>
+              <w:t>1</w:t>
+            </w:r>
+          </w:p>
+        </w:tc>
+        <w:tc>
+          <w:tcPr>
+            <w:tcW w:type="dxa" w:w="2016"/>
+          </w:tcPr>
+          <w:p>
+            <w:pPr>
+              <w:spacing w:after="40" w:before="40"/>
+            </w:pPr>
+            <w:r/>
+            <w:r>
+              <w:rPr>
+                <w:b w:val="0"/>
+                <w:sz w:val="19"/>
+              </w:rPr>
+              <w:t>Kostenlos</w:t>
+            </w:r>
+          </w:p>
+        </w:tc>
+      </w:tr>
+      <w:tr>
+        <w:tc>
+          <w:tcPr>
+            <w:tcW w:type="dxa" w:w="3312"/>
+          </w:tcPr>
+          <w:p>
+            <w:pPr>
+              <w:spacing w:after="40" w:before="40"/>
+            </w:pPr>
+            <w:r/>
+            <w:r>
+              <w:rPr>
+                <w:b w:val="0"/>
+                <w:sz w:val="19"/>
+              </w:rPr>
+              <w:t>Policy Assignment – Deny NIC Public IP</w:t>
+            </w:r>
+          </w:p>
+        </w:tc>
+        <w:tc>
+          <w:tcPr>
+            <w:tcW w:type="dxa" w:w="5184"/>
+          </w:tcPr>
+          <w:p>
+            <w:pPr>
+              <w:spacing w:after="40" w:before="40"/>
+            </w:pPr>
+            <w:r/>
+            <w:r>
+              <w:rPr>
+                <w:b w:val="0"/>
+                <w:sz w:val="19"/>
+              </w:rPr>
+              <w:t>Deny-NIC-PublicIP @ alz-landingzones-corp</w:t>
+            </w:r>
+          </w:p>
+        </w:tc>
+        <w:tc>
+          <w:tcPr>
+            <w:tcW w:type="dxa" w:w="1008"/>
+          </w:tcPr>
+          <w:p>
+            <w:pPr>
+              <w:spacing w:after="40" w:before="40"/>
+            </w:pPr>
+            <w:r/>
+            <w:r>
+              <w:rPr>
+                <w:b w:val="0"/>
+                <w:sz w:val="19"/>
+              </w:rPr>
+              <w:t>1</w:t>
+            </w:r>
+          </w:p>
+        </w:tc>
+        <w:tc>
+          <w:tcPr>
+            <w:tcW w:type="dxa" w:w="2016"/>
+          </w:tcPr>
+          <w:p>
+            <w:pPr>
+              <w:spacing w:after="40" w:before="40"/>
+            </w:pPr>
+            <w:r/>
+            <w:r>
+              <w:rPr>
+                <w:b w:val="0"/>
+                <w:sz w:val="19"/>
+              </w:rPr>
+              <w:t>Kostenlos</w:t>
+            </w:r>
+          </w:p>
+        </w:tc>
+      </w:tr>
+      <w:tr>
+        <w:tc>
+          <w:tcPr>
+            <w:tcW w:type="dxa" w:w="3312"/>
+          </w:tcPr>
+          <w:p>
+            <w:pPr>
+              <w:spacing w:after="40" w:before="40"/>
+            </w:pPr>
+            <w:r/>
+            <w:r>
+              <w:rPr>
+                <w:b w:val="0"/>
+                <w:sz w:val="19"/>
+              </w:rPr>
+              <w:t>Policy Assignment – Deny Resource Types</w:t>
+            </w:r>
+          </w:p>
+        </w:tc>
+        <w:tc>
+          <w:tcPr>
+            <w:tcW w:type="dxa" w:w="5184"/>
+          </w:tcPr>
+          <w:p>
+            <w:pPr>
+              <w:spacing w:after="40" w:before="40"/>
+            </w:pPr>
+            <w:r/>
+            <w:r>
+              <w:rPr>
+                <w:b w:val="0"/>
+                <w:sz w:val="19"/>
+              </w:rPr>
+              <w:t>Deny-All @ alz-decommissioned (leere Allowed-Liste)</w:t>
+            </w:r>
+          </w:p>
+        </w:tc>
+        <w:tc>
+          <w:tcPr>
+            <w:tcW w:type="dxa" w:w="1008"/>
+          </w:tcPr>
+          <w:p>
+            <w:pPr>
+              <w:spacing w:after="40" w:before="40"/>
+            </w:pPr>
+            <w:r/>
+            <w:r>
+              <w:rPr>
+                <w:b w:val="0"/>
+                <w:sz w:val="19"/>
+              </w:rPr>
+              <w:t>1</w:t>
+            </w:r>
+          </w:p>
+        </w:tc>
+        <w:tc>
+          <w:tcPr>
+            <w:tcW w:type="dxa" w:w="2016"/>
+          </w:tcPr>
+          <w:p>
+            <w:pPr>
+              <w:spacing w:after="40" w:before="40"/>
+            </w:pPr>
+            <w:r/>
+            <w:r>
+              <w:rPr>
+                <w:b w:val="0"/>
+                <w:sz w:val="19"/>
+              </w:rPr>
+              <w:t>Kostenlos</w:t>
+            </w:r>
+          </w:p>
+        </w:tc>
+      </w:tr>
+      <w:tr>
+        <w:tc>
+          <w:tcPr>
+            <w:tcW w:type="dxa" w:w="3312"/>
+          </w:tcPr>
+          <w:p>
+            <w:pPr>
+              <w:spacing w:after="40" w:before="40"/>
+            </w:pPr>
+            <w:r/>
+            <w:r>
+              <w:rPr>
+                <w:b w:val="0"/>
+                <w:sz w:val="19"/>
+              </w:rPr>
+              <w:t>Policy Exemption</w:t>
+            </w:r>
+          </w:p>
+        </w:tc>
+        <w:tc>
+          <w:tcPr>
+            <w:tcW w:type="dxa" w:w="5184"/>
+          </w:tcPr>
+          <w:p>
+            <w:pPr>
+              <w:spacing w:after="40" w:before="40"/>
+            </w:pPr>
+            <w:r/>
+            <w:r>
+              <w:rPr>
+                <w:b w:val="0"/>
+                <w:sz w:val="19"/>
+              </w:rPr>
+              <w:t>Require-RG-Tag Ausnahme @ alz-sandbox</w:t>
+            </w:r>
+          </w:p>
+        </w:tc>
+        <w:tc>
+          <w:tcPr>
+            <w:tcW w:type="dxa" w:w="1008"/>
+          </w:tcPr>
+          <w:p>
+            <w:pPr>
+              <w:spacing w:after="40" w:before="40"/>
+            </w:pPr>
+            <w:r/>
+            <w:r>
+              <w:rPr>
+                <w:b w:val="0"/>
+                <w:sz w:val="19"/>
+              </w:rPr>
+              <w:t>1</w:t>
+            </w:r>
+          </w:p>
+        </w:tc>
+        <w:tc>
+          <w:tcPr>
+            <w:tcW w:type="dxa" w:w="2016"/>
+          </w:tcPr>
+          <w:p>
+            <w:pPr>
+              <w:spacing w:after="40" w:before="40"/>
+            </w:pPr>
+            <w:r/>
+            <w:r>
+              <w:rPr>
+                <w:b w:val="0"/>
+                <w:sz w:val="19"/>
+              </w:rPr>
+              <w:t>Kostenlos</w:t>
+            </w:r>
+          </w:p>
+        </w:tc>
+      </w:tr>
+      <w:tr>
+        <w:tc>
+          <w:tcPr>
+            <w:tcW w:type="dxa" w:w="3312"/>
+          </w:tcPr>
+          <w:p>
+            <w:pPr>
+              <w:spacing w:after="40" w:before="40"/>
+            </w:pPr>
+            <w:r/>
+            <w:r>
+              <w:rPr>
+                <w:b w:val="0"/>
+                <w:sz w:val="19"/>
+              </w:rPr>
+              <w:t>RBAC Role Assignment</w:t>
+            </w:r>
+          </w:p>
+        </w:tc>
+        <w:tc>
+          <w:tcPr>
+            <w:tcW w:type="dxa" w:w="5184"/>
+          </w:tcPr>
+          <w:p>
+            <w:pPr>
+              <w:spacing w:after="40" w:before="40"/>
+            </w:pPr>
+            <w:r/>
+            <w:r>
+              <w:rPr>
+                <w:b w:val="0"/>
+                <w:sz w:val="19"/>
+              </w:rPr>
+              <w:t>Owner/Contributor/Reader je Entra-Gruppe (konfigurierbar)</w:t>
+            </w:r>
+          </w:p>
+        </w:tc>
+        <w:tc>
+          <w:tcPr>
+            <w:tcW w:type="dxa" w:w="1008"/>
+          </w:tcPr>
+          <w:p>
+            <w:pPr>
+              <w:spacing w:after="40" w:before="40"/>
+            </w:pPr>
+            <w:r/>
+            <w:r>
+              <w:rPr>
+                <w:b w:val="0"/>
+                <w:sz w:val="19"/>
+              </w:rPr>
+              <w:t>n</w:t>
+            </w:r>
+          </w:p>
+        </w:tc>
+        <w:tc>
+          <w:tcPr>
+            <w:tcW w:type="dxa" w:w="2016"/>
+          </w:tcPr>
+          <w:p>
+            <w:pPr>
+              <w:spacing w:after="40" w:before="40"/>
+            </w:pPr>
+            <w:r/>
+            <w:r>
+              <w:rPr>
+                <w:b w:val="0"/>
+                <w:sz w:val="19"/>
+              </w:rPr>
+              <w:t>Kostenlos</w:t>
+            </w:r>
+          </w:p>
+        </w:tc>
+      </w:tr>
+    </w:tbl>
+    <w:p/>
+    <w:p>
+      <w:pPr>
+        <w:pStyle w:val="Heading2"/>
+      </w:pPr>
+      <w:r>
+        <w:t>5.2 Logging (Management-Subscription)</w:t>
+      </w:r>
+    </w:p>
+    <w:tbl>
+      <w:tblPr>
+        <w:tblStyle w:val="LightGrid-Accent1"/>
+        <w:tblW w:type="auto" w:w="0"/>
+        <w:jc w:val="center"/>
+        <w:tblLook w:firstColumn="1" w:firstRow="1" w:lastColumn="0" w:lastRow="0" w:noHBand="0" w:noVBand="1" w:val="04A0"/>
+      </w:tblPr>
+      <w:tblGrid>
+        <w:gridCol w:w="2160"/>
+        <w:gridCol w:w="2160"/>
+        <w:gridCol w:w="2160"/>
+        <w:gridCol w:w="2160"/>
+      </w:tblGrid>
+      <w:tr>
+        <w:tc>
+          <w:tcPr>
+            <w:tcW w:type="dxa" w:w="3312"/>
+            <w:shd w:val="clear" w:color="auto" w:fill="0078D4"/>
+          </w:tcPr>
+          <w:p>
+            <w:pPr>
+              <w:spacing w:after="40" w:before="40"/>
+            </w:pPr>
+            <w:r/>
+            <w:r>
+              <w:rPr>
+                <w:b/>
+                <w:color w:val="FFFFFF"/>
+                <w:sz w:val="19"/>
+              </w:rPr>
+              <w:t>Ressourcentyp</w:t>
+            </w:r>
+          </w:p>
+        </w:tc>
+        <w:tc>
+          <w:tcPr>
+            <w:tcW w:type="dxa" w:w="5184"/>
+            <w:shd w:val="clear" w:color="auto" w:fill="0078D4"/>
+          </w:tcPr>
+          <w:p>
+            <w:pPr>
+              <w:spacing w:after="40" w:before="40"/>
+            </w:pPr>
+            <w:r/>
+            <w:r>
+              <w:rPr>
+                <w:b/>
+                <w:color w:val="FFFFFF"/>
+                <w:sz w:val="19"/>
+              </w:rPr>
+              <w:t>Name / Konvention</w:t>
+            </w:r>
+          </w:p>
+        </w:tc>
+        <w:tc>
+          <w:tcPr>
+            <w:tcW w:type="dxa" w:w="1008"/>
+            <w:shd w:val="clear" w:color="auto" w:fill="0078D4"/>
+          </w:tcPr>
+          <w:p>
+            <w:pPr>
+              <w:spacing w:after="40" w:before="40"/>
+            </w:pPr>
+            <w:r/>
+            <w:r>
+              <w:rPr>
+                <w:b/>
+                <w:color w:val="FFFFFF"/>
+                <w:sz w:val="19"/>
+              </w:rPr>
+              <w:t>Anzahl</w:t>
+            </w:r>
+          </w:p>
+        </w:tc>
+        <w:tc>
+          <w:tcPr>
+            <w:tcW w:type="dxa" w:w="2016"/>
+            <w:shd w:val="clear" w:color="auto" w:fill="0078D4"/>
+          </w:tcPr>
+          <w:p>
+            <w:pPr>
+              <w:spacing w:after="40" w:before="40"/>
+            </w:pPr>
+            <w:r/>
+            <w:r>
+              <w:rPr>
+                <w:b/>
+                <w:color w:val="FFFFFF"/>
+                <w:sz w:val="19"/>
+              </w:rPr>
+              <w:t>Kosten</w:t>
+            </w:r>
+          </w:p>
+        </w:tc>
+      </w:tr>
+      <w:tr>
+        <w:tc>
+          <w:tcPr>
+            <w:tcW w:type="dxa" w:w="3312"/>
+          </w:tcPr>
+          <w:p>
+            <w:pPr>
+              <w:spacing w:after="40" w:before="40"/>
+            </w:pPr>
+            <w:r/>
+            <w:r>
+              <w:rPr>
+                <w:b w:val="0"/>
+                <w:sz w:val="19"/>
+              </w:rPr>
+              <w:t>Resource Group</w:t>
+            </w:r>
+          </w:p>
+        </w:tc>
+        <w:tc>
+          <w:tcPr>
+            <w:tcW w:type="dxa" w:w="5184"/>
+          </w:tcPr>
+          <w:p>
+            <w:pPr>
+              <w:spacing w:after="40" w:before="40"/>
+            </w:pPr>
+            <w:r/>
+            <w:r>
+              <w:rPr>
+                <w:b w:val="0"/>
+                <w:sz w:val="19"/>
+              </w:rPr>
+              <w:t>rg-alz-logging-germanywestcentral</w:t>
+            </w:r>
+          </w:p>
+        </w:tc>
+        <w:tc>
+          <w:tcPr>
+            <w:tcW w:type="dxa" w:w="1008"/>
+          </w:tcPr>
+          <w:p>
+            <w:pPr>
+              <w:spacing w:after="40" w:before="40"/>
+            </w:pPr>
+            <w:r/>
+            <w:r>
+              <w:rPr>
+                <w:b w:val="0"/>
+                <w:sz w:val="19"/>
+              </w:rPr>
+              <w:t>1</w:t>
+            </w:r>
+          </w:p>
+        </w:tc>
+        <w:tc>
+          <w:tcPr>
+            <w:tcW w:type="dxa" w:w="2016"/>
+          </w:tcPr>
+          <w:p>
+            <w:pPr>
+              <w:spacing w:after="40" w:before="40"/>
+            </w:pPr>
+            <w:r/>
+            <w:r>
+              <w:rPr>
+                <w:b w:val="0"/>
+                <w:sz w:val="19"/>
+              </w:rPr>
+              <w:t>Kostenlos</w:t>
+            </w:r>
+          </w:p>
+        </w:tc>
+      </w:tr>
+      <w:tr>
+        <w:tc>
+          <w:tcPr>
+            <w:tcW w:type="dxa" w:w="3312"/>
+          </w:tcPr>
+          <w:p>
+            <w:pPr>
+              <w:spacing w:after="40" w:before="40"/>
+            </w:pPr>
+            <w:r/>
+            <w:r>
+              <w:rPr>
+                <w:b w:val="0"/>
+                <w:sz w:val="19"/>
+              </w:rPr>
+              <w:t>Log Analytics Workspace</w:t>
+            </w:r>
+          </w:p>
+        </w:tc>
+        <w:tc>
+          <w:tcPr>
+            <w:tcW w:type="dxa" w:w="5184"/>
+          </w:tcPr>
+          <w:p>
+            <w:pPr>
+              <w:spacing w:after="40" w:before="40"/>
+            </w:pPr>
+            <w:r/>
+            <w:r>
+              <w:rPr>
+                <w:b w:val="0"/>
+                <w:sz w:val="19"/>
+              </w:rPr>
+              <w:t>law-alz-germanywestcentral (365 Tage, PerGB2018)</w:t>
+            </w:r>
+          </w:p>
+        </w:tc>
+        <w:tc>
+          <w:tcPr>
+            <w:tcW w:type="dxa" w:w="1008"/>
+          </w:tcPr>
+          <w:p>
+            <w:pPr>
+              <w:spacing w:after="40" w:before="40"/>
+            </w:pPr>
+            <w:r/>
+            <w:r>
+              <w:rPr>
+                <w:b w:val="0"/>
+                <w:sz w:val="19"/>
+              </w:rPr>
+              <w:t>1</w:t>
+            </w:r>
+          </w:p>
+        </w:tc>
+        <w:tc>
+          <w:tcPr>
+            <w:tcW w:type="dxa" w:w="2016"/>
+          </w:tcPr>
+          <w:p>
+            <w:pPr>
+              <w:spacing w:after="40" w:before="40"/>
+            </w:pPr>
+            <w:r/>
+            <w:r>
+              <w:rPr>
+                <w:b w:val="0"/>
+                <w:sz w:val="19"/>
+              </w:rPr>
+              <w:t>5 GB/Mon. kostenlos</w:t>
+            </w:r>
+          </w:p>
+        </w:tc>
+      </w:tr>
+      <w:tr>
+        <w:tc>
+          <w:tcPr>
+            <w:tcW w:type="dxa" w:w="3312"/>
+          </w:tcPr>
+          <w:p>
+            <w:pPr>
+              <w:spacing w:after="40" w:before="40"/>
+            </w:pPr>
+            <w:r/>
+            <w:r>
+              <w:rPr>
+                <w:b w:val="0"/>
+                <w:sz w:val="19"/>
+              </w:rPr>
+              <w:t>Data Collection Rule – VM Insights</w:t>
+            </w:r>
+          </w:p>
+        </w:tc>
+        <w:tc>
+          <w:tcPr>
+            <w:tcW w:type="dxa" w:w="5184"/>
+          </w:tcPr>
+          <w:p>
+            <w:pPr>
+              <w:spacing w:after="40" w:before="40"/>
+            </w:pPr>
+            <w:r/>
+            <w:r>
+              <w:rPr>
+                <w:b w:val="0"/>
+                <w:sz w:val="19"/>
+              </w:rPr>
+              <w:t>dcr-alz-vmi-germanywestcentral</w:t>
+            </w:r>
+          </w:p>
+        </w:tc>
+        <w:tc>
+          <w:tcPr>
+            <w:tcW w:type="dxa" w:w="1008"/>
+          </w:tcPr>
+          <w:p>
+            <w:pPr>
+              <w:spacing w:after="40" w:before="40"/>
+            </w:pPr>
+            <w:r/>
+            <w:r>
+              <w:rPr>
+                <w:b w:val="0"/>
+                <w:sz w:val="19"/>
+              </w:rPr>
+              <w:t>1</w:t>
+            </w:r>
+          </w:p>
+        </w:tc>
+        <w:tc>
+          <w:tcPr>
+            <w:tcW w:type="dxa" w:w="2016"/>
+          </w:tcPr>
+          <w:p>
+            <w:pPr>
+              <w:spacing w:after="40" w:before="40"/>
+            </w:pPr>
+            <w:r/>
+            <w:r>
+              <w:rPr>
+                <w:b w:val="0"/>
+                <w:sz w:val="19"/>
+              </w:rPr>
+              <w:t>Im LAW enthalten</w:t>
+            </w:r>
+          </w:p>
+        </w:tc>
+      </w:tr>
+      <w:tr>
+        <w:tc>
+          <w:tcPr>
+            <w:tcW w:type="dxa" w:w="3312"/>
+          </w:tcPr>
+          <w:p>
+            <w:pPr>
+              <w:spacing w:after="40" w:before="40"/>
+            </w:pPr>
+            <w:r/>
+            <w:r>
+              <w:rPr>
+                <w:b w:val="0"/>
+                <w:sz w:val="19"/>
+              </w:rPr>
+              <w:t>Data Collection Rule – Change Tracking</w:t>
+            </w:r>
+          </w:p>
+        </w:tc>
+        <w:tc>
+          <w:tcPr>
+            <w:tcW w:type="dxa" w:w="5184"/>
+          </w:tcPr>
+          <w:p>
+            <w:pPr>
+              <w:spacing w:after="40" w:before="40"/>
+            </w:pPr>
+            <w:r/>
+            <w:r>
+              <w:rPr>
+                <w:b w:val="0"/>
+                <w:sz w:val="19"/>
+              </w:rPr>
+              <w:t>dcr-alz-ct-germanywestcentral</w:t>
+            </w:r>
+          </w:p>
+        </w:tc>
+        <w:tc>
+          <w:tcPr>
+            <w:tcW w:type="dxa" w:w="1008"/>
+          </w:tcPr>
+          <w:p>
+            <w:pPr>
+              <w:spacing w:after="40" w:before="40"/>
+            </w:pPr>
+            <w:r/>
+            <w:r>
+              <w:rPr>
+                <w:b w:val="0"/>
+                <w:sz w:val="19"/>
+              </w:rPr>
+              <w:t>1</w:t>
+            </w:r>
+          </w:p>
+        </w:tc>
+        <w:tc>
+          <w:tcPr>
+            <w:tcW w:type="dxa" w:w="2016"/>
+          </w:tcPr>
+          <w:p>
+            <w:pPr>
+              <w:spacing w:after="40" w:before="40"/>
+            </w:pPr>
+            <w:r/>
+            <w:r>
+              <w:rPr>
+                <w:b w:val="0"/>
+                <w:sz w:val="19"/>
+              </w:rPr>
+              <w:t>Im LAW enthalten</w:t>
+            </w:r>
+          </w:p>
+        </w:tc>
+      </w:tr>
+      <w:tr>
+        <w:tc>
+          <w:tcPr>
+            <w:tcW w:type="dxa" w:w="3312"/>
+          </w:tcPr>
+          <w:p>
+            <w:pPr>
+              <w:spacing w:after="40" w:before="40"/>
+            </w:pPr>
+            <w:r/>
+            <w:r>
+              <w:rPr>
+                <w:b w:val="0"/>
+                <w:sz w:val="19"/>
+              </w:rPr>
+              <w:t>Data Collection Rule – Defender SQL</w:t>
+            </w:r>
+          </w:p>
+        </w:tc>
+        <w:tc>
+          <w:tcPr>
+            <w:tcW w:type="dxa" w:w="5184"/>
+          </w:tcPr>
+          <w:p>
+            <w:pPr>
+              <w:spacing w:after="40" w:before="40"/>
+            </w:pPr>
+            <w:r/>
+            <w:r>
+              <w:rPr>
+                <w:b w:val="0"/>
+                <w:sz w:val="19"/>
+              </w:rPr>
+              <w:t>dcr-alz-sql-germanywestcentral</w:t>
+            </w:r>
+          </w:p>
+        </w:tc>
+        <w:tc>
+          <w:tcPr>
+            <w:tcW w:type="dxa" w:w="1008"/>
+          </w:tcPr>
+          <w:p>
+            <w:pPr>
+              <w:spacing w:after="40" w:before="40"/>
+            </w:pPr>
+            <w:r/>
+            <w:r>
+              <w:rPr>
+                <w:b w:val="0"/>
+                <w:sz w:val="19"/>
+              </w:rPr>
+              <w:t>1</w:t>
+            </w:r>
+          </w:p>
+        </w:tc>
+        <w:tc>
+          <w:tcPr>
+            <w:tcW w:type="dxa" w:w="2016"/>
+          </w:tcPr>
+          <w:p>
+            <w:pPr>
+              <w:spacing w:after="40" w:before="40"/>
+            </w:pPr>
+            <w:r/>
+            <w:r>
+              <w:rPr>
+                <w:b w:val="0"/>
+                <w:sz w:val="19"/>
+              </w:rPr>
+              <w:t>Im LAW enthalten</w:t>
+            </w:r>
+          </w:p>
+        </w:tc>
+      </w:tr>
+      <w:tr>
+        <w:tc>
+          <w:tcPr>
+            <w:tcW w:type="dxa" w:w="3312"/>
+          </w:tcPr>
+          <w:p>
+            <w:pPr>
+              <w:spacing w:after="40" w:before="40"/>
+            </w:pPr>
+            <w:r/>
+            <w:r>
+              <w:rPr>
+                <w:b w:val="0"/>
+                <w:sz w:val="19"/>
+              </w:rPr>
+              <w:t>User-Assigned Managed Identity</w:t>
+            </w:r>
+          </w:p>
+        </w:tc>
+        <w:tc>
+          <w:tcPr>
+            <w:tcW w:type="dxa" w:w="5184"/>
+          </w:tcPr>
+          <w:p>
+            <w:pPr>
+              <w:spacing w:after="40" w:before="40"/>
+            </w:pPr>
+            <w:r/>
+            <w:r>
+              <w:rPr>
+                <w:b w:val="0"/>
+                <w:sz w:val="19"/>
+              </w:rPr>
+              <w:t>mi-alz-germanywestcentral</w:t>
+            </w:r>
+          </w:p>
+        </w:tc>
+        <w:tc>
+          <w:tcPr>
+            <w:tcW w:type="dxa" w:w="1008"/>
+          </w:tcPr>
+          <w:p>
+            <w:pPr>
+              <w:spacing w:after="40" w:before="40"/>
+            </w:pPr>
+            <w:r/>
+            <w:r>
+              <w:rPr>
+                <w:b w:val="0"/>
+                <w:sz w:val="19"/>
+              </w:rPr>
+              <w:t>1</w:t>
+            </w:r>
+          </w:p>
+        </w:tc>
+        <w:tc>
+          <w:tcPr>
+            <w:tcW w:type="dxa" w:w="2016"/>
+          </w:tcPr>
+          <w:p>
+            <w:pPr>
+              <w:spacing w:after="40" w:before="40"/>
+            </w:pPr>
+            <w:r/>
+            <w:r>
+              <w:rPr>
+                <w:b w:val="0"/>
+                <w:sz w:val="19"/>
+              </w:rPr>
+              <w:t>Kostenlos</w:t>
+            </w:r>
+          </w:p>
+        </w:tc>
+      </w:tr>
+      <w:tr>
+        <w:tc>
+          <w:tcPr>
+            <w:tcW w:type="dxa" w:w="3312"/>
+          </w:tcPr>
+          <w:p>
+            <w:pPr>
+              <w:spacing w:after="40" w:before="40"/>
+            </w:pPr>
+            <w:r/>
+            <w:r>
+              <w:rPr>
+                <w:b w:val="0"/>
+                <w:sz w:val="19"/>
+              </w:rPr>
+              <w:t>LAW Solution – ChangeTracking</w:t>
+            </w:r>
+          </w:p>
+        </w:tc>
+        <w:tc>
+          <w:tcPr>
+            <w:tcW w:type="dxa" w:w="5184"/>
+          </w:tcPr>
+          <w:p>
+            <w:pPr>
+              <w:spacing w:after="40" w:before="40"/>
+            </w:pPr>
+            <w:r/>
+            <w:r>
+              <w:rPr>
+                <w:b w:val="0"/>
+                <w:sz w:val="19"/>
+              </w:rPr>
+              <w:t>ChangeTracking</w:t>
+            </w:r>
+          </w:p>
+        </w:tc>
+        <w:tc>
+          <w:tcPr>
+            <w:tcW w:type="dxa" w:w="1008"/>
+          </w:tcPr>
+          <w:p>
+            <w:pPr>
+              <w:spacing w:after="40" w:before="40"/>
+            </w:pPr>
+            <w:r/>
+            <w:r>
+              <w:rPr>
+                <w:b w:val="0"/>
+                <w:sz w:val="19"/>
+              </w:rPr>
+              <w:t>1</w:t>
+            </w:r>
+          </w:p>
+        </w:tc>
+        <w:tc>
+          <w:tcPr>
+            <w:tcW w:type="dxa" w:w="2016"/>
+          </w:tcPr>
+          <w:p>
+            <w:pPr>
+              <w:spacing w:after="40" w:before="40"/>
+            </w:pPr>
+            <w:r/>
+            <w:r>
+              <w:rPr>
+                <w:b w:val="0"/>
+                <w:sz w:val="19"/>
+              </w:rPr>
+              <w:t>Im LAW enthalten</w:t>
+            </w:r>
+          </w:p>
+        </w:tc>
+      </w:tr>
+    </w:tbl>
+    <w:p/>
+    <w:p>
+      <w:pPr>
+        <w:pStyle w:val="Heading2"/>
+      </w:pPr>
+      <w:r>
+        <w:t>5.3 Security-Baseline (je Subscription)</w:t>
+      </w:r>
+    </w:p>
+    <w:p>
+      <w:pPr>
+        <w:spacing w:after="120"/>
+      </w:pPr>
+      <w:r>
+        <w:t>Die folgenden Ressourcen werden per Subscription deployt (Management, Connectivity, Workload).</w:t>
+      </w:r>
+    </w:p>
+    <w:tbl>
+      <w:tblPr>
+        <w:tblStyle w:val="LightGrid-Accent1"/>
+        <w:tblW w:type="auto" w:w="0"/>
+        <w:jc w:val="center"/>
+        <w:tblLook w:firstColumn="1" w:firstRow="1" w:lastColumn="0" w:lastRow="0" w:noHBand="0" w:noVBand="1" w:val="04A0"/>
+      </w:tblPr>
+      <w:tblGrid>
+        <w:gridCol w:w="2160"/>
+        <w:gridCol w:w="2160"/>
+        <w:gridCol w:w="2160"/>
+        <w:gridCol w:w="2160"/>
+      </w:tblGrid>
+      <w:tr>
+        <w:tc>
+          <w:tcPr>
+            <w:tcW w:type="dxa" w:w="3312"/>
+            <w:shd w:val="clear" w:color="auto" w:fill="0078D4"/>
+          </w:tcPr>
+          <w:p>
+            <w:pPr>
+              <w:spacing w:after="40" w:before="40"/>
+            </w:pPr>
+            <w:r/>
+            <w:r>
+              <w:rPr>
+                <w:b/>
+                <w:color w:val="FFFFFF"/>
+                <w:sz w:val="19"/>
+              </w:rPr>
+              <w:t>Ressourcentyp</w:t>
+            </w:r>
+          </w:p>
+        </w:tc>
+        <w:tc>
+          <w:tcPr>
+            <w:tcW w:type="dxa" w:w="4176"/>
+            <w:shd w:val="clear" w:color="auto" w:fill="0078D4"/>
+          </w:tcPr>
+          <w:p>
+            <w:pPr>
+              <w:spacing w:after="40" w:before="40"/>
+            </w:pPr>
+            <w:r/>
+            <w:r>
+              <w:rPr>
+                <w:b/>
+                <w:color w:val="FFFFFF"/>
+                <w:sz w:val="19"/>
+              </w:rPr>
+              <w:t>Name / Konvention</w:t>
+            </w:r>
+          </w:p>
+        </w:tc>
+        <w:tc>
+          <w:tcPr>
+            <w:tcW w:type="dxa" w:w="1440"/>
+            <w:shd w:val="clear" w:color="auto" w:fill="0078D4"/>
+          </w:tcPr>
+          <w:p>
+            <w:pPr>
+              <w:spacing w:after="40" w:before="40"/>
+            </w:pPr>
+            <w:r/>
+            <w:r>
+              <w:rPr>
+                <w:b/>
+                <w:color w:val="FFFFFF"/>
+                <w:sz w:val="19"/>
+              </w:rPr>
+              <w:t>Anzahl je Sub</w:t>
+            </w:r>
+          </w:p>
+        </w:tc>
+        <w:tc>
+          <w:tcPr>
+            <w:tcW w:type="dxa" w:w="2592"/>
+            <w:shd w:val="clear" w:color="auto" w:fill="0078D4"/>
+          </w:tcPr>
+          <w:p>
+            <w:pPr>
+              <w:spacing w:after="40" w:before="40"/>
+            </w:pPr>
+            <w:r/>
+            <w:r>
+              <w:rPr>
+                <w:b/>
+                <w:color w:val="FFFFFF"/>
+                <w:sz w:val="19"/>
+              </w:rPr>
+              <w:t>Kosten</w:t>
+            </w:r>
+          </w:p>
+        </w:tc>
+      </w:tr>
+      <w:tr>
+        <w:tc>
+          <w:tcPr>
+            <w:tcW w:type="dxa" w:w="3312"/>
+          </w:tcPr>
+          <w:p>
+            <w:pPr>
+              <w:spacing w:after="40" w:before="40"/>
+            </w:pPr>
+            <w:r/>
+            <w:r>
+              <w:rPr>
+                <w:b w:val="0"/>
+                <w:sz w:val="19"/>
+              </w:rPr>
+              <w:t>Defender Pricing – VirtualMachines</w:t>
+            </w:r>
+          </w:p>
+        </w:tc>
+        <w:tc>
+          <w:tcPr>
+            <w:tcW w:type="dxa" w:w="4176"/>
+          </w:tcPr>
+          <w:p>
+            <w:pPr>
+              <w:spacing w:after="40" w:before="40"/>
+            </w:pPr>
+            <w:r/>
+            <w:r>
+              <w:rPr>
+                <w:b w:val="0"/>
+                <w:sz w:val="19"/>
+              </w:rPr>
+              <w:t>VirtualMachines</w:t>
+            </w:r>
+          </w:p>
+        </w:tc>
+        <w:tc>
+          <w:tcPr>
+            <w:tcW w:type="dxa" w:w="1440"/>
+          </w:tcPr>
+          <w:p>
+            <w:pPr>
+              <w:spacing w:after="40" w:before="40"/>
+            </w:pPr>
+            <w:r/>
+            <w:r>
+              <w:rPr>
+                <w:b w:val="0"/>
+                <w:sz w:val="19"/>
+              </w:rPr>
+              <w:t>1</w:t>
+            </w:r>
+          </w:p>
+        </w:tc>
+        <w:tc>
+          <w:tcPr>
+            <w:tcW w:type="dxa" w:w="2592"/>
+          </w:tcPr>
+          <w:p>
+            <w:pPr>
+              <w:spacing w:after="40" w:before="40"/>
+            </w:pPr>
+            <w:r/>
+            <w:r>
+              <w:rPr>
+                <w:b w:val="0"/>
+                <w:sz w:val="19"/>
+              </w:rPr>
+              <w:t>Standard: ~€13/Server/Mon.</w:t>
+            </w:r>
+          </w:p>
+        </w:tc>
+      </w:tr>
+      <w:tr>
+        <w:tc>
+          <w:tcPr>
+            <w:tcW w:type="dxa" w:w="3312"/>
+          </w:tcPr>
+          <w:p>
+            <w:pPr>
+              <w:spacing w:after="40" w:before="40"/>
+            </w:pPr>
+            <w:r/>
+            <w:r>
+              <w:rPr>
+                <w:b w:val="0"/>
+                <w:sz w:val="19"/>
+              </w:rPr>
+              <w:t>Defender Pricing – StorageAccounts</w:t>
+            </w:r>
+          </w:p>
+        </w:tc>
+        <w:tc>
+          <w:tcPr>
+            <w:tcW w:type="dxa" w:w="4176"/>
+          </w:tcPr>
+          <w:p>
+            <w:pPr>
+              <w:spacing w:after="40" w:before="40"/>
+            </w:pPr>
+            <w:r/>
+            <w:r>
+              <w:rPr>
+                <w:b w:val="0"/>
+                <w:sz w:val="19"/>
+              </w:rPr>
+              <w:t>StorageAccounts</w:t>
+            </w:r>
+          </w:p>
+        </w:tc>
+        <w:tc>
+          <w:tcPr>
+            <w:tcW w:type="dxa" w:w="1440"/>
+          </w:tcPr>
+          <w:p>
+            <w:pPr>
+              <w:spacing w:after="40" w:before="40"/>
+            </w:pPr>
+            <w:r/>
+            <w:r>
+              <w:rPr>
+                <w:b w:val="0"/>
+                <w:sz w:val="19"/>
+              </w:rPr>
+              <w:t>1</w:t>
+            </w:r>
+          </w:p>
+        </w:tc>
+        <w:tc>
+          <w:tcPr>
+            <w:tcW w:type="dxa" w:w="2592"/>
+          </w:tcPr>
+          <w:p>
+            <w:pPr>
+              <w:spacing w:after="40" w:before="40"/>
+            </w:pPr>
+            <w:r/>
+            <w:r>
+              <w:rPr>
+                <w:b w:val="0"/>
+                <w:sz w:val="19"/>
+              </w:rPr>
+              <w:t>Standard: transaktionsbasiert</w:t>
+            </w:r>
+          </w:p>
+        </w:tc>
+      </w:tr>
+      <w:tr>
+        <w:tc>
+          <w:tcPr>
+            <w:tcW w:type="dxa" w:w="3312"/>
+          </w:tcPr>
+          <w:p>
+            <w:pPr>
+              <w:spacing w:after="40" w:before="40"/>
+            </w:pPr>
+            <w:r/>
+            <w:r>
+              <w:rPr>
+                <w:b w:val="0"/>
+                <w:sz w:val="19"/>
+              </w:rPr>
+              <w:t>Defender Pricing – KeyVaults</w:t>
+            </w:r>
+          </w:p>
+        </w:tc>
+        <w:tc>
+          <w:tcPr>
+            <w:tcW w:type="dxa" w:w="4176"/>
+          </w:tcPr>
+          <w:p>
+            <w:pPr>
+              <w:spacing w:after="40" w:before="40"/>
+            </w:pPr>
+            <w:r/>
+            <w:r>
+              <w:rPr>
+                <w:b w:val="0"/>
+                <w:sz w:val="19"/>
+              </w:rPr>
+              <w:t>KeyVaults</w:t>
+            </w:r>
+          </w:p>
+        </w:tc>
+        <w:tc>
+          <w:tcPr>
+            <w:tcW w:type="dxa" w:w="1440"/>
+          </w:tcPr>
+          <w:p>
+            <w:pPr>
+              <w:spacing w:after="40" w:before="40"/>
+            </w:pPr>
+            <w:r/>
+            <w:r>
+              <w:rPr>
+                <w:b w:val="0"/>
+                <w:sz w:val="19"/>
+              </w:rPr>
+              <w:t>1</w:t>
+            </w:r>
+          </w:p>
+        </w:tc>
+        <w:tc>
+          <w:tcPr>
+            <w:tcW w:type="dxa" w:w="2592"/>
+          </w:tcPr>
+          <w:p>
+            <w:pPr>
+              <w:spacing w:after="40" w:before="40"/>
+            </w:pPr>
+            <w:r/>
+            <w:r>
+              <w:rPr>
+                <w:b w:val="0"/>
+                <w:sz w:val="19"/>
+              </w:rPr>
+              <w:t>Standard: ~€0,02/10k Tx</w:t>
+            </w:r>
+          </w:p>
+        </w:tc>
+      </w:tr>
+      <w:tr>
+        <w:tc>
+          <w:tcPr>
+            <w:tcW w:type="dxa" w:w="3312"/>
+          </w:tcPr>
+          <w:p>
+            <w:pPr>
+              <w:spacing w:after="40" w:before="40"/>
+            </w:pPr>
+            <w:r/>
+            <w:r>
+              <w:rPr>
+                <w:b w:val="0"/>
+                <w:sz w:val="19"/>
+              </w:rPr>
+              <w:t>Defender Pricing – Arm</w:t>
+            </w:r>
+          </w:p>
+        </w:tc>
+        <w:tc>
+          <w:tcPr>
+            <w:tcW w:type="dxa" w:w="4176"/>
+          </w:tcPr>
+          <w:p>
+            <w:pPr>
+              <w:spacing w:after="40" w:before="40"/>
+            </w:pPr>
+            <w:r/>
+            <w:r>
+              <w:rPr>
+                <w:b w:val="0"/>
+                <w:sz w:val="19"/>
+              </w:rPr>
+              <w:t>Arm (CSPM)</w:t>
+            </w:r>
+          </w:p>
+        </w:tc>
+        <w:tc>
+          <w:tcPr>
+            <w:tcW w:type="dxa" w:w="1440"/>
+          </w:tcPr>
+          <w:p>
+            <w:pPr>
+              <w:spacing w:after="40" w:before="40"/>
+            </w:pPr>
+            <w:r/>
+            <w:r>
+              <w:rPr>
+                <w:b w:val="0"/>
+                <w:sz w:val="19"/>
+              </w:rPr>
+              <w:t>1</w:t>
+            </w:r>
+          </w:p>
+        </w:tc>
+        <w:tc>
+          <w:tcPr>
+            <w:tcW w:type="dxa" w:w="2592"/>
+          </w:tcPr>
+          <w:p>
+            <w:pPr>
+              <w:spacing w:after="40" w:before="40"/>
+            </w:pPr>
+            <w:r/>
+            <w:r>
+              <w:rPr>
+                <w:b w:val="0"/>
+                <w:sz w:val="19"/>
+              </w:rPr>
+              <w:t>Standard: per API-Call</w:t>
+            </w:r>
+          </w:p>
+        </w:tc>
+      </w:tr>
+      <w:tr>
+        <w:tc>
+          <w:tcPr>
+            <w:tcW w:type="dxa" w:w="3312"/>
+          </w:tcPr>
+          <w:p>
+            <w:pPr>
+              <w:spacing w:after="40" w:before="40"/>
+            </w:pPr>
+            <w:r/>
+            <w:r>
+              <w:rPr>
+                <w:b w:val="0"/>
+                <w:sz w:val="19"/>
+              </w:rPr>
+              <w:t>Defender Pricing – Containers</w:t>
+            </w:r>
+          </w:p>
+        </w:tc>
+        <w:tc>
+          <w:tcPr>
+            <w:tcW w:type="dxa" w:w="4176"/>
+          </w:tcPr>
+          <w:p>
+            <w:pPr>
+              <w:spacing w:after="40" w:before="40"/>
+            </w:pPr>
+            <w:r/>
+            <w:r>
+              <w:rPr>
+                <w:b w:val="0"/>
+                <w:sz w:val="19"/>
+              </w:rPr>
+              <w:t>Containers</w:t>
+            </w:r>
+          </w:p>
+        </w:tc>
+        <w:tc>
+          <w:tcPr>
+            <w:tcW w:type="dxa" w:w="1440"/>
+          </w:tcPr>
+          <w:p>
+            <w:pPr>
+              <w:spacing w:after="40" w:before="40"/>
+            </w:pPr>
+            <w:r/>
+            <w:r>
+              <w:rPr>
+                <w:b w:val="0"/>
+                <w:sz w:val="19"/>
+              </w:rPr>
+              <w:t>1</w:t>
+            </w:r>
+          </w:p>
+        </w:tc>
+        <w:tc>
+          <w:tcPr>
+            <w:tcW w:type="dxa" w:w="2592"/>
+          </w:tcPr>
+          <w:p>
+            <w:pPr>
+              <w:spacing w:after="40" w:before="40"/>
+            </w:pPr>
+            <w:r/>
+            <w:r>
+              <w:rPr>
+                <w:b w:val="0"/>
+                <w:sz w:val="19"/>
+              </w:rPr>
+              <w:t>Standard: ~€7/vCPU/Mon.</w:t>
+            </w:r>
+          </w:p>
+        </w:tc>
+      </w:tr>
+      <w:tr>
+        <w:tc>
+          <w:tcPr>
+            <w:tcW w:type="dxa" w:w="3312"/>
+          </w:tcPr>
+          <w:p>
+            <w:pPr>
+              <w:spacing w:after="40" w:before="40"/>
+            </w:pPr>
+            <w:r/>
+            <w:r>
+              <w:rPr>
+                <w:b w:val="0"/>
+                <w:sz w:val="19"/>
+              </w:rPr>
+              <w:t>Defender Pricing – AppServices</w:t>
+            </w:r>
+          </w:p>
+        </w:tc>
+        <w:tc>
+          <w:tcPr>
+            <w:tcW w:type="dxa" w:w="4176"/>
+          </w:tcPr>
+          <w:p>
+            <w:pPr>
+              <w:spacing w:after="40" w:before="40"/>
+            </w:pPr>
+            <w:r/>
+            <w:r>
+              <w:rPr>
+                <w:b w:val="0"/>
+                <w:sz w:val="19"/>
+              </w:rPr>
+              <w:t>AppServices</w:t>
+            </w:r>
+          </w:p>
+        </w:tc>
+        <w:tc>
+          <w:tcPr>
+            <w:tcW w:type="dxa" w:w="1440"/>
+          </w:tcPr>
+          <w:p>
+            <w:pPr>
+              <w:spacing w:after="40" w:before="40"/>
+            </w:pPr>
+            <w:r/>
+            <w:r>
+              <w:rPr>
+                <w:b w:val="0"/>
+                <w:sz w:val="19"/>
+              </w:rPr>
+              <w:t>1</w:t>
+            </w:r>
+          </w:p>
+        </w:tc>
+        <w:tc>
+          <w:tcPr>
+            <w:tcW w:type="dxa" w:w="2592"/>
+          </w:tcPr>
+          <w:p>
+            <w:pPr>
+              <w:spacing w:after="40" w:before="40"/>
+            </w:pPr>
+            <w:r/>
+            <w:r>
+              <w:rPr>
+                <w:b w:val="0"/>
+                <w:sz w:val="19"/>
+              </w:rPr>
+              <w:t>Standard: ~€13/App/Mon.</w:t>
+            </w:r>
+          </w:p>
+        </w:tc>
+      </w:tr>
+      <w:tr>
+        <w:tc>
+          <w:tcPr>
+            <w:tcW w:type="dxa" w:w="3312"/>
+          </w:tcPr>
+          <w:p>
+            <w:pPr>
+              <w:spacing w:after="40" w:before="40"/>
+            </w:pPr>
+            <w:r/>
+            <w:r>
+              <w:rPr>
+                <w:b w:val="0"/>
+                <w:sz w:val="19"/>
+              </w:rPr>
+              <w:t>Defender Pricing – SqlServers</w:t>
+            </w:r>
+          </w:p>
+        </w:tc>
+        <w:tc>
+          <w:tcPr>
+            <w:tcW w:type="dxa" w:w="4176"/>
+          </w:tcPr>
+          <w:p>
+            <w:pPr>
+              <w:spacing w:after="40" w:before="40"/>
+            </w:pPr>
+            <w:r/>
+            <w:r>
+              <w:rPr>
+                <w:b w:val="0"/>
+                <w:sz w:val="19"/>
+              </w:rPr>
+              <w:t>SqlServers</w:t>
+            </w:r>
+          </w:p>
+        </w:tc>
+        <w:tc>
+          <w:tcPr>
+            <w:tcW w:type="dxa" w:w="1440"/>
+          </w:tcPr>
+          <w:p>
+            <w:pPr>
+              <w:spacing w:after="40" w:before="40"/>
+            </w:pPr>
+            <w:r/>
+            <w:r>
+              <w:rPr>
+                <w:b w:val="0"/>
+                <w:sz w:val="19"/>
+              </w:rPr>
+              <w:t>1</w:t>
+            </w:r>
+          </w:p>
+        </w:tc>
+        <w:tc>
+          <w:tcPr>
+            <w:tcW w:type="dxa" w:w="2592"/>
+          </w:tcPr>
+          <w:p>
+            <w:pPr>
+              <w:spacing w:after="40" w:before="40"/>
+            </w:pPr>
+            <w:r/>
+            <w:r>
+              <w:rPr>
+                <w:b w:val="0"/>
+                <w:sz w:val="19"/>
+              </w:rPr>
+              <w:t>Standard: ~€13/Server/Mon.</w:t>
+            </w:r>
+          </w:p>
+        </w:tc>
+      </w:tr>
+      <w:tr>
+        <w:tc>
+          <w:tcPr>
+            <w:tcW w:type="dxa" w:w="3312"/>
+          </w:tcPr>
+          <w:p>
+            <w:pPr>
+              <w:spacing w:after="40" w:before="40"/>
+            </w:pPr>
+            <w:r/>
+            <w:r>
+              <w:rPr>
+                <w:b w:val="0"/>
+                <w:sz w:val="19"/>
+              </w:rPr>
+              <w:t>Defender Pricing – SqlServerVMs</w:t>
+            </w:r>
+          </w:p>
+        </w:tc>
+        <w:tc>
+          <w:tcPr>
+            <w:tcW w:type="dxa" w:w="4176"/>
+          </w:tcPr>
+          <w:p>
+            <w:pPr>
+              <w:spacing w:after="40" w:before="40"/>
+            </w:pPr>
+            <w:r/>
+            <w:r>
+              <w:rPr>
+                <w:b w:val="0"/>
+                <w:sz w:val="19"/>
+              </w:rPr>
+              <w:t>SqlServerVirtualMachines</w:t>
+            </w:r>
+          </w:p>
+        </w:tc>
+        <w:tc>
+          <w:tcPr>
+            <w:tcW w:type="dxa" w:w="1440"/>
+          </w:tcPr>
+          <w:p>
+            <w:pPr>
+              <w:spacing w:after="40" w:before="40"/>
+            </w:pPr>
+            <w:r/>
+            <w:r>
+              <w:rPr>
+                <w:b w:val="0"/>
+                <w:sz w:val="19"/>
+              </w:rPr>
+              <w:t>1</w:t>
+            </w:r>
+          </w:p>
+        </w:tc>
+        <w:tc>
+          <w:tcPr>
+            <w:tcW w:type="dxa" w:w="2592"/>
+          </w:tcPr>
+          <w:p>
+            <w:pPr>
+              <w:spacing w:after="40" w:before="40"/>
+            </w:pPr>
+            <w:r/>
+            <w:r>
+              <w:rPr>
+                <w:b w:val="0"/>
+                <w:sz w:val="19"/>
+              </w:rPr>
+              <w:t>Standard: ~€13/Server/Mon.</w:t>
+            </w:r>
+          </w:p>
+        </w:tc>
+      </w:tr>
+      <w:tr>
+        <w:tc>
+          <w:tcPr>
+            <w:tcW w:type="dxa" w:w="3312"/>
+          </w:tcPr>
+          <w:p>
+            <w:pPr>
+              <w:spacing w:after="40" w:before="40"/>
+            </w:pPr>
+            <w:r/>
+            <w:r>
+              <w:rPr>
+                <w:b w:val="0"/>
+                <w:sz w:val="19"/>
+              </w:rPr>
+              <w:t>Defender Pricing – OSS Datenbanken</w:t>
+            </w:r>
+          </w:p>
+        </w:tc>
+        <w:tc>
+          <w:tcPr>
+            <w:tcW w:type="dxa" w:w="4176"/>
+          </w:tcPr>
+          <w:p>
+            <w:pPr>
+              <w:spacing w:after="40" w:before="40"/>
+            </w:pPr>
+            <w:r/>
+            <w:r>
+              <w:rPr>
+                <w:b w:val="0"/>
+                <w:sz w:val="19"/>
+              </w:rPr>
+              <w:t>OpenSourceRelationalDatabases</w:t>
+            </w:r>
+          </w:p>
+        </w:tc>
+        <w:tc>
+          <w:tcPr>
+            <w:tcW w:type="dxa" w:w="1440"/>
+          </w:tcPr>
+          <w:p>
+            <w:pPr>
+              <w:spacing w:after="40" w:before="40"/>
+            </w:pPr>
+            <w:r/>
+            <w:r>
+              <w:rPr>
+                <w:b w:val="0"/>
+                <w:sz w:val="19"/>
+              </w:rPr>
+              <w:t>1</w:t>
+            </w:r>
+          </w:p>
+        </w:tc>
+        <w:tc>
+          <w:tcPr>
+            <w:tcW w:type="dxa" w:w="2592"/>
+          </w:tcPr>
+          <w:p>
+            <w:pPr>
+              <w:spacing w:after="40" w:before="40"/>
+            </w:pPr>
+            <w:r/>
+            <w:r>
+              <w:rPr>
+                <w:b w:val="0"/>
+                <w:sz w:val="19"/>
+              </w:rPr>
+              <w:t>Standard: ~€13/Server/Mon.</w:t>
+            </w:r>
+          </w:p>
+        </w:tc>
+      </w:tr>
+      <w:tr>
+        <w:tc>
+          <w:tcPr>
+            <w:tcW w:type="dxa" w:w="3312"/>
+          </w:tcPr>
+          <w:p>
+            <w:pPr>
+              <w:spacing w:after="40" w:before="40"/>
+            </w:pPr>
+            <w:r/>
+            <w:r>
+              <w:rPr>
+                <w:b w:val="0"/>
+                <w:sz w:val="19"/>
+              </w:rPr>
+              <w:t>Defender Pricing – CosmosDB</w:t>
+            </w:r>
+          </w:p>
+        </w:tc>
+        <w:tc>
+          <w:tcPr>
+            <w:tcW w:type="dxa" w:w="4176"/>
+          </w:tcPr>
+          <w:p>
+            <w:pPr>
+              <w:spacing w:after="40" w:before="40"/>
+            </w:pPr>
+            <w:r/>
+            <w:r>
+              <w:rPr>
+                <w:b w:val="0"/>
+                <w:sz w:val="19"/>
+              </w:rPr>
+              <w:t>CosmosDbs</w:t>
+            </w:r>
+          </w:p>
+        </w:tc>
+        <w:tc>
+          <w:tcPr>
+            <w:tcW w:type="dxa" w:w="1440"/>
+          </w:tcPr>
+          <w:p>
+            <w:pPr>
+              <w:spacing w:after="40" w:before="40"/>
+            </w:pPr>
+            <w:r/>
+            <w:r>
+              <w:rPr>
+                <w:b w:val="0"/>
+                <w:sz w:val="19"/>
+              </w:rPr>
+              <w:t>1</w:t>
+            </w:r>
+          </w:p>
+        </w:tc>
+        <w:tc>
+          <w:tcPr>
+            <w:tcW w:type="dxa" w:w="2592"/>
+          </w:tcPr>
+          <w:p>
+            <w:pPr>
+              <w:spacing w:after="40" w:before="40"/>
+            </w:pPr>
+            <w:r/>
+            <w:r>
+              <w:rPr>
+                <w:b w:val="0"/>
+                <w:sz w:val="19"/>
+              </w:rPr>
+              <w:t>Standard: per RU</w:t>
+            </w:r>
+          </w:p>
+        </w:tc>
+      </w:tr>
+      <w:tr>
+        <w:tc>
+          <w:tcPr>
+            <w:tcW w:type="dxa" w:w="3312"/>
+          </w:tcPr>
+          <w:p>
+            <w:pPr>
+              <w:spacing w:after="40" w:before="40"/>
+            </w:pPr>
+            <w:r/>
+            <w:r>
+              <w:rPr>
+                <w:b w:val="0"/>
+                <w:sz w:val="19"/>
+              </w:rPr>
+              <w:t>Security Contact</w:t>
+            </w:r>
+          </w:p>
+        </w:tc>
+        <w:tc>
+          <w:tcPr>
+            <w:tcW w:type="dxa" w:w="4176"/>
+          </w:tcPr>
+          <w:p>
+            <w:pPr>
+              <w:spacing w:after="40" w:before="40"/>
+            </w:pPr>
+            <w:r/>
+            <w:r>
+              <w:rPr>
+                <w:b w:val="0"/>
+                <w:sz w:val="19"/>
+              </w:rPr>
+              <w:t>default</w:t>
+            </w:r>
+          </w:p>
+        </w:tc>
+        <w:tc>
+          <w:tcPr>
+            <w:tcW w:type="dxa" w:w="1440"/>
+          </w:tcPr>
+          <w:p>
+            <w:pPr>
+              <w:spacing w:after="40" w:before="40"/>
+            </w:pPr>
+            <w:r/>
+            <w:r>
+              <w:rPr>
+                <w:b w:val="0"/>
+                <w:sz w:val="19"/>
+              </w:rPr>
+              <w:t>1</w:t>
+            </w:r>
+          </w:p>
+        </w:tc>
+        <w:tc>
+          <w:tcPr>
+            <w:tcW w:type="dxa" w:w="2592"/>
+          </w:tcPr>
+          <w:p>
+            <w:pPr>
+              <w:spacing w:after="40" w:before="40"/>
+            </w:pPr>
+            <w:r/>
+            <w:r>
+              <w:rPr>
+                <w:b w:val="0"/>
+                <w:sz w:val="19"/>
+              </w:rPr>
+              <w:t>Kostenlos</w:t>
+            </w:r>
+          </w:p>
+        </w:tc>
+      </w:tr>
+      <w:tr>
+        <w:tc>
+          <w:tcPr>
+            <w:tcW w:type="dxa" w:w="3312"/>
+          </w:tcPr>
+          <w:p>
+            <w:pPr>
+              <w:spacing w:after="40" w:before="40"/>
+            </w:pPr>
+            <w:r/>
+            <w:r>
+              <w:rPr>
+                <w:b w:val="0"/>
+                <w:sz w:val="19"/>
+              </w:rPr>
+              <w:t>Diagnostic Settings (Activity-Log → LAW)</w:t>
+            </w:r>
+          </w:p>
+        </w:tc>
+        <w:tc>
+          <w:tcPr>
+            <w:tcW w:type="dxa" w:w="4176"/>
+          </w:tcPr>
+          <w:p>
+            <w:pPr>
+              <w:spacing w:after="40" w:before="40"/>
+            </w:pPr>
+            <w:r/>
+            <w:r>
+              <w:rPr>
+                <w:b w:val="0"/>
+                <w:sz w:val="19"/>
+              </w:rPr>
+              <w:t>alz-activitylog-to-law</w:t>
+            </w:r>
+          </w:p>
+        </w:tc>
+        <w:tc>
+          <w:tcPr>
+            <w:tcW w:type="dxa" w:w="1440"/>
+          </w:tcPr>
+          <w:p>
+            <w:pPr>
+              <w:spacing w:after="40" w:before="40"/>
+            </w:pPr>
+            <w:r/>
+            <w:r>
+              <w:rPr>
+                <w:b w:val="0"/>
+                <w:sz w:val="19"/>
+              </w:rPr>
+              <w:t>1</w:t>
+            </w:r>
+          </w:p>
+        </w:tc>
+        <w:tc>
+          <w:tcPr>
+            <w:tcW w:type="dxa" w:w="2592"/>
+          </w:tcPr>
+          <w:p>
+            <w:pPr>
+              <w:spacing w:after="40" w:before="40"/>
+            </w:pPr>
+            <w:r/>
+            <w:r>
+              <w:rPr>
+                <w:b w:val="0"/>
+                <w:sz w:val="19"/>
+              </w:rPr>
+              <w:t>Im LAW enthalten</w:t>
+            </w:r>
+          </w:p>
+        </w:tc>
+      </w:tr>
+    </w:tbl>
+    <w:p/>
+    <w:p>
+      <w:pPr>
+        <w:pStyle w:val="Heading2"/>
+      </w:pPr>
+      <w:r>
+        <w:t>5.4 Hub Networking (Connectivity-Subscription)</w:t>
+      </w:r>
+    </w:p>
+    <w:tbl>
+      <w:tblPr>
+        <w:tblStyle w:val="LightGrid-Accent1"/>
+        <w:tblW w:type="auto" w:w="0"/>
+        <w:jc w:val="center"/>
+        <w:tblLook w:firstColumn="1" w:firstRow="1" w:lastColumn="0" w:lastRow="0" w:noHBand="0" w:noVBand="1" w:val="04A0"/>
+      </w:tblPr>
+      <w:tblGrid>
+        <w:gridCol w:w="2160"/>
+        <w:gridCol w:w="2160"/>
+        <w:gridCol w:w="2160"/>
+        <w:gridCol w:w="2160"/>
+      </w:tblGrid>
+      <w:tr>
+        <w:tc>
+          <w:tcPr>
+            <w:tcW w:type="dxa" w:w="3312"/>
+            <w:shd w:val="clear" w:color="auto" w:fill="0078D4"/>
+          </w:tcPr>
+          <w:p>
+            <w:pPr>
+              <w:spacing w:after="40" w:before="40"/>
+            </w:pPr>
+            <w:r/>
+            <w:r>
+              <w:rPr>
+                <w:b/>
+                <w:color w:val="FFFFFF"/>
+                <w:sz w:val="19"/>
+              </w:rPr>
+              <w:t>Ressourcentyp</w:t>
+            </w:r>
+          </w:p>
+        </w:tc>
+        <w:tc>
+          <w:tcPr>
+            <w:tcW w:type="dxa" w:w="4608"/>
+            <w:shd w:val="clear" w:color="auto" w:fill="0078D4"/>
+          </w:tcPr>
+          <w:p>
+            <w:pPr>
+              <w:spacing w:after="40" w:before="40"/>
+            </w:pPr>
+            <w:r/>
+            <w:r>
+              <w:rPr>
+                <w:b/>
+                <w:color w:val="FFFFFF"/>
+                <w:sz w:val="19"/>
+              </w:rPr>
+              <w:t>Name / Konvention</w:t>
+            </w:r>
+          </w:p>
+        </w:tc>
+        <w:tc>
+          <w:tcPr>
+            <w:tcW w:type="dxa" w:w="1008"/>
+            <w:shd w:val="clear" w:color="auto" w:fill="0078D4"/>
+          </w:tcPr>
+          <w:p>
+            <w:pPr>
+              <w:spacing w:after="40" w:before="40"/>
+            </w:pPr>
+            <w:r/>
+            <w:r>
+              <w:rPr>
+                <w:b/>
+                <w:color w:val="FFFFFF"/>
+                <w:sz w:val="19"/>
+              </w:rPr>
+              <w:t>Anzahl</w:t>
+            </w:r>
+          </w:p>
+        </w:tc>
+        <w:tc>
+          <w:tcPr>
+            <w:tcW w:type="dxa" w:w="2592"/>
+            <w:shd w:val="clear" w:color="auto" w:fill="0078D4"/>
+          </w:tcPr>
+          <w:p>
+            <w:pPr>
+              <w:spacing w:after="40" w:before="40"/>
+            </w:pPr>
+            <w:r/>
+            <w:r>
+              <w:rPr>
+                <w:b/>
+                <w:color w:val="FFFFFF"/>
+                <w:sz w:val="19"/>
+              </w:rPr>
+              <w:t>Kosten</w:t>
+            </w:r>
+          </w:p>
+        </w:tc>
+      </w:tr>
+      <w:tr>
+        <w:tc>
+          <w:tcPr>
+            <w:tcW w:type="dxa" w:w="3312"/>
+          </w:tcPr>
+          <w:p>
+            <w:pPr>
+              <w:spacing w:after="40" w:before="40"/>
+            </w:pPr>
+            <w:r/>
+            <w:r>
+              <w:rPr>
+                <w:b w:val="0"/>
+                <w:sz w:val="19"/>
+              </w:rPr>
+              <w:t>Resource Group</w:t>
+            </w:r>
+          </w:p>
+        </w:tc>
+        <w:tc>
+          <w:tcPr>
+            <w:tcW w:type="dxa" w:w="4608"/>
+          </w:tcPr>
+          <w:p>
+            <w:pPr>
+              <w:spacing w:after="40" w:before="40"/>
+            </w:pPr>
+            <w:r/>
+            <w:r>
+              <w:rPr>
+                <w:b w:val="0"/>
+                <w:sz w:val="19"/>
+              </w:rPr>
+              <w:t>rg-alz-conn-germanywestcentral</w:t>
+            </w:r>
+          </w:p>
+        </w:tc>
+        <w:tc>
+          <w:tcPr>
+            <w:tcW w:type="dxa" w:w="1008"/>
+          </w:tcPr>
+          <w:p>
+            <w:pPr>
+              <w:spacing w:after="40" w:before="40"/>
+            </w:pPr>
+            <w:r/>
+            <w:r>
+              <w:rPr>
+                <w:b w:val="0"/>
+                <w:sz w:val="19"/>
+              </w:rPr>
+              <w:t>1</w:t>
+            </w:r>
+          </w:p>
+        </w:tc>
+        <w:tc>
+          <w:tcPr>
+            <w:tcW w:type="dxa" w:w="2592"/>
+          </w:tcPr>
+          <w:p>
+            <w:pPr>
+              <w:spacing w:after="40" w:before="40"/>
+            </w:pPr>
+            <w:r/>
+            <w:r>
+              <w:rPr>
+                <w:b w:val="0"/>
+                <w:sz w:val="19"/>
+              </w:rPr>
+              <w:t>Kostenlos</w:t>
+            </w:r>
+          </w:p>
+        </w:tc>
+      </w:tr>
+      <w:tr>
+        <w:tc>
+          <w:tcPr>
+            <w:tcW w:type="dxa" w:w="3312"/>
+          </w:tcPr>
+          <w:p>
+            <w:pPr>
+              <w:spacing w:after="40" w:before="40"/>
+            </w:pPr>
+            <w:r/>
+            <w:r>
+              <w:rPr>
+                <w:b w:val="0"/>
+                <w:sz w:val="19"/>
+              </w:rPr>
+              <w:t>Virtual Network (Hub primär)</w:t>
+            </w:r>
+          </w:p>
+        </w:tc>
+        <w:tc>
+          <w:tcPr>
+            <w:tcW w:type="dxa" w:w="4608"/>
+          </w:tcPr>
+          <w:p>
+            <w:pPr>
+              <w:spacing w:after="40" w:before="40"/>
+            </w:pPr>
+            <w:r/>
+            <w:r>
+              <w:rPr>
+                <w:b w:val="0"/>
+                <w:sz w:val="19"/>
+              </w:rPr>
+              <w:t>vnet-alz-germanywestcentral (10.0.0.0/22)</w:t>
+            </w:r>
+          </w:p>
+        </w:tc>
+        <w:tc>
+          <w:tcPr>
+            <w:tcW w:type="dxa" w:w="1008"/>
+          </w:tcPr>
+          <w:p>
+            <w:pPr>
+              <w:spacing w:after="40" w:before="40"/>
+            </w:pPr>
+            <w:r/>
+            <w:r>
+              <w:rPr>
+                <w:b w:val="0"/>
+                <w:sz w:val="19"/>
+              </w:rPr>
+              <w:t>1</w:t>
+            </w:r>
+          </w:p>
+        </w:tc>
+        <w:tc>
+          <w:tcPr>
+            <w:tcW w:type="dxa" w:w="2592"/>
+          </w:tcPr>
+          <w:p>
+            <w:pPr>
+              <w:spacing w:after="40" w:before="40"/>
+            </w:pPr>
+            <w:r/>
+            <w:r>
+              <w:rPr>
+                <w:b w:val="0"/>
+                <w:sz w:val="19"/>
+              </w:rPr>
+              <w:t>Kostenlos</w:t>
+            </w:r>
+          </w:p>
+        </w:tc>
+      </w:tr>
+      <w:tr>
+        <w:tc>
+          <w:tcPr>
+            <w:tcW w:type="dxa" w:w="3312"/>
+          </w:tcPr>
+          <w:p>
+            <w:pPr>
+              <w:spacing w:after="40" w:before="40"/>
+            </w:pPr>
+            <w:r/>
+            <w:r>
+              <w:rPr>
+                <w:b w:val="0"/>
+                <w:sz w:val="19"/>
+              </w:rPr>
+              <w:t>Virtual Network (Hub sekundär)</w:t>
+            </w:r>
+          </w:p>
+        </w:tc>
+        <w:tc>
+          <w:tcPr>
+            <w:tcW w:type="dxa" w:w="4608"/>
+          </w:tcPr>
+          <w:p>
+            <w:pPr>
+              <w:spacing w:after="40" w:before="40"/>
+            </w:pPr>
+            <w:r/>
+            <w:r>
+              <w:rPr>
+                <w:b w:val="0"/>
+                <w:sz w:val="19"/>
+              </w:rPr>
+              <w:t>vnet-alz-northeurope (10.1.0.0/22)</w:t>
+            </w:r>
+          </w:p>
+        </w:tc>
+        <w:tc>
+          <w:tcPr>
+            <w:tcW w:type="dxa" w:w="1008"/>
+          </w:tcPr>
+          <w:p>
+            <w:pPr>
+              <w:spacing w:after="40" w:before="40"/>
+            </w:pPr>
+            <w:r/>
+            <w:r>
+              <w:rPr>
+                <w:b w:val="0"/>
+                <w:sz w:val="19"/>
+              </w:rPr>
+              <w:t>1</w:t>
+            </w:r>
+          </w:p>
+        </w:tc>
+        <w:tc>
+          <w:tcPr>
+            <w:tcW w:type="dxa" w:w="2592"/>
+          </w:tcPr>
+          <w:p>
+            <w:pPr>
+              <w:spacing w:after="40" w:before="40"/>
+            </w:pPr>
+            <w:r/>
+            <w:r>
+              <w:rPr>
+                <w:b w:val="0"/>
+                <w:sz w:val="19"/>
+              </w:rPr>
+              <w:t>Kostenlos</w:t>
+            </w:r>
+          </w:p>
+        </w:tc>
+      </w:tr>
+      <w:tr>
+        <w:tc>
+          <w:tcPr>
+            <w:tcW w:type="dxa" w:w="3312"/>
+          </w:tcPr>
+          <w:p>
+            <w:pPr>
+              <w:spacing w:after="40" w:before="40"/>
+            </w:pPr>
+            <w:r/>
+            <w:r>
+              <w:rPr>
+                <w:b w:val="0"/>
+                <w:sz w:val="19"/>
+              </w:rPr>
+              <w:t>Azure Firewall</w:t>
+            </w:r>
+          </w:p>
+        </w:tc>
+        <w:tc>
+          <w:tcPr>
+            <w:tcW w:type="dxa" w:w="4608"/>
+          </w:tcPr>
+          <w:p>
+            <w:pPr>
+              <w:spacing w:after="40" w:before="40"/>
+            </w:pPr>
+            <w:r/>
+            <w:r>
+              <w:rPr>
+                <w:b w:val="0"/>
+                <w:sz w:val="19"/>
+              </w:rPr>
+              <w:t>afw-alz-germanywestcentral</w:t>
+            </w:r>
+          </w:p>
+        </w:tc>
+        <w:tc>
+          <w:tcPr>
+            <w:tcW w:type="dxa" w:w="1008"/>
+          </w:tcPr>
+          <w:p>
+            <w:pPr>
+              <w:spacing w:after="40" w:before="40"/>
+            </w:pPr>
+            <w:r/>
+            <w:r>
+              <w:rPr>
+                <w:b w:val="0"/>
+                <w:sz w:val="19"/>
+              </w:rPr>
+              <w:t>1</w:t>
+            </w:r>
+          </w:p>
+        </w:tc>
+        <w:tc>
+          <w:tcPr>
+            <w:tcW w:type="dxa" w:w="2592"/>
+          </w:tcPr>
+          <w:p>
+            <w:pPr>
+              <w:spacing w:after="40" w:before="40"/>
+            </w:pPr>
+            <w:r/>
+            <w:r>
+              <w:rPr>
+                <w:b w:val="0"/>
+                <w:sz w:val="19"/>
+              </w:rPr>
+              <w:t>~€1.100/Monat</w:t>
+            </w:r>
+          </w:p>
+        </w:tc>
+      </w:tr>
+      <w:tr>
+        <w:tc>
+          <w:tcPr>
+            <w:tcW w:type="dxa" w:w="3312"/>
+          </w:tcPr>
+          <w:p>
+            <w:pPr>
+              <w:spacing w:after="40" w:before="40"/>
+            </w:pPr>
+            <w:r/>
+            <w:r>
+              <w:rPr>
+                <w:b w:val="0"/>
+                <w:sz w:val="19"/>
+              </w:rPr>
+              <w:t>Firewall Policy</w:t>
+            </w:r>
+          </w:p>
+        </w:tc>
+        <w:tc>
+          <w:tcPr>
+            <w:tcW w:type="dxa" w:w="4608"/>
+          </w:tcPr>
+          <w:p>
+            <w:pPr>
+              <w:spacing w:after="40" w:before="40"/>
+            </w:pPr>
+            <w:r/>
+            <w:r>
+              <w:rPr>
+                <w:b w:val="0"/>
+                <w:sz w:val="19"/>
+              </w:rPr>
+              <w:t>afwp-alz-germanywestcentral</w:t>
+            </w:r>
+          </w:p>
+        </w:tc>
+        <w:tc>
+          <w:tcPr>
+            <w:tcW w:type="dxa" w:w="1008"/>
+          </w:tcPr>
+          <w:p>
+            <w:pPr>
+              <w:spacing w:after="40" w:before="40"/>
+            </w:pPr>
+            <w:r/>
+            <w:r>
+              <w:rPr>
+                <w:b w:val="0"/>
+                <w:sz w:val="19"/>
+              </w:rPr>
+              <w:t>1</w:t>
+            </w:r>
+          </w:p>
+        </w:tc>
+        <w:tc>
+          <w:tcPr>
+            <w:tcW w:type="dxa" w:w="2592"/>
+          </w:tcPr>
+          <w:p>
+            <w:pPr>
+              <w:spacing w:after="40" w:before="40"/>
+            </w:pPr>
+            <w:r/>
+            <w:r>
+              <w:rPr>
+                <w:b w:val="0"/>
+                <w:sz w:val="19"/>
+              </w:rPr>
+              <w:t>Kostenlos</w:t>
+            </w:r>
+          </w:p>
+        </w:tc>
+      </w:tr>
+      <w:tr>
+        <w:tc>
+          <w:tcPr>
+            <w:tcW w:type="dxa" w:w="3312"/>
+          </w:tcPr>
+          <w:p>
+            <w:pPr>
+              <w:spacing w:after="40" w:before="40"/>
+            </w:pPr>
+            <w:r/>
+            <w:r>
+              <w:rPr>
+                <w:b w:val="0"/>
+                <w:sz w:val="19"/>
+              </w:rPr>
+              <w:t>Azure Bastion</w:t>
+            </w:r>
+          </w:p>
+        </w:tc>
+        <w:tc>
+          <w:tcPr>
+            <w:tcW w:type="dxa" w:w="4608"/>
+          </w:tcPr>
+          <w:p>
+            <w:pPr>
+              <w:spacing w:after="40" w:before="40"/>
+            </w:pPr>
+            <w:r/>
+            <w:r>
+              <w:rPr>
+                <w:b w:val="0"/>
+                <w:sz w:val="19"/>
+              </w:rPr>
+              <w:t>bas-alz-germanywestcentral</w:t>
+            </w:r>
+          </w:p>
+        </w:tc>
+        <w:tc>
+          <w:tcPr>
+            <w:tcW w:type="dxa" w:w="1008"/>
+          </w:tcPr>
+          <w:p>
+            <w:pPr>
+              <w:spacing w:after="40" w:before="40"/>
+            </w:pPr>
+            <w:r/>
+            <w:r>
+              <w:rPr>
+                <w:b w:val="0"/>
+                <w:sz w:val="19"/>
+              </w:rPr>
+              <w:t>1</w:t>
+            </w:r>
+          </w:p>
+        </w:tc>
+        <w:tc>
+          <w:tcPr>
+            <w:tcW w:type="dxa" w:w="2592"/>
+          </w:tcPr>
+          <w:p>
+            <w:pPr>
+              <w:spacing w:after="40" w:before="40"/>
+            </w:pPr>
+            <w:r/>
+            <w:r>
+              <w:rPr>
+                <w:b w:val="0"/>
+                <w:sz w:val="19"/>
+              </w:rPr>
+              <w:t>~€120/Monat</w:t>
+            </w:r>
+          </w:p>
+        </w:tc>
+      </w:tr>
+      <w:tr>
+        <w:tc>
+          <w:tcPr>
+            <w:tcW w:type="dxa" w:w="3312"/>
+          </w:tcPr>
+          <w:p>
+            <w:pPr>
+              <w:spacing w:after="40" w:before="40"/>
+            </w:pPr>
+            <w:r/>
+            <w:r>
+              <w:rPr>
+                <w:b w:val="0"/>
+                <w:sz w:val="19"/>
+              </w:rPr>
+              <w:t>Public IP – Firewall</w:t>
+            </w:r>
+          </w:p>
+        </w:tc>
+        <w:tc>
+          <w:tcPr>
+            <w:tcW w:type="dxa" w:w="4608"/>
+          </w:tcPr>
+          <w:p>
+            <w:pPr>
+              <w:spacing w:after="40" w:before="40"/>
+            </w:pPr>
+            <w:r/>
+            <w:r>
+              <w:rPr>
+                <w:b w:val="0"/>
+                <w:sz w:val="19"/>
+              </w:rPr>
+              <w:t>pip-afw-alz-germanywestcentral</w:t>
+            </w:r>
+          </w:p>
+        </w:tc>
+        <w:tc>
+          <w:tcPr>
+            <w:tcW w:type="dxa" w:w="1008"/>
+          </w:tcPr>
+          <w:p>
+            <w:pPr>
+              <w:spacing w:after="40" w:before="40"/>
+            </w:pPr>
+            <w:r/>
+            <w:r>
+              <w:rPr>
+                <w:b w:val="0"/>
+                <w:sz w:val="19"/>
+              </w:rPr>
+              <w:t>1</w:t>
+            </w:r>
+          </w:p>
+        </w:tc>
+        <w:tc>
+          <w:tcPr>
+            <w:tcW w:type="dxa" w:w="2592"/>
+          </w:tcPr>
+          <w:p>
+            <w:pPr>
+              <w:spacing w:after="40" w:before="40"/>
+            </w:pPr>
+            <w:r/>
+            <w:r>
+              <w:rPr>
+                <w:b w:val="0"/>
+                <w:sz w:val="19"/>
+              </w:rPr>
+              <w:t>~€3/Monat</w:t>
+            </w:r>
+          </w:p>
+        </w:tc>
+      </w:tr>
+      <w:tr>
+        <w:tc>
+          <w:tcPr>
+            <w:tcW w:type="dxa" w:w="3312"/>
+          </w:tcPr>
+          <w:p>
+            <w:pPr>
+              <w:spacing w:after="40" w:before="40"/>
+            </w:pPr>
+            <w:r/>
+            <w:r>
+              <w:rPr>
+                <w:b w:val="0"/>
+                <w:sz w:val="19"/>
+              </w:rPr>
+              <w:t>Public IP – Bastion</w:t>
+            </w:r>
+          </w:p>
+        </w:tc>
+        <w:tc>
+          <w:tcPr>
+            <w:tcW w:type="dxa" w:w="4608"/>
+          </w:tcPr>
+          <w:p>
+            <w:pPr>
+              <w:spacing w:after="40" w:before="40"/>
+            </w:pPr>
+            <w:r/>
+            <w:r>
+              <w:rPr>
+                <w:b w:val="0"/>
+                <w:sz w:val="19"/>
+              </w:rPr>
+              <w:t>pip-bas-alz-germanywestcentral</w:t>
+            </w:r>
+          </w:p>
+        </w:tc>
+        <w:tc>
+          <w:tcPr>
+            <w:tcW w:type="dxa" w:w="1008"/>
+          </w:tcPr>
+          <w:p>
+            <w:pPr>
+              <w:spacing w:after="40" w:before="40"/>
+            </w:pPr>
+            <w:r/>
+            <w:r>
+              <w:rPr>
+                <w:b w:val="0"/>
+                <w:sz w:val="19"/>
+              </w:rPr>
+              <w:t>1</w:t>
+            </w:r>
+          </w:p>
+        </w:tc>
+        <w:tc>
+          <w:tcPr>
+            <w:tcW w:type="dxa" w:w="2592"/>
+          </w:tcPr>
+          <w:p>
+            <w:pPr>
+              <w:spacing w:after="40" w:before="40"/>
+            </w:pPr>
+            <w:r/>
+            <w:r>
+              <w:rPr>
+                <w:b w:val="0"/>
+                <w:sz w:val="19"/>
+              </w:rPr>
+              <w:t>~€3/Monat</w:t>
+            </w:r>
+          </w:p>
+        </w:tc>
+      </w:tr>
+      <w:tr>
+        <w:tc>
+          <w:tcPr>
+            <w:tcW w:type="dxa" w:w="3312"/>
+          </w:tcPr>
+          <w:p>
+            <w:pPr>
+              <w:spacing w:after="40" w:before="40"/>
+            </w:pPr>
+            <w:r/>
+            <w:r>
+              <w:rPr>
+                <w:b w:val="0"/>
+                <w:sz w:val="19"/>
+              </w:rPr>
+              <w:t>VNet Peering Hub↔Hub</w:t>
+            </w:r>
+          </w:p>
+        </w:tc>
+        <w:tc>
+          <w:tcPr>
+            <w:tcW w:type="dxa" w:w="4608"/>
+          </w:tcPr>
+          <w:p>
+            <w:pPr>
+              <w:spacing w:after="40" w:before="40"/>
+            </w:pPr>
+            <w:r/>
+            <w:r>
+              <w:rPr>
+                <w:b w:val="0"/>
+                <w:sz w:val="19"/>
+              </w:rPr>
+              <w:t>Hub GWC ↔ Hub NE (bidirektional)</w:t>
+            </w:r>
+          </w:p>
+        </w:tc>
+        <w:tc>
+          <w:tcPr>
+            <w:tcW w:type="dxa" w:w="1008"/>
+          </w:tcPr>
+          <w:p>
+            <w:pPr>
+              <w:spacing w:after="40" w:before="40"/>
+            </w:pPr>
+            <w:r/>
+            <w:r>
+              <w:rPr>
+                <w:b w:val="0"/>
+                <w:sz w:val="19"/>
+              </w:rPr>
+              <w:t>2</w:t>
+            </w:r>
+          </w:p>
+        </w:tc>
+        <w:tc>
+          <w:tcPr>
+            <w:tcW w:type="dxa" w:w="2592"/>
+          </w:tcPr>
+          <w:p>
+            <w:pPr>
+              <w:spacing w:after="40" w:before="40"/>
+            </w:pPr>
+            <w:r/>
+            <w:r>
+              <w:rPr>
+                <w:b w:val="0"/>
+                <w:sz w:val="19"/>
+              </w:rPr>
+              <w:t>Gering (Datenübertragung)</w:t>
+            </w:r>
+          </w:p>
+        </w:tc>
+      </w:tr>
+      <w:tr>
+        <w:tc>
+          <w:tcPr>
+            <w:tcW w:type="dxa" w:w="3312"/>
+          </w:tcPr>
+          <w:p>
+            <w:pPr>
+              <w:spacing w:after="40" w:before="40"/>
+            </w:pPr>
+            <w:r/>
+            <w:r>
+              <w:rPr>
+                <w:b w:val="0"/>
+                <w:sz w:val="19"/>
+              </w:rPr>
+              <w:t>Private DNS Zone</w:t>
+            </w:r>
+          </w:p>
+        </w:tc>
+        <w:tc>
+          <w:tcPr>
+            <w:tcW w:type="dxa" w:w="4608"/>
+          </w:tcPr>
+          <w:p>
+            <w:pPr>
+              <w:spacing w:after="40" w:before="40"/>
+            </w:pPr>
+            <w:r/>
+            <w:r>
+              <w:rPr>
+                <w:b w:val="0"/>
+                <w:sz w:val="19"/>
+              </w:rPr>
+              <w:t>privatelink.*.azure.com / privatelink.*.core.*</w:t>
+            </w:r>
+          </w:p>
+        </w:tc>
+        <w:tc>
+          <w:tcPr>
+            <w:tcW w:type="dxa" w:w="1008"/>
+          </w:tcPr>
+          <w:p>
+            <w:pPr>
+              <w:spacing w:after="40" w:before="40"/>
+            </w:pPr>
+            <w:r/>
+            <w:r>
+              <w:rPr>
+                <w:b w:val="0"/>
+                <w:sz w:val="19"/>
+              </w:rPr>
+              <w:t>37</w:t>
+            </w:r>
+          </w:p>
+        </w:tc>
+        <w:tc>
+          <w:tcPr>
+            <w:tcW w:type="dxa" w:w="2592"/>
+          </w:tcPr>
+          <w:p>
+            <w:pPr>
+              <w:spacing w:after="40" w:before="40"/>
+            </w:pPr>
+            <w:r/>
+            <w:r>
+              <w:rPr>
+                <w:b w:val="0"/>
+                <w:sz w:val="19"/>
+              </w:rPr>
+              <w:t>~€0,90/Zone/Mon.</w:t>
+            </w:r>
+          </w:p>
+        </w:tc>
+      </w:tr>
+      <w:tr>
+        <w:tc>
+          <w:tcPr>
+            <w:tcW w:type="dxa" w:w="3312"/>
+          </w:tcPr>
+          <w:p>
+            <w:pPr>
+              <w:spacing w:after="40" w:before="40"/>
+            </w:pPr>
+            <w:r/>
+            <w:r>
+              <w:rPr>
+                <w:b w:val="0"/>
+                <w:sz w:val="19"/>
+              </w:rPr>
+              <w:t>DNS Private Resolver (optional)</w:t>
+            </w:r>
+          </w:p>
+        </w:tc>
+        <w:tc>
+          <w:tcPr>
+            <w:tcW w:type="dxa" w:w="4608"/>
+          </w:tcPr>
+          <w:p>
+            <w:pPr>
+              <w:spacing w:after="40" w:before="40"/>
+            </w:pPr>
+            <w:r/>
+            <w:r>
+              <w:rPr>
+                <w:b w:val="0"/>
+                <w:sz w:val="19"/>
+              </w:rPr>
+              <w:t>dnspr-alz-germanywestcentral</w:t>
+            </w:r>
+          </w:p>
+        </w:tc>
+        <w:tc>
+          <w:tcPr>
+            <w:tcW w:type="dxa" w:w="1008"/>
+          </w:tcPr>
+          <w:p>
+            <w:pPr>
+              <w:spacing w:after="40" w:before="40"/>
+            </w:pPr>
+            <w:r/>
+            <w:r>
+              <w:rPr>
+                <w:b w:val="0"/>
+                <w:sz w:val="19"/>
+              </w:rPr>
+              <w:t>0–1</w:t>
+            </w:r>
+          </w:p>
+        </w:tc>
+        <w:tc>
+          <w:tcPr>
+            <w:tcW w:type="dxa" w:w="2592"/>
+          </w:tcPr>
+          <w:p>
+            <w:pPr>
+              <w:spacing w:after="40" w:before="40"/>
+            </w:pPr>
+            <w:r/>
+            <w:r>
+              <w:rPr>
+                <w:b w:val="0"/>
+                <w:sz w:val="19"/>
+              </w:rPr>
+              <w:t>~€25/Monat (bei Aktivierung)</w:t>
+            </w:r>
+          </w:p>
+        </w:tc>
+      </w:tr>
+    </w:tbl>
+    <w:p/>
+    <w:p>
+      <w:pPr>
+        <w:pStyle w:val="Heading2"/>
+      </w:pPr>
+      <w:r>
+        <w:t>5.5 Spoke Networking (Workload-Subscription, je Landing Zone)</w:t>
+      </w:r>
+    </w:p>
+    <w:tbl>
+      <w:tblPr>
+        <w:tblStyle w:val="LightGrid-Accent1"/>
+        <w:tblW w:type="auto" w:w="0"/>
+        <w:jc w:val="center"/>
+        <w:tblLook w:firstColumn="1" w:firstRow="1" w:lastColumn="0" w:lastRow="0" w:noHBand="0" w:noVBand="1" w:val="04A0"/>
+      </w:tblPr>
+      <w:tblGrid>
+        <w:gridCol w:w="2160"/>
+        <w:gridCol w:w="2160"/>
+        <w:gridCol w:w="2160"/>
+        <w:gridCol w:w="2160"/>
+      </w:tblGrid>
+      <w:tr>
+        <w:tc>
+          <w:tcPr>
+            <w:tcW w:type="dxa" w:w="3312"/>
+            <w:shd w:val="clear" w:color="auto" w:fill="0078D4"/>
+          </w:tcPr>
+          <w:p>
+            <w:pPr>
+              <w:spacing w:after="40" w:before="40"/>
+            </w:pPr>
+            <w:r/>
+            <w:r>
+              <w:rPr>
+                <w:b/>
+                <w:color w:val="FFFFFF"/>
+                <w:sz w:val="19"/>
+              </w:rPr>
+              <w:t>Ressourcentyp</w:t>
+            </w:r>
+          </w:p>
+        </w:tc>
+        <w:tc>
+          <w:tcPr>
+            <w:tcW w:type="dxa" w:w="4608"/>
+            <w:shd w:val="clear" w:color="auto" w:fill="0078D4"/>
+          </w:tcPr>
+          <w:p>
+            <w:pPr>
+              <w:spacing w:after="40" w:before="40"/>
+            </w:pPr>
+            <w:r/>
+            <w:r>
+              <w:rPr>
+                <w:b/>
+                <w:color w:val="FFFFFF"/>
+                <w:sz w:val="19"/>
+              </w:rPr>
+              <w:t>Name / Konvention</w:t>
+            </w:r>
+          </w:p>
+        </w:tc>
+        <w:tc>
+          <w:tcPr>
+            <w:tcW w:type="dxa" w:w="1008"/>
+            <w:shd w:val="clear" w:color="auto" w:fill="0078D4"/>
+          </w:tcPr>
+          <w:p>
+            <w:pPr>
+              <w:spacing w:after="40" w:before="40"/>
+            </w:pPr>
+            <w:r/>
+            <w:r>
+              <w:rPr>
+                <w:b/>
+                <w:color w:val="FFFFFF"/>
+                <w:sz w:val="19"/>
+              </w:rPr>
+              <w:t>Anzahl</w:t>
+            </w:r>
+          </w:p>
+        </w:tc>
+        <w:tc>
+          <w:tcPr>
+            <w:tcW w:type="dxa" w:w="2592"/>
+            <w:shd w:val="clear" w:color="auto" w:fill="0078D4"/>
+          </w:tcPr>
+          <w:p>
+            <w:pPr>
+              <w:spacing w:after="40" w:before="40"/>
+            </w:pPr>
+            <w:r/>
+            <w:r>
+              <w:rPr>
+                <w:b/>
+                <w:color w:val="FFFFFF"/>
+                <w:sz w:val="19"/>
+              </w:rPr>
+              <w:t>Kosten</w:t>
+            </w:r>
+          </w:p>
+        </w:tc>
+      </w:tr>
+      <w:tr>
+        <w:tc>
+          <w:tcPr>
+            <w:tcW w:type="dxa" w:w="3312"/>
+          </w:tcPr>
+          <w:p>
+            <w:pPr>
+              <w:spacing w:after="40" w:before="40"/>
+            </w:pPr>
+            <w:r/>
+            <w:r>
+              <w:rPr>
+                <w:b w:val="0"/>
+                <w:sz w:val="19"/>
+              </w:rPr>
+              <w:t>Resource Group</w:t>
+            </w:r>
+          </w:p>
+        </w:tc>
+        <w:tc>
+          <w:tcPr>
+            <w:tcW w:type="dxa" w:w="4608"/>
+          </w:tcPr>
+          <w:p>
+            <w:pPr>
+              <w:spacing w:after="40" w:before="40"/>
+            </w:pPr>
+            <w:r/>
+            <w:r>
+              <w:rPr>
+                <w:b w:val="0"/>
+                <w:sz w:val="19"/>
+              </w:rPr>
+              <w:t>rg-alz-spoke-&lt;workload&gt;-&lt;region&gt;</w:t>
+            </w:r>
+          </w:p>
+        </w:tc>
+        <w:tc>
+          <w:tcPr>
+            <w:tcW w:type="dxa" w:w="1008"/>
+          </w:tcPr>
+          <w:p>
+            <w:pPr>
+              <w:spacing w:after="40" w:before="40"/>
+            </w:pPr>
+            <w:r/>
+            <w:r>
+              <w:rPr>
+                <w:b w:val="0"/>
+                <w:sz w:val="19"/>
+              </w:rPr>
+              <w:t>1</w:t>
+            </w:r>
+          </w:p>
+        </w:tc>
+        <w:tc>
+          <w:tcPr>
+            <w:tcW w:type="dxa" w:w="2592"/>
+          </w:tcPr>
+          <w:p>
+            <w:pPr>
+              <w:spacing w:after="40" w:before="40"/>
+            </w:pPr>
+            <w:r/>
+            <w:r>
+              <w:rPr>
+                <w:b w:val="0"/>
+                <w:sz w:val="19"/>
+              </w:rPr>
+              <w:t>Kostenlos</w:t>
+            </w:r>
+          </w:p>
+        </w:tc>
+      </w:tr>
+      <w:tr>
+        <w:tc>
+          <w:tcPr>
+            <w:tcW w:type="dxa" w:w="3312"/>
+          </w:tcPr>
+          <w:p>
+            <w:pPr>
+              <w:spacing w:after="40" w:before="40"/>
+            </w:pPr>
+            <w:r/>
+            <w:r>
+              <w:rPr>
+                <w:b w:val="0"/>
+                <w:sz w:val="19"/>
+              </w:rPr>
+              <w:t>Virtual Network (Spoke)</w:t>
+            </w:r>
+          </w:p>
+        </w:tc>
+        <w:tc>
+          <w:tcPr>
+            <w:tcW w:type="dxa" w:w="4608"/>
+          </w:tcPr>
+          <w:p>
+            <w:pPr>
+              <w:spacing w:after="40" w:before="40"/>
+            </w:pPr>
+            <w:r/>
+            <w:r>
+              <w:rPr>
+                <w:b w:val="0"/>
+                <w:sz w:val="19"/>
+              </w:rPr>
+              <w:t>vnet-&lt;workload&gt;-&lt;region&gt; (z. B. 10.2.0.0/24)</w:t>
+            </w:r>
+          </w:p>
+        </w:tc>
+        <w:tc>
+          <w:tcPr>
+            <w:tcW w:type="dxa" w:w="1008"/>
+          </w:tcPr>
+          <w:p>
+            <w:pPr>
+              <w:spacing w:after="40" w:before="40"/>
+            </w:pPr>
+            <w:r/>
+            <w:r>
+              <w:rPr>
+                <w:b w:val="0"/>
+                <w:sz w:val="19"/>
+              </w:rPr>
+              <w:t>1</w:t>
+            </w:r>
+          </w:p>
+        </w:tc>
+        <w:tc>
+          <w:tcPr>
+            <w:tcW w:type="dxa" w:w="2592"/>
+          </w:tcPr>
+          <w:p>
+            <w:pPr>
+              <w:spacing w:after="40" w:before="40"/>
+            </w:pPr>
+            <w:r/>
+            <w:r>
+              <w:rPr>
+                <w:b w:val="0"/>
+                <w:sz w:val="19"/>
+              </w:rPr>
+              <w:t>Kostenlos</w:t>
+            </w:r>
+          </w:p>
+        </w:tc>
+      </w:tr>
+      <w:tr>
+        <w:tc>
+          <w:tcPr>
+            <w:tcW w:type="dxa" w:w="3312"/>
+          </w:tcPr>
+          <w:p>
+            <w:pPr>
+              <w:spacing w:after="40" w:before="40"/>
+            </w:pPr>
+            <w:r/>
+            <w:r>
+              <w:rPr>
+                <w:b w:val="0"/>
+                <w:sz w:val="19"/>
+              </w:rPr>
+              <w:t>Route Table</w:t>
+            </w:r>
+          </w:p>
+        </w:tc>
+        <w:tc>
+          <w:tcPr>
+            <w:tcW w:type="dxa" w:w="4608"/>
+          </w:tcPr>
+          <w:p>
+            <w:pPr>
+              <w:spacing w:after="40" w:before="40"/>
+            </w:pPr>
+            <w:r/>
+            <w:r>
+              <w:rPr>
+                <w:b w:val="0"/>
+                <w:sz w:val="19"/>
+              </w:rPr>
+              <w:t>rt-&lt;workload&gt;-&lt;region&gt; (Default-Route → Firewall)</w:t>
+            </w:r>
+          </w:p>
+        </w:tc>
+        <w:tc>
+          <w:tcPr>
+            <w:tcW w:type="dxa" w:w="1008"/>
+          </w:tcPr>
+          <w:p>
+            <w:pPr>
+              <w:spacing w:after="40" w:before="40"/>
+            </w:pPr>
+            <w:r/>
+            <w:r>
+              <w:rPr>
+                <w:b w:val="0"/>
+                <w:sz w:val="19"/>
+              </w:rPr>
+              <w:t>1</w:t>
+            </w:r>
+          </w:p>
+        </w:tc>
+        <w:tc>
+          <w:tcPr>
+            <w:tcW w:type="dxa" w:w="2592"/>
+          </w:tcPr>
+          <w:p>
+            <w:pPr>
+              <w:spacing w:after="40" w:before="40"/>
+            </w:pPr>
+            <w:r/>
+            <w:r>
+              <w:rPr>
+                <w:b w:val="0"/>
+                <w:sz w:val="19"/>
+              </w:rPr>
+              <w:t>Kostenlos</w:t>
+            </w:r>
+          </w:p>
+        </w:tc>
+      </w:tr>
+      <w:tr>
+        <w:tc>
+          <w:tcPr>
+            <w:tcW w:type="dxa" w:w="3312"/>
+          </w:tcPr>
+          <w:p>
+            <w:pPr>
+              <w:spacing w:after="40" w:before="40"/>
+            </w:pPr>
+            <w:r/>
+            <w:r>
+              <w:rPr>
+                <w:b w:val="0"/>
+                <w:sz w:val="19"/>
+              </w:rPr>
+              <w:t>VNet Peering Spoke→Hub</w:t>
+            </w:r>
+          </w:p>
+        </w:tc>
+        <w:tc>
+          <w:tcPr>
+            <w:tcW w:type="dxa" w:w="4608"/>
+          </w:tcPr>
+          <w:p>
+            <w:pPr>
+              <w:spacing w:after="40" w:before="40"/>
+            </w:pPr>
+            <w:r/>
+            <w:r>
+              <w:rPr>
+                <w:b w:val="0"/>
+                <w:sz w:val="19"/>
+              </w:rPr>
+              <w:t>spoke-to-hub</w:t>
+            </w:r>
+          </w:p>
+        </w:tc>
+        <w:tc>
+          <w:tcPr>
+            <w:tcW w:type="dxa" w:w="1008"/>
+          </w:tcPr>
+          <w:p>
+            <w:pPr>
+              <w:spacing w:after="40" w:before="40"/>
+            </w:pPr>
+            <w:r/>
+            <w:r>
+              <w:rPr>
+                <w:b w:val="0"/>
+                <w:sz w:val="19"/>
+              </w:rPr>
+              <w:t>1</w:t>
+            </w:r>
+          </w:p>
+        </w:tc>
+        <w:tc>
+          <w:tcPr>
+            <w:tcW w:type="dxa" w:w="2592"/>
+          </w:tcPr>
+          <w:p>
+            <w:pPr>
+              <w:spacing w:after="40" w:before="40"/>
+            </w:pPr>
+            <w:r/>
+            <w:r>
+              <w:rPr>
+                <w:b w:val="0"/>
+                <w:sz w:val="19"/>
+              </w:rPr>
+              <w:t>Gering (Datenübertragung)</w:t>
+            </w:r>
+          </w:p>
+        </w:tc>
+      </w:tr>
+      <w:tr>
+        <w:tc>
+          <w:tcPr>
+            <w:tcW w:type="dxa" w:w="3312"/>
+          </w:tcPr>
+          <w:p>
+            <w:pPr>
+              <w:spacing w:after="40" w:before="40"/>
+            </w:pPr>
+            <w:r/>
+            <w:r>
+              <w:rPr>
+                <w:b w:val="0"/>
+                <w:sz w:val="19"/>
+              </w:rPr>
+              <w:t>VNet Peering Hub→Spoke</w:t>
+            </w:r>
+          </w:p>
+        </w:tc>
+        <w:tc>
+          <w:tcPr>
+            <w:tcW w:type="dxa" w:w="4608"/>
+          </w:tcPr>
+          <w:p>
+            <w:pPr>
+              <w:spacing w:after="40" w:before="40"/>
+            </w:pPr>
+            <w:r/>
+            <w:r>
+              <w:rPr>
+                <w:b w:val="0"/>
+                <w:sz w:val="19"/>
+              </w:rPr>
+              <w:t>hub-to-spoke</w:t>
+            </w:r>
+          </w:p>
+        </w:tc>
+        <w:tc>
+          <w:tcPr>
+            <w:tcW w:type="dxa" w:w="1008"/>
+          </w:tcPr>
+          <w:p>
+            <w:pPr>
+              <w:spacing w:after="40" w:before="40"/>
+            </w:pPr>
+            <w:r/>
+            <w:r>
+              <w:rPr>
+                <w:b w:val="0"/>
+                <w:sz w:val="19"/>
+              </w:rPr>
+              <w:t>1</w:t>
+            </w:r>
+          </w:p>
+        </w:tc>
+        <w:tc>
+          <w:tcPr>
+            <w:tcW w:type="dxa" w:w="2592"/>
+          </w:tcPr>
+          <w:p>
+            <w:pPr>
+              <w:spacing w:after="40" w:before="40"/>
+            </w:pPr>
+            <w:r/>
+            <w:r>
+              <w:rPr>
+                <w:b w:val="0"/>
+                <w:sz w:val="19"/>
+              </w:rPr>
+              <w:t>Gering (Datenübertragung)</w:t>
+            </w:r>
+          </w:p>
+        </w:tc>
+      </w:tr>
+      <w:tr>
+        <w:tc>
+          <w:tcPr>
+            <w:tcW w:type="dxa" w:w="3312"/>
+          </w:tcPr>
+          <w:p>
+            <w:pPr>
+              <w:spacing w:after="40" w:before="40"/>
+            </w:pPr>
+            <w:r/>
+            <w:r>
+              <w:rPr>
+                <w:b w:val="0"/>
+                <w:sz w:val="19"/>
+              </w:rPr>
+              <w:t>Private DNS Zone Link</w:t>
+            </w:r>
+          </w:p>
+        </w:tc>
+        <w:tc>
+          <w:tcPr>
+            <w:tcW w:type="dxa" w:w="4608"/>
+          </w:tcPr>
+          <w:p>
+            <w:pPr>
+              <w:spacing w:after="40" w:before="40"/>
+            </w:pPr>
+            <w:r/>
+            <w:r>
+              <w:rPr>
+                <w:b w:val="0"/>
+                <w:sz w:val="19"/>
+              </w:rPr>
+              <w:t>Link je Zone zu Spoke VNet</w:t>
+            </w:r>
+          </w:p>
+        </w:tc>
+        <w:tc>
+          <w:tcPr>
+            <w:tcW w:type="dxa" w:w="1008"/>
+          </w:tcPr>
+          <w:p>
+            <w:pPr>
+              <w:spacing w:after="40" w:before="40"/>
+            </w:pPr>
+            <w:r/>
+            <w:r>
+              <w:rPr>
+                <w:b w:val="0"/>
+                <w:sz w:val="19"/>
+              </w:rPr>
+              <w:t>37</w:t>
+            </w:r>
+          </w:p>
+        </w:tc>
+        <w:tc>
+          <w:tcPr>
+            <w:tcW w:type="dxa" w:w="2592"/>
+          </w:tcPr>
+          <w:p>
+            <w:pPr>
+              <w:spacing w:after="40" w:before="40"/>
+            </w:pPr>
+            <w:r/>
+            <w:r>
+              <w:rPr>
+                <w:b w:val="0"/>
+                <w:sz w:val="19"/>
+              </w:rPr>
+              <w:t>Kostenlos</w:t>
+            </w:r>
+          </w:p>
+        </w:tc>
+      </w:tr>
+    </w:tbl>
+    <w:p/>
+    <w:p>
+      <w:pPr>
+        <w:pStyle w:val="Heading2"/>
+      </w:pPr>
+      <w:r>
+        <w:t>5.6 Subscription Vending (MG-Scope)</w:t>
+      </w:r>
+    </w:p>
+    <w:tbl>
+      <w:tblPr>
+        <w:tblStyle w:val="LightGrid-Accent1"/>
+        <w:tblW w:type="auto" w:w="0"/>
+        <w:jc w:val="center"/>
+        <w:tblLook w:firstColumn="1" w:firstRow="1" w:lastColumn="0" w:lastRow="0" w:noHBand="0" w:noVBand="1" w:val="04A0"/>
+      </w:tblPr>
+      <w:tblGrid>
+        <w:gridCol w:w="2160"/>
+        <w:gridCol w:w="2160"/>
+        <w:gridCol w:w="2160"/>
+        <w:gridCol w:w="2160"/>
+      </w:tblGrid>
+      <w:tr>
+        <w:tc>
+          <w:tcPr>
+            <w:tcW w:type="dxa" w:w="2592"/>
+            <w:shd w:val="clear" w:color="auto" w:fill="0078D4"/>
+          </w:tcPr>
+          <w:p>
+            <w:pPr>
+              <w:spacing w:after="40" w:before="40"/>
+            </w:pPr>
+            <w:r/>
+            <w:r>
+              <w:rPr>
+                <w:b/>
+                <w:color w:val="FFFFFF"/>
+                <w:sz w:val="19"/>
+              </w:rPr>
+              <w:t>Modus</w:t>
+            </w:r>
+          </w:p>
+        </w:tc>
+        <w:tc>
+          <w:tcPr>
+            <w:tcW w:type="dxa" w:w="4752"/>
+            <w:shd w:val="clear" w:color="auto" w:fill="0078D4"/>
+          </w:tcPr>
+          <w:p>
+            <w:pPr>
+              <w:spacing w:after="40" w:before="40"/>
+            </w:pPr>
+            <w:r/>
+            <w:r>
+              <w:rPr>
+                <w:b/>
+                <w:color w:val="FFFFFF"/>
+                <w:sz w:val="19"/>
+              </w:rPr>
+              <w:t>Ressource / Aktion</w:t>
+            </w:r>
+          </w:p>
+        </w:tc>
+        <w:tc>
+          <w:tcPr>
+            <w:tcW w:type="dxa" w:w="3456"/>
+            <w:shd w:val="clear" w:color="auto" w:fill="0078D4"/>
+          </w:tcPr>
+          <w:p>
+            <w:pPr>
+              <w:spacing w:after="40" w:before="40"/>
+            </w:pPr>
+            <w:r/>
+            <w:r>
+              <w:rPr>
+                <w:b/>
+                <w:color w:val="FFFFFF"/>
+                <w:sz w:val="19"/>
+              </w:rPr>
+              <w:t>Voraussetzung</w:t>
+            </w:r>
+          </w:p>
+        </w:tc>
+        <w:tc>
+          <w:tcPr>
+            <w:tcW w:type="dxa" w:w="720"/>
+            <w:shd w:val="clear" w:color="auto" w:fill="0078D4"/>
+          </w:tcPr>
+          <w:p>
+            <w:pPr>
+              <w:spacing w:after="40" w:before="40"/>
+            </w:pPr>
+            <w:r/>
+            <w:r>
+              <w:rPr>
+                <w:b/>
+                <w:color w:val="FFFFFF"/>
+                <w:sz w:val="19"/>
+              </w:rPr>
+              <w:t>Kosten</w:t>
+            </w:r>
+          </w:p>
+        </w:tc>
+      </w:tr>
+      <w:tr>
+        <w:tc>
+          <w:tcPr>
+            <w:tcW w:type="dxa" w:w="2592"/>
+          </w:tcPr>
+          <w:p>
+            <w:pPr>
+              <w:spacing w:after="40" w:before="40"/>
+            </w:pPr>
+            <w:r/>
+            <w:r>
+              <w:rPr>
+                <w:b w:val="0"/>
+                <w:sz w:val="19"/>
+              </w:rPr>
+              <w:t>Placement (Standard)</w:t>
+            </w:r>
+          </w:p>
+        </w:tc>
+        <w:tc>
+          <w:tcPr>
+            <w:tcW w:type="dxa" w:w="4752"/>
+          </w:tcPr>
+          <w:p>
+            <w:pPr>
+              <w:spacing w:after="40" w:before="40"/>
+            </w:pPr>
+            <w:r/>
+            <w:r>
+              <w:rPr>
+                <w:b w:val="0"/>
+                <w:sz w:val="19"/>
+              </w:rPr>
+              <w:t>Bestehende Subscription → Ziel-MG verschoben</w:t>
+            </w:r>
+          </w:p>
+        </w:tc>
+        <w:tc>
+          <w:tcPr>
+            <w:tcW w:type="dxa" w:w="3456"/>
+          </w:tcPr>
+          <w:p>
+            <w:pPr>
+              <w:spacing w:after="40" w:before="40"/>
+            </w:pPr>
+            <w:r/>
+            <w:r>
+              <w:rPr>
+                <w:b w:val="0"/>
+                <w:sz w:val="19"/>
+              </w:rPr>
+              <w:t>Keine Billing-Rechte nötig</w:t>
+            </w:r>
+          </w:p>
+        </w:tc>
+        <w:tc>
+          <w:tcPr>
+            <w:tcW w:type="dxa" w:w="720"/>
+          </w:tcPr>
+          <w:p>
+            <w:pPr>
+              <w:spacing w:after="40" w:before="40"/>
+            </w:pPr>
+            <w:r/>
+            <w:r>
+              <w:rPr>
+                <w:b w:val="0"/>
+                <w:sz w:val="19"/>
+              </w:rPr>
+              <w:t>Kostenlos</w:t>
+            </w:r>
+          </w:p>
+        </w:tc>
+      </w:tr>
+      <w:tr>
+        <w:tc>
+          <w:tcPr>
+            <w:tcW w:type="dxa" w:w="2592"/>
+          </w:tcPr>
+          <w:p>
+            <w:pPr>
+              <w:spacing w:after="40" w:before="40"/>
+            </w:pPr>
+            <w:r/>
+            <w:r>
+              <w:rPr>
+                <w:b w:val="0"/>
+                <w:sz w:val="19"/>
+              </w:rPr>
+              <w:t>Create (optional)</w:t>
+            </w:r>
+          </w:p>
+        </w:tc>
+        <w:tc>
+          <w:tcPr>
+            <w:tcW w:type="dxa" w:w="4752"/>
+          </w:tcPr>
+          <w:p>
+            <w:pPr>
+              <w:spacing w:after="40" w:before="40"/>
+            </w:pPr>
+            <w:r/>
+            <w:r>
+              <w:rPr>
+                <w:b w:val="0"/>
+                <w:sz w:val="19"/>
+              </w:rPr>
+              <w:t>Neue Subscription per EA/MCA Billing API erstellt</w:t>
+            </w:r>
+          </w:p>
+        </w:tc>
+        <w:tc>
+          <w:tcPr>
+            <w:tcW w:type="dxa" w:w="3456"/>
+          </w:tcPr>
+          <w:p>
+            <w:pPr>
+              <w:spacing w:after="40" w:before="40"/>
+            </w:pPr>
+            <w:r/>
+            <w:r>
+              <w:rPr>
+                <w:b w:val="0"/>
+                <w:sz w:val="19"/>
+              </w:rPr>
+              <w:t>Billing Account Owner-Rolle</w:t>
+            </w:r>
+          </w:p>
+        </w:tc>
+        <w:tc>
+          <w:tcPr>
+            <w:tcW w:type="dxa" w:w="720"/>
+          </w:tcPr>
+          <w:p>
+            <w:pPr>
+              <w:spacing w:after="40" w:before="40"/>
+            </w:pPr>
+            <w:r/>
+            <w:r>
+              <w:rPr>
+                <w:b w:val="0"/>
+                <w:sz w:val="19"/>
+              </w:rPr>
+              <w:t>Sub-abhängig</w:t>
+            </w:r>
+          </w:p>
+        </w:tc>
+      </w:tr>
+    </w:tbl>
+    <w:p/>
+    <w:p>
+      <w:pPr>
+        <w:pStyle w:val="Heading1"/>
+      </w:pPr>
+      <w:r>
+        <w:t>6. Infrastructure as Code &amp; CI/CD</w:t>
       </w:r>
     </w:p>
     <w:p>
@@ -1102,7 +5160,7 @@
         <w:pStyle w:val="Heading1"/>
       </w:pPr>
       <w:r>
-        <w:t>6. Namens- &amp; Adresskonzept</w:t>
+        <w:t>7. Namens- &amp; Adresskonzept</w:t>
       </w:r>
     </w:p>
     <w:tbl>
@@ -1393,7 +5451,7 @@
         <w:pStyle w:val="Heading1"/>
       </w:pPr>
       <w:r>
-        <w:t>7. Betrieb &amp; Verifikation</w:t>
+        <w:t>8. Betrieb &amp; Verifikation</w:t>
       </w:r>
     </w:p>
     <w:p>
@@ -1829,7 +5887,7 @@
         <w:pStyle w:val="Heading1"/>
       </w:pPr>
       <w:r>
-        <w:t>8. Umsetzungsstatus</w:t>
+        <w:t>9. Umsetzungsstatus</w:t>
       </w:r>
     </w:p>
     <w:tbl>
@@ -2348,7 +6406,7 @@
         <w:pStyle w:val="Heading1"/>
       </w:pPr>
       <w:r>
-        <w:t>9. Roadmap / nächste Schritte</w:t>
+        <w:t>10. Roadmap / nächste Schritte</w:t>
       </w:r>
     </w:p>
     <w:p>
@@ -2404,7 +6462,7 @@
         <w:pStyle w:val="Heading1"/>
       </w:pPr>
       <w:r>
-        <w:t>10. Entscheidungs- &amp; Beratungspunkte (Kickoff)</w:t>
+        <w:t>11. Entscheidungs- &amp; Beratungspunkte (Kickoff)</w:t>
       </w:r>
     </w:p>
     <w:p>
@@ -3168,7 +7226,7 @@
         <w:pStyle w:val="Heading1"/>
       </w:pPr>
       <w:r>
-        <w:t>11. Voraussetzungen</w:t>
+        <w:t>12. Voraussetzungen</w:t>
       </w:r>
     </w:p>
     <w:p>
@@ -3216,7 +7274,7 @@
         <w:pStyle w:val="Heading1"/>
       </w:pPr>
       <w:r>
-        <w:t>12. Glossar</w:t>
+        <w:t>13. Glossar</w:t>
       </w:r>
     </w:p>
     <w:tbl>

--- a/docs/kickoff/Azure-Landing-Zone-Dokumentation.docx
+++ b/docs/kickoff/Azure-Landing-Zone-Dokumentation.docx
@@ -59,7 +59,7 @@
           <w:color w:val="605E5C"/>
           <w:sz w:val="20"/>
         </w:rPr>
-        <w:t>Stand: 15.06.2026 · Version 1.0 · Vorbereitung Kickoff</w:t>
+        <w:t>Stand: 16.06.2026 · Version 1.1 · Vorbereitung Kickoff</w:t>
       </w:r>
     </w:p>
     <w:p>
@@ -102,7 +102,7 @@
         <w:spacing w:after="120"/>
       </w:pPr>
       <w:r>
-        <w:t>Dieses Dokument beschreibt die Azure Landing Zone (ALZ) – das standardisierte, richtlinien­gesteuerte Fundament für den Betrieb von Workloads in Azure. Die Umsetzung erfolgt vollständig als Infrastructure-as-Code (Bicep, basierend auf Azure Verified Modules) und wird über eine CI/CD-Pipeline (GitHub Actions, passwortlose OIDC-Anmeldung) ausgerollt.</w:t>
+        <w:t>Dieses Dokument beschreibt die Azure Landing Zone (ALZ) – das standardisierte, richtlinien­gesteuerte Fundament für den Betrieb von Workloads in Azure. Die Umsetzung basiert auf dem offiziellen Microsoft ALZ Bicep Accelerator (Starter-Modul der öffentlichen Microsoft-Registry, ausgerollt über das ALZ-PowerShell-Modul mit Deploy-Accelerator). Damit wird das vollständige, von Microsoft gepflegte ALZ-Policy- und Governance-Set übernommen, statt eines Eigenbaus.</w:t>
       </w:r>
     </w:p>
     <w:p>
@@ -110,7 +110,15 @@
         <w:spacing w:after="120"/>
       </w:pPr>
       <w:r>
-        <w:t>Die Landing Zone liefert von Beginn an eine konsistente Management-Group-Hierarchie, zentrale Protokollierung, Netzwerk-Konnektivität nach dem Hub-and-Spoke-Muster mit Azure Firewall, Governance-Guardrails über Azure Policy, rollenbasierte Zugriffe (RBAC) sowie eine Security-Baseline mit Microsoft Defender for Cloud. Workload-Subscriptions werden automatisiert platziert (Subscription Vending).</w:t>
+        <w:t>Die Landing Zone liefert von Beginn an eine konsistente Management-Group-Hierarchie (12 Management Groups), das volle ALZ-Policy-Set (149 Policy-Definitionen, 42 Initiativen, 123 konkrete Policy-Assignments, 5 Custom-Rollen), zentrale Protokollierung über das AMA-Pattern (Azure Monitor Agent), Netzwerk-Konnektivität nach dem Hub-and-Spoke-Muster mit Azure Firewall sowie eine Security-Baseline mit Microsoft Defender for Cloud – Letztere wird automatisch über die Policy-Assignments onboardet.</w:t>
+      </w:r>
+    </w:p>
+    <w:p>
+      <w:pPr>
+        <w:spacing w:after="120"/>
+      </w:pPr>
+      <w:r>
+        <w:t>Der Aufbau erfolgt vollständig als Infrastructure-as-Code (Bicep, Azure Verified Modules) und wird über generierte CI/CD-Pipelines mit passwortloser OIDC-Anmeldung ausgerollt. Ein Bootstrap (Phase 0) richtet Repository, Identität und Pipelines automatisch ein.</w:t>
       </w:r>
     </w:p>
     <w:p>
@@ -292,7 +300,71 @@
         <w:spacing w:after="120"/>
       </w:pPr>
       <w:r>
-        <w:t>Die Management-Group-Hierarchie wird auf Tenant-Ebene per Bicep erstellt. Governance-Guardrails werden als Azure-Policy-Zuweisungen auf den passenden Ebenen verankert (schlankes, wirksames Custom-Set; bei Bedarf auf das vollständige ALZ-Policy-Set erweiterbar):</w:t>
+        <w:t>Die Management-Group-Hierarchie und das Policy-Set stammen aus dem offiziellen Microsoft-Accelerator-Modul (avm/ptn/alz/empty, Version 0.3.6). Damit wird nicht ein schlankes Eigenbau-Set, sondern das vollständige, von Microsoft gepflegte ALZ-Policy-Set ausgerollt:</w:t>
+      </w:r>
+    </w:p>
+    <w:p>
+      <w:pPr>
+        <w:pStyle w:val="ListBullet"/>
+      </w:pPr>
+      <w:r>
+        <w:rPr>
+          <w:b/>
+        </w:rPr>
+        <w:t xml:space="preserve">Policy-Definitionen: </w:t>
+      </w:r>
+      <w:r>
+        <w:t>149 Custom-Definitionen (u. a. Monitoring, Network, Storage, SQL, Guardrails je Dienst).</w:t>
+      </w:r>
+    </w:p>
+    <w:p>
+      <w:pPr>
+        <w:pStyle w:val="ListBullet"/>
+      </w:pPr>
+      <w:r>
+        <w:rPr>
+          <w:b/>
+        </w:rPr>
+        <w:t xml:space="preserve">Initiativen: </w:t>
+      </w:r>
+      <w:r>
+        <w:t>42 Policy-Set-Definitionen (z. B. Deploy-MDFC-Config, Deploy-Private-DNS-Zones, Enforce-Guardrails-* je Dienst, Enforce-ACSB).</w:t>
+      </w:r>
+    </w:p>
+    <w:p>
+      <w:pPr>
+        <w:pStyle w:val="ListBullet"/>
+      </w:pPr>
+      <w:r>
+        <w:rPr>
+          <w:b/>
+        </w:rPr>
+        <w:t xml:space="preserve">Policy-Assignments: </w:t>
+      </w:r>
+      <w:r>
+        <w:t>123 konkrete Zuweisungen, auf den passenden MG-Ebenen verankert (zzgl. Vererbung an Kind-MGs).</w:t>
+      </w:r>
+    </w:p>
+    <w:p>
+      <w:pPr>
+        <w:pStyle w:val="ListBullet"/>
+      </w:pPr>
+      <w:r>
+        <w:rPr>
+          <w:b/>
+        </w:rPr>
+        <w:t xml:space="preserve">Custom-Rollen: </w:t>
+      </w:r>
+      <w:r>
+        <w:t>5 Custom Role Definitions (Subscription-Owner, Security-Operations, Network-Management, Application-Owners, Network-Subnet-Contributor).</w:t>
+      </w:r>
+    </w:p>
+    <w:p>
+      <w:pPr>
+        <w:spacing w:after="120"/>
+      </w:pPr>
+      <w:r>
+        <w:t>Verteilung der direkt zugewiesenen Policy-Assignments je Management-Group-Ebene:</w:t>
       </w:r>
     </w:p>
     <w:tbl>
@@ -310,7 +382,7 @@
       <w:tr>
         <w:tc>
           <w:tcPr>
-            <w:tcW w:type="dxa" w:w="3744"/>
+            <w:tcW w:type="dxa" w:w="2880"/>
             <w:shd w:val="clear" w:color="auto" w:fill="0078D4"/>
           </w:tcPr>
           <w:p>
@@ -324,13 +396,13 @@
                 <w:color w:val="FFFFFF"/>
                 <w:sz w:val="19"/>
               </w:rPr>
-              <w:t>Guardrail</w:t>
-            </w:r>
-          </w:p>
-        </w:tc>
-        <w:tc>
-          <w:tcPr>
-            <w:tcW w:type="dxa" w:w="4032"/>
+              <w:t>MG-Ebene</w:t>
+            </w:r>
+          </w:p>
+        </w:tc>
+        <w:tc>
+          <w:tcPr>
+            <w:tcW w:type="dxa" w:w="1440"/>
             <w:shd w:val="clear" w:color="auto" w:fill="0078D4"/>
           </w:tcPr>
           <w:p>
@@ -344,13 +416,13 @@
                 <w:color w:val="FFFFFF"/>
                 <w:sz w:val="19"/>
               </w:rPr>
-              <w:t>Wirkung</w:t>
-            </w:r>
-          </w:p>
-        </w:tc>
-        <w:tc>
-          <w:tcPr>
-            <w:tcW w:type="dxa" w:w="2448"/>
+              <w:t>Assignments</w:t>
+            </w:r>
+          </w:p>
+        </w:tc>
+        <w:tc>
+          <w:tcPr>
+            <w:tcW w:type="dxa" w:w="5760"/>
             <w:shd w:val="clear" w:color="auto" w:fill="0078D4"/>
           </w:tcPr>
           <w:p>
@@ -364,7 +436,7 @@
                 <w:color w:val="FFFFFF"/>
                 <w:sz w:val="19"/>
               </w:rPr>
-              <w:t>Ebene</w:t>
+              <w:t>Repräsentative Beispiele</w:t>
             </w:r>
           </w:p>
         </w:tc>
@@ -372,7 +444,7 @@
       <w:tr>
         <w:tc>
           <w:tcPr>
-            <w:tcW w:type="dxa" w:w="3744"/>
+            <w:tcW w:type="dxa" w:w="2880"/>
           </w:tcPr>
           <w:p>
             <w:pPr>
@@ -384,13 +456,13 @@
                 <w:b w:val="0"/>
                 <w:sz w:val="19"/>
               </w:rPr>
-              <w:t>Allowed Locations</w:t>
-            </w:r>
-          </w:p>
-        </w:tc>
-        <w:tc>
-          <w:tcPr>
-            <w:tcW w:type="dxa" w:w="4032"/>
+              <w:t>alz (Intermediate Root)</w:t>
+            </w:r>
+          </w:p>
+        </w:tc>
+        <w:tc>
+          <w:tcPr>
+            <w:tcW w:type="dxa" w:w="1440"/>
           </w:tcPr>
           <w:p>
             <w:pPr>
@@ -402,13 +474,13 @@
                 <w:b w:val="0"/>
                 <w:sz w:val="19"/>
               </w:rPr>
-              <w:t>Deny – nur erlaubte Regionen</w:t>
-            </w:r>
-          </w:p>
-        </w:tc>
-        <w:tc>
-          <w:tcPr>
-            <w:tcW w:type="dxa" w:w="2448"/>
+              <w:t>17</w:t>
+            </w:r>
+          </w:p>
+        </w:tc>
+        <w:tc>
+          <w:tcPr>
+            <w:tcW w:type="dxa" w:w="5760"/>
           </w:tcPr>
           <w:p>
             <w:pPr>
@@ -420,7 +492,7 @@
                 <w:b w:val="0"/>
                 <w:sz w:val="19"/>
               </w:rPr>
-              <w:t>alz (Root)</w:t>
+              <w:t>Deploy-MDFC-Config-H224, Deploy-MDEndpoints, Deploy-AzActivity-Log, Deploy-Diag-LogsCat, Enforce-ACSB</w:t>
             </w:r>
           </w:p>
         </w:tc>
@@ -428,7 +500,7 @@
       <w:tr>
         <w:tc>
           <w:tcPr>
-            <w:tcW w:type="dxa" w:w="3744"/>
+            <w:tcW w:type="dxa" w:w="2880"/>
           </w:tcPr>
           <w:p>
             <w:pPr>
@@ -440,13 +512,13 @@
                 <w:b w:val="0"/>
                 <w:sz w:val="19"/>
               </w:rPr>
-              <w:t>Require-RG-Tag (Environment)</w:t>
-            </w:r>
-          </w:p>
-        </w:tc>
-        <w:tc>
-          <w:tcPr>
-            <w:tcW w:type="dxa" w:w="4032"/>
+              <w:t>landingzones</w:t>
+            </w:r>
+          </w:p>
+        </w:tc>
+        <w:tc>
+          <w:tcPr>
+            <w:tcW w:type="dxa" w:w="1440"/>
           </w:tcPr>
           <w:p>
             <w:pPr>
@@ -458,13 +530,13 @@
                 <w:b w:val="0"/>
                 <w:sz w:val="19"/>
               </w:rPr>
-              <w:t>Deny – Pflicht-Tag auf Resource Groups</w:t>
-            </w:r>
-          </w:p>
-        </w:tc>
-        <w:tc>
-          <w:tcPr>
-            <w:tcW w:type="dxa" w:w="2448"/>
+              <w:t>53</w:t>
+            </w:r>
+          </w:p>
+        </w:tc>
+        <w:tc>
+          <w:tcPr>
+            <w:tcW w:type="dxa" w:w="5760"/>
           </w:tcPr>
           <w:p>
             <w:pPr>
@@ -476,7 +548,7 @@
                 <w:b w:val="0"/>
                 <w:sz w:val="19"/>
               </w:rPr>
-              <w:t>alz (Root)</w:t>
+              <w:t>Deny-Storage-http, Deny-MgmtPorts-Internet, Deploy-VM-Monitoring, Enforce-Guardrails-* (Audit/DoNotEnforce)</w:t>
             </w:r>
           </w:p>
         </w:tc>
@@ -484,7 +556,7 @@
       <w:tr>
         <w:tc>
           <w:tcPr>
-            <w:tcW w:type="dxa" w:w="3744"/>
+            <w:tcW w:type="dxa" w:w="2880"/>
           </w:tcPr>
           <w:p>
             <w:pPr>
@@ -496,13 +568,13 @@
                 <w:b w:val="0"/>
                 <w:sz w:val="19"/>
               </w:rPr>
-              <w:t>Secure Transfer Storage</w:t>
-            </w:r>
-          </w:p>
-        </w:tc>
-        <w:tc>
-          <w:tcPr>
-            <w:tcW w:type="dxa" w:w="4032"/>
+              <w:t>landingzones-corp</w:t>
+            </w:r>
+          </w:p>
+        </w:tc>
+        <w:tc>
+          <w:tcPr>
+            <w:tcW w:type="dxa" w:w="1440"/>
           </w:tcPr>
           <w:p>
             <w:pPr>
@@ -514,13 +586,13 @@
                 <w:b w:val="0"/>
                 <w:sz w:val="19"/>
               </w:rPr>
-              <w:t>Deny – HTTPS für Storage erzwingen</w:t>
-            </w:r>
-          </w:p>
-        </w:tc>
-        <w:tc>
-          <w:tcPr>
-            <w:tcW w:type="dxa" w:w="2448"/>
+              <w:t>5</w:t>
+            </w:r>
+          </w:p>
+        </w:tc>
+        <w:tc>
+          <w:tcPr>
+            <w:tcW w:type="dxa" w:w="5760"/>
           </w:tcPr>
           <w:p>
             <w:pPr>
@@ -532,7 +604,7 @@
                 <w:b w:val="0"/>
                 <w:sz w:val="19"/>
               </w:rPr>
-              <w:t>alz (Root)</w:t>
+              <w:t>Deny-Public-Endpoints, Deny-Public-IP-On-NIC, Deny-HybridNetworking, Audit-PeDnsZones, Deploy-Private-DNS-Zones</w:t>
             </w:r>
           </w:p>
         </w:tc>
@@ -540,7 +612,7 @@
       <w:tr>
         <w:tc>
           <w:tcPr>
-            <w:tcW w:type="dxa" w:w="3744"/>
+            <w:tcW w:type="dxa" w:w="2880"/>
           </w:tcPr>
           <w:p>
             <w:pPr>
@@ -552,13 +624,13 @@
                 <w:b w:val="0"/>
                 <w:sz w:val="19"/>
               </w:rPr>
-              <w:t>Deny NIC Public IP</w:t>
-            </w:r>
-          </w:p>
-        </w:tc>
-        <w:tc>
-          <w:tcPr>
-            <w:tcW w:type="dxa" w:w="4032"/>
+              <w:t>platform</w:t>
+            </w:r>
+          </w:p>
+        </w:tc>
+        <w:tc>
+          <w:tcPr>
+            <w:tcW w:type="dxa" w:w="1440"/>
           </w:tcPr>
           <w:p>
             <w:pPr>
@@ -570,13 +642,13 @@
                 <w:b w:val="0"/>
                 <w:sz w:val="19"/>
               </w:rPr>
-              <w:t>Deny – keine öffentlichen IPs an NICs</w:t>
-            </w:r>
-          </w:p>
-        </w:tc>
-        <w:tc>
-          <w:tcPr>
-            <w:tcW w:type="dxa" w:w="2448"/>
+              <w:t>40</w:t>
+            </w:r>
+          </w:p>
+        </w:tc>
+        <w:tc>
+          <w:tcPr>
+            <w:tcW w:type="dxa" w:w="5760"/>
           </w:tcPr>
           <w:p>
             <w:pPr>
@@ -588,7 +660,7 @@
                 <w:b w:val="0"/>
                 <w:sz w:val="19"/>
               </w:rPr>
-              <w:t>landingzones-corp</w:t>
+              <w:t>Deploy-VM-Monitoring, Enforce-Backup, Enforce-Guardrails-* (Audit), DenyAction-DeleteUAMIAMA</w:t>
             </w:r>
           </w:p>
         </w:tc>
@@ -596,7 +668,7 @@
       <w:tr>
         <w:tc>
           <w:tcPr>
-            <w:tcW w:type="dxa" w:w="3744"/>
+            <w:tcW w:type="dxa" w:w="2880"/>
           </w:tcPr>
           <w:p>
             <w:pPr>
@@ -608,13 +680,13 @@
                 <w:b w:val="0"/>
                 <w:sz w:val="19"/>
               </w:rPr>
-              <w:t>Deny aller Ressourcentypen</w:t>
-            </w:r>
-          </w:p>
-        </w:tc>
-        <w:tc>
-          <w:tcPr>
-            <w:tcW w:type="dxa" w:w="4032"/>
+              <w:t>platform-identity</w:t>
+            </w:r>
+          </w:p>
+        </w:tc>
+        <w:tc>
+          <w:tcPr>
+            <w:tcW w:type="dxa" w:w="1440"/>
           </w:tcPr>
           <w:p>
             <w:pPr>
@@ -626,13 +698,13 @@
                 <w:b w:val="0"/>
                 <w:sz w:val="19"/>
               </w:rPr>
-              <w:t>Deny – keine Neuanlage (Sperre)</w:t>
-            </w:r>
-          </w:p>
-        </w:tc>
-        <w:tc>
-          <w:tcPr>
-            <w:tcW w:type="dxa" w:w="2448"/>
+              <w:t>4</w:t>
+            </w:r>
+          </w:p>
+        </w:tc>
+        <w:tc>
+          <w:tcPr>
+            <w:tcW w:type="dxa" w:w="5760"/>
           </w:tcPr>
           <w:p>
             <w:pPr>
@@ -644,7 +716,7 @@
                 <w:b w:val="0"/>
                 <w:sz w:val="19"/>
               </w:rPr>
-              <w:t>decommissioned</w:t>
+              <w:t>Deny-MgmtPorts-Internet, Deny-Public-IP, Deny-Subnet-Without-Nsg, Deploy-VM-Backup</w:t>
             </w:r>
           </w:p>
         </w:tc>
@@ -652,7 +724,7 @@
       <w:tr>
         <w:tc>
           <w:tcPr>
-            <w:tcW w:type="dxa" w:w="3744"/>
+            <w:tcW w:type="dxa" w:w="2880"/>
           </w:tcPr>
           <w:p>
             <w:pPr>
@@ -664,13 +736,13 @@
                 <w:b w:val="0"/>
                 <w:sz w:val="19"/>
               </w:rPr>
-              <w:t>Tag-Ausnahme (Exemption)</w:t>
-            </w:r>
-          </w:p>
-        </w:tc>
-        <w:tc>
-          <w:tcPr>
-            <w:tcW w:type="dxa" w:w="4032"/>
+              <w:t>platform-connectivity</w:t>
+            </w:r>
+          </w:p>
+        </w:tc>
+        <w:tc>
+          <w:tcPr>
+            <w:tcW w:type="dxa" w:w="1440"/>
           </w:tcPr>
           <w:p>
             <w:pPr>
@@ -682,13 +754,13 @@
                 <w:b w:val="0"/>
                 <w:sz w:val="19"/>
               </w:rPr>
-              <w:t>Lockerung für Experimente</w:t>
-            </w:r>
-          </w:p>
-        </w:tc>
-        <w:tc>
-          <w:tcPr>
-            <w:tcW w:type="dxa" w:w="2448"/>
+              <w:t>1</w:t>
+            </w:r>
+          </w:p>
+        </w:tc>
+        <w:tc>
+          <w:tcPr>
+            <w:tcW w:type="dxa" w:w="5760"/>
           </w:tcPr>
           <w:p>
             <w:pPr>
@@ -700,7 +772,175 @@
                 <w:b w:val="0"/>
                 <w:sz w:val="19"/>
               </w:rPr>
+              <w:t>Enable-DDoS-VNET</w:t>
+            </w:r>
+          </w:p>
+        </w:tc>
+      </w:tr>
+      <w:tr>
+        <w:tc>
+          <w:tcPr>
+            <w:tcW w:type="dxa" w:w="2880"/>
+          </w:tcPr>
+          <w:p>
+            <w:pPr>
+              <w:spacing w:after="40" w:before="40"/>
+            </w:pPr>
+            <w:r/>
+            <w:r>
+              <w:rPr>
+                <w:b w:val="0"/>
+                <w:sz w:val="19"/>
+              </w:rPr>
+              <w:t>landingzones-local</w:t>
+            </w:r>
+          </w:p>
+        </w:tc>
+        <w:tc>
+          <w:tcPr>
+            <w:tcW w:type="dxa" w:w="1440"/>
+          </w:tcPr>
+          <w:p>
+            <w:pPr>
+              <w:spacing w:after="40" w:before="40"/>
+            </w:pPr>
+            <w:r/>
+            <w:r>
+              <w:rPr>
+                <w:b w:val="0"/>
+                <w:sz w:val="19"/>
+              </w:rPr>
+              <w:t>1</w:t>
+            </w:r>
+          </w:p>
+        </w:tc>
+        <w:tc>
+          <w:tcPr>
+            <w:tcW w:type="dxa" w:w="5760"/>
+          </w:tcPr>
+          <w:p>
+            <w:pPr>
+              <w:spacing w:after="40" w:before="40"/>
+            </w:pPr>
+            <w:r/>
+            <w:r>
+              <w:rPr>
+                <w:b w:val="0"/>
+                <w:sz w:val="19"/>
+              </w:rPr>
+              <w:t>Enforce-ALDO-Services (Azure Local disconnected)</w:t>
+            </w:r>
+          </w:p>
+        </w:tc>
+      </w:tr>
+      <w:tr>
+        <w:tc>
+          <w:tcPr>
+            <w:tcW w:type="dxa" w:w="2880"/>
+          </w:tcPr>
+          <w:p>
+            <w:pPr>
+              <w:spacing w:after="40" w:before="40"/>
+            </w:pPr>
+            <w:r/>
+            <w:r>
+              <w:rPr>
+                <w:b w:val="0"/>
+                <w:sz w:val="19"/>
+              </w:rPr>
               <w:t>sandbox</w:t>
+            </w:r>
+          </w:p>
+        </w:tc>
+        <w:tc>
+          <w:tcPr>
+            <w:tcW w:type="dxa" w:w="1440"/>
+          </w:tcPr>
+          <w:p>
+            <w:pPr>
+              <w:spacing w:after="40" w:before="40"/>
+            </w:pPr>
+            <w:r/>
+            <w:r>
+              <w:rPr>
+                <w:b w:val="0"/>
+                <w:sz w:val="19"/>
+              </w:rPr>
+              <w:t>1</w:t>
+            </w:r>
+          </w:p>
+        </w:tc>
+        <w:tc>
+          <w:tcPr>
+            <w:tcW w:type="dxa" w:w="5760"/>
+          </w:tcPr>
+          <w:p>
+            <w:pPr>
+              <w:spacing w:after="40" w:before="40"/>
+            </w:pPr>
+            <w:r/>
+            <w:r>
+              <w:rPr>
+                <w:b w:val="0"/>
+                <w:sz w:val="19"/>
+              </w:rPr>
+              <w:t>Enforce-ALZ-Sandbox (gelockerte Guardrails)</w:t>
+            </w:r>
+          </w:p>
+        </w:tc>
+      </w:tr>
+      <w:tr>
+        <w:tc>
+          <w:tcPr>
+            <w:tcW w:type="dxa" w:w="2880"/>
+          </w:tcPr>
+          <w:p>
+            <w:pPr>
+              <w:spacing w:after="40" w:before="40"/>
+            </w:pPr>
+            <w:r/>
+            <w:r>
+              <w:rPr>
+                <w:b w:val="0"/>
+                <w:sz w:val="19"/>
+              </w:rPr>
+              <w:t>decommissioned</w:t>
+            </w:r>
+          </w:p>
+        </w:tc>
+        <w:tc>
+          <w:tcPr>
+            <w:tcW w:type="dxa" w:w="1440"/>
+          </w:tcPr>
+          <w:p>
+            <w:pPr>
+              <w:spacing w:after="40" w:before="40"/>
+            </w:pPr>
+            <w:r/>
+            <w:r>
+              <w:rPr>
+                <w:b w:val="0"/>
+                <w:sz w:val="19"/>
+              </w:rPr>
+              <w:t>1</w:t>
+            </w:r>
+          </w:p>
+        </w:tc>
+        <w:tc>
+          <w:tcPr>
+            <w:tcW w:type="dxa" w:w="5760"/>
+          </w:tcPr>
+          <w:p>
+            <w:pPr>
+              <w:spacing w:after="40" w:before="40"/>
+            </w:pPr>
+            <w:r/>
+            <w:r>
+              <w:rPr>
+                <w:b w:val="0"/>
+                <w:sz w:val="19"/>
+              </w:rPr>
+              <w:t>Enforce-ALZ-Decomm (Stilllegung)</w:t>
             </w:r>
           </w:p>
         </w:tc>
@@ -712,7 +952,15 @@
         <w:spacing w:after="120"/>
       </w:pPr>
       <w:r>
-        <w:t>RBAC: Ein wiederverwendbares Modul weist die Built-in-Rollen Owner/Contributor/Reader an Entra-ID-Gruppen je Management Group zu. Object-IDs werden injiziert (keine Hardcodes); ein leeres Set ist ein gefahrloser No-Op.</w:t>
+        <w:t>Viele Assignments sind vom Typ DeployIfNotExists oder Modify: sie legen bei Bedarf automatisch Remediation-Identities (Managed Identities) an und konfigurieren Ziel-Ressourcen nach (z. B. Diagnose-Einstellungen, Defender-Onboarding, Monitoring-Agents). Die Guardrails der Initiativen Enforce-Guardrails-* sind im Auslieferungszustand teils auf DoNotEnforce gesetzt (auditierend) und können pro Compliance-Bedarf scharfgeschaltet werden.</w:t>
+      </w:r>
+    </w:p>
+    <w:p>
+      <w:pPr>
+        <w:spacing w:after="120"/>
+      </w:pPr>
+      <w:r>
+        <w:t>RBAC: Das Accelerator-Modul liefert 5 Custom-Rollen und weist Built-in-/Custom-Rollen an Entra-ID-Gruppen je Management Group zu. Object-IDs werden über die Konfiguration injiziert (keine Hardcodes); ohne gesetzte Gruppen-IDs bleibt die Zuweisung ein gefahrloser No-Op.</w:t>
       </w:r>
     </w:p>
     <w:p>
@@ -744,7 +992,7 @@
         <w:spacing w:after="120"/>
       </w:pPr>
       <w:r>
-        <w:t>Zentrale Protokollierung in der Management-Subscription:</w:t>
+        <w:t>Die zentrale Protokollierung in der Management-Subscription wird über das offizielle AMA-Pattern (avm/ptn/alz/ama, Version 0.2.0) bereitgestellt – der Azure Monitor Agent samt zugehöriger Data Collection Rules. Eine eigene DCR-Logik entfällt:</w:t>
       </w:r>
     </w:p>
     <w:p>
@@ -772,7 +1020,7 @@
         <w:t xml:space="preserve">Data Collection Rules: </w:t>
       </w:r>
       <w:r>
-        <w:t>VM Insights, Change Tracking und Defender-for-SQL (DCR-basiert).</w:t>
+        <w:t>drei DCRs: VM Insights, Change Tracking und Defender-for-SQL.</w:t>
       </w:r>
     </w:p>
     <w:p>
@@ -783,10 +1031,10 @@
         <w:rPr>
           <w:b/>
         </w:rPr>
-        <w:t xml:space="preserve">Managed Identity: </w:t>
+        <w:t xml:space="preserve">User-Assigned Managed Identity: </w:t>
       </w:r>
       <w:r>
-        <w:t>User-Assigned Identity für Datensammlung/Automatisierung.</w:t>
+        <w:t>mi-alz-&lt;Region&gt; für die Datensammlung der Agents.</w:t>
       </w:r>
     </w:p>
     <w:p>
@@ -800,7 +1048,7 @@
         <w:t xml:space="preserve">Solutions: </w:t>
       </w:r>
       <w:r>
-        <w:t>ChangeTracking; Microsoft Sentinel per Schalter aktivierbar.</w:t>
+        <w:t>ChangeTracking im Workspace; Microsoft Sentinel per Schalter aktivierbar.</w:t>
       </w:r>
     </w:p>
     <w:p>
@@ -814,7 +1062,15 @@
         <w:t xml:space="preserve">Automation Account: </w:t>
       </w:r>
       <w:r>
-        <w:t>Optional zuschaltbar (Update-/Konfigurationsmanagement).</w:t>
+        <w:t>Optional zuschaltbar (Update-/Konfigurationsmanagement; default aus).</w:t>
+      </w:r>
+    </w:p>
+    <w:p>
+      <w:pPr>
+        <w:spacing w:after="120"/>
+      </w:pPr>
+      <w:r>
+        <w:t>Die VM-/Monitoring-Policies des Policy-Sets (Deploy-VM-Monitoring, Deploy-VM-ChangeTrack u. a.) verbinden neue Maschinen automatisch mit dem Workspace und den DCRs.</w:t>
       </w:r>
     </w:p>
     <w:p>
@@ -830,7 +1086,7 @@
         <w:spacing w:after="120"/>
       </w:pPr>
       <w:r>
-        <w:t>Security-Baseline je Subscription (Microsoft Defender for Cloud):</w:t>
+        <w:t>Microsoft Defender for Cloud wird nicht mehr über ein eigenes Template aktiviert, sondern automatisch über die Policy-Assignments auf der alz-Root-Ebene onboardet (DeployIfNotExists). Die Sicherheits-Konfiguration ist damit Teil des Governance-Sets:</w:t>
       </w:r>
     </w:p>
     <w:p>
@@ -841,10 +1097,10 @@
         <w:rPr>
           <w:b/>
         </w:rPr>
-        <w:t xml:space="preserve">Defender-Pläne: </w:t>
+        <w:t xml:space="preserve">Deploy-MDFC-Config-H224: </w:t>
       </w:r>
       <w:r>
-        <w:t>VMs, Storage, Key Vault, ARM, Container, App Service, SQL, Open-Source-DB, Cosmos DB – Tier konfigurierbar (Standard/Free).</w:t>
+        <w:t>Onboarding der Defender-for-Cloud-Konfiguration inkl. Defender-Pläne und Security Contacts.</w:t>
       </w:r>
     </w:p>
     <w:p>
@@ -855,10 +1111,10 @@
         <w:rPr>
           <w:b/>
         </w:rPr>
-        <w:t xml:space="preserve">Security Contacts: </w:t>
+        <w:t xml:space="preserve">Deploy-MDEndpoints / Deploy-MDEndpointsAMA: </w:t>
       </w:r>
       <w:r>
-        <w:t>Zentrale Sicherheits-E-Mail mit Alarm-Benachrichtigungen (Schweregrad-Schwelle, Benachrichtigung nach Rolle).</w:t>
+        <w:t>Microsoft Defender for Endpoint und dessen Integration mit Defender for Cloud.</w:t>
       </w:r>
     </w:p>
     <w:p>
@@ -869,10 +1125,10 @@
         <w:rPr>
           <w:b/>
         </w:rPr>
-        <w:t xml:space="preserve">Activity-Log → Log Analytics: </w:t>
+        <w:t xml:space="preserve">Deploy-MDFC-OssDb / Deploy-MDFC-SqlAtp: </w:t>
       </w:r>
       <w:r>
-        <w:t>Subscription-Aktivitätsprotokolle (Administrative, Security, Policy, ResourceHealth …) zentral im Workspace.</w:t>
+        <w:t>Advanced Threat Protection für Open-Source-Datenbanken sowie SQL-Server/-Managed-Instances.</w:t>
       </w:r>
     </w:p>
     <w:p>
@@ -883,10 +1139,32 @@
         <w:rPr>
           <w:b/>
         </w:rPr>
-        <w:t xml:space="preserve">Microsoft Sentinel: </w:t>
+        <w:t xml:space="preserve">Deploy-AzActivity-Log / Deploy-Diag-LogsCat: </w:t>
       </w:r>
       <w:r>
-        <w:t>Onboarding über Log-Analytics-Schalter; Data Connectors und Analyseregeln nach Bedarf.</w:t>
+        <w:t>Activity-Log und Diagnose-Kategorien je Subscription/Ressource zentral ins Log Analytics.</w:t>
+      </w:r>
+    </w:p>
+    <w:p>
+      <w:pPr>
+        <w:pStyle w:val="ListBullet"/>
+      </w:pPr>
+      <w:r>
+        <w:rPr>
+          <w:b/>
+        </w:rPr>
+        <w:t xml:space="preserve">Enforce-ACSB / Deploy-ASC-Monitoring: </w:t>
+      </w:r>
+      <w:r>
+        <w:t>Azure Compute Security Baseline und Microsoft Cloud Security Benchmark.</w:t>
+      </w:r>
+    </w:p>
+    <w:p>
+      <w:pPr>
+        <w:spacing w:after="120"/>
+      </w:pPr>
+      <w:r>
+        <w:t>Kostenhinweis: Die Defender-Pläne werden über die Policy-Konfiguration auf den Standard-Tier gehoben (kostenpflichtig, in der Regel pro Ressource bzw. transaktionsbasiert). Der Tier ist über die Konfiguration steuerbar. Microsoft Sentinel ist über einen Schalter am Log Analytics Workspace vorbereitet; Data Connectors und Analyseregeln nach Bedarf.</w:t>
       </w:r>
     </w:p>
     <w:p>
@@ -902,7 +1180,7 @@
         <w:spacing w:after="120"/>
       </w:pPr>
       <w:r>
-        <w:t>Das Hub-Netzwerk in der Connectivity-Subscription bildet das Rückgrat. Spokes (Workloads) werden an den Hub gepeert und leiten ausgehenden Verkehr über die Azure Firewall.</w:t>
+        <w:t>Das Hub-Netzwerk in der Connectivity-Subscription bildet das Rückgrat. Spokes (Workloads) werden an den Hub gepeert und leiten ausgehenden Verkehr über die Azure Firewall. Wichtig: Der Microsoft-Standard des Accelerators aktiviert ALLE Dienste in BEIDEN Regionen.</w:t>
       </w:r>
     </w:p>
     <w:p>
@@ -916,7 +1194,7 @@
         <w:t xml:space="preserve">Hub-VNets: </w:t>
       </w:r>
       <w:r>
-        <w:t>Primär 10.0.0.0/22 (Germany West Central), Sekundär 10.1.0.0/22 (North Europe).</w:t>
+        <w:t>Primär 10.0.0.0/22 (Germany West Central), Sekundär 10.1.0.0/22 (North Europe), bidirektional gepeert.</w:t>
       </w:r>
     </w:p>
     <w:p>
@@ -930,7 +1208,7 @@
         <w:t xml:space="preserve">Azure Firewall + Policy: </w:t>
       </w:r>
       <w:r>
-        <w:t>Zentrale Firewall mit Basisregelwerk (DNS-Proxy, Azure-DNS, NTP, AzureCloud-HTTPS, Windows-Update; restlicher Verkehr = Deny).</w:t>
+        <w:t>2x Azure Firewall (Standard), je Hub eine – mit Firewall Policy.</w:t>
       </w:r>
     </w:p>
     <w:p>
@@ -944,7 +1222,7 @@
         <w:t xml:space="preserve">Azure Bastion: </w:t>
       </w:r>
       <w:r>
-        <w:t>Sicherer RDP/SSH-Zugang ohne öffentliche IPs.</w:t>
+        <w:t>2x Bastion (je Hub) – sicherer RDP/SSH-Zugang ohne öffentliche IPs.</w:t>
       </w:r>
     </w:p>
     <w:p>
@@ -955,10 +1233,10 @@
         <w:rPr>
           <w:b/>
         </w:rPr>
-        <w:t xml:space="preserve">Private DNS Zones: </w:t>
+        <w:t xml:space="preserve">VPN Gateway: </w:t>
       </w:r>
       <w:r>
-        <w:t>37 privatelink-Zonen für Private Endpoints, mit dem Hub verknüpft.</w:t>
+        <w:t>2x VPN Gateway (VpnGw1AZ, active-active BGP, ASN 65515).</w:t>
       </w:r>
     </w:p>
     <w:p>
@@ -969,10 +1247,10 @@
         <w:rPr>
           <w:b/>
         </w:rPr>
-        <w:t xml:space="preserve">DNS Private Resolver: </w:t>
+        <w:t xml:space="preserve">ExpressRoute Gateway: </w:t>
       </w:r>
       <w:r>
-        <w:t>Optional – nutzt delegierte Inbound-/Outbound-Subnetze (hybride Namensauflösung).</w:t>
+        <w:t>2x ExpressRoute Gateway (je Hub).</w:t>
       </w:r>
     </w:p>
     <w:p>
@@ -983,10 +1261,10 @@
         <w:rPr>
           <w:b/>
         </w:rPr>
-        <w:t xml:space="preserve">Hub-Peering: </w:t>
+        <w:t xml:space="preserve">DDoS Network Protection: </w:t>
       </w:r>
       <w:r>
-        <w:t>Bidirektionales Peering zwischen Primär- und Sekundär-Hub.</w:t>
+        <w:t>Aktiviert (Hub 1) – teuerster Einzelposten (~€2.500/Monat).</w:t>
       </w:r>
     </w:p>
     <w:p>
@@ -997,10 +1275,18 @@
         <w:rPr>
           <w:b/>
         </w:rPr>
-        <w:t xml:space="preserve">Gateways &amp; DDoS: </w:t>
+        <w:t xml:space="preserve">DNS Private Resolver &amp; Private DNS Zones: </w:t>
       </w:r>
       <w:r>
-        <w:t>VPN-/ExpressRoute-Gateway und DDoS-Schutz vorbereitet, standardmäßig deaktiviert (kosten-/bedarfsgesteuert).</w:t>
+        <w:t>2x DNS Private Resolver, zentrale Private DNS Zones für Private Endpoints.</w:t>
+      </w:r>
+    </w:p>
+    <w:p>
+      <w:pPr>
+        <w:spacing w:after="120"/>
+      </w:pPr>
+      <w:r>
+        <w:t>Kostenhinweis: Im Microsoft-Default summieren sich diese Dienste auf rund €5.800/Monat (doppelte Firewalls, Bastion, VPN-/ExpressRoute-Gateways plus DDoS). Für einen kostenarmen Erst-Rollout gibt es zwei Wege: network_type: none (nur Management Groups + Policies + Logging, ≈ €0) oder die deploy*-Schalter je Dienst in templates/networking/hubnetworking/main.bicepparam auf false setzen (z. B. nur VNets + Private DNS Zones, ≈ €15/Monat). Details im Bootstrap-Runbook (docs/ACCELERATOR-BOOTSTRAP.md).</w:t>
       </w:r>
     </w:p>
     <w:p>
@@ -1008,7 +1294,7 @@
         <w:pStyle w:val="Heading2"/>
       </w:pPr>
       <w:r>
-        <w:t>4.6 Landing Zones &amp; Subscription Vending</w:t>
+        <w:t>4.6 Landing Zones &amp; Subscription-Platzierung</w:t>
       </w:r>
     </w:p>
     <w:p>
@@ -1016,7 +1302,7 @@
         <w:spacing w:after="120"/>
       </w:pPr>
       <w:r>
-        <w:t>Workload-Landing-Zones erhalten ein Spoke-VNet mit Route Table (Default-Route über die Firewall), bidirektionalem Hub-Peering und Verknüpfung zu den zentralen Private-DNS-Zonen. Neue oder bestehende Subscriptions werden über das AVM-Pattern „Subscription Vending“ automatisiert in die richtige Management Group platziert – standardmäßig im Placement-Modus (ohne Billing-Rechte), optional als Neuanlage (EA/MCA).</w:t>
+        <w:t>Workload-Landing-Zones erhalten ein Spoke-VNet mit Route Table (Default-Route über die Firewall), bidirektionalem Hub-Peering und Verknüpfung zu den zentralen Private-DNS-Zonen. Die Platzierung von Subscriptions erfolgt über die vom Accelerator erstellte Management-Group-Struktur und den Bootstrap: bestehende Subscriptions werden in die passende Management Group (corp/online/local bzw. Plattform) eingehängt und erben sofort deren Policies und RBAC. Ein dediziertes Subscription-Vending-Template wird nicht mehr aktiv betrieben (die Vorgänger-Eigenimplementierung liegt archiviert unter legacy-custom/).</w:t>
       </w:r>
     </w:p>
     <w:p>
@@ -1032,7 +1318,7 @@
         <w:spacing w:after="120"/>
       </w:pPr>
       <w:r>
-        <w:t>Die folgende Tabelle listet alle Azure-Ressourcen, die durch die Landing-Zone-Templates erstellt werden. Ressourcen mit Scope 'Tenant' benötigen keine Subscription, alle übrigen werden in den angegebenen Platform-Subscriptions angelegt.</w:t>
+        <w:t>Die folgende Übersicht fasst die Ressourcen zusammen, die der ALZ Bicep Accelerator erstellt. Governance-Objekte (Management Groups, Policies, Rollen) liegen auf Tenant-/MG-Scope, alle übrigen werden in den Platform-Subscriptions angelegt. Insgesamt nutzt das Starter-Modul 22 Azure Verified Modules (u. a. avm/ptn/alz/empty, avm/ptn/alz/ama, Netzwerk-Module).</w:t>
       </w:r>
     </w:p>
     <w:p>
@@ -1040,7 +1326,7 @@
         <w:pStyle w:val="Heading2"/>
       </w:pPr>
       <w:r>
-        <w:t>5.1 Governance (Tenant-Scope)</w:t>
+        <w:t>5.1 Governance (Tenant-/MG-Scope)</w:t>
       </w:r>
     </w:p>
     <w:tbl>
@@ -1227,7 +1513,7 @@
                 <w:b w:val="0"/>
                 <w:sz w:val="19"/>
               </w:rPr>
-              <w:t>Policy Assignment – Deny Location</w:t>
+              <w:t>Policy Definition (Custom)</w:t>
             </w:r>
           </w:p>
         </w:tc>
@@ -1245,7 +1531,7 @@
                 <w:b w:val="0"/>
                 <w:sz w:val="19"/>
               </w:rPr>
-              <w:t>Deny-Location @ alz</w:t>
+              <w:t>vollständiges ALZ-Set, geladen aus lib/alz/</w:t>
             </w:r>
           </w:p>
         </w:tc>
@@ -1263,7 +1549,7 @@
                 <w:b w:val="0"/>
                 <w:sz w:val="19"/>
               </w:rPr>
-              <w:t>1</w:t>
+              <w:t>149</w:t>
             </w:r>
           </w:p>
         </w:tc>
@@ -1301,7 +1587,7 @@
                 <w:b w:val="0"/>
                 <w:sz w:val="19"/>
               </w:rPr>
-              <w:t>Policy Assignment – Require Tag</w:t>
+              <w:t>Policy Set Definition (Initiative)</w:t>
             </w:r>
           </w:p>
         </w:tc>
@@ -1319,7 +1605,7 @@
                 <w:b w:val="0"/>
                 <w:sz w:val="19"/>
               </w:rPr>
-              <w:t>Require-RG-Tag @ alz</w:t>
+              <w:t>Deploy-MDFC-Config, Deploy-Private-DNS-Zones, Enforce-Guardrails-* …</w:t>
             </w:r>
           </w:p>
         </w:tc>
@@ -1337,7 +1623,7 @@
                 <w:b w:val="0"/>
                 <w:sz w:val="19"/>
               </w:rPr>
-              <w:t>1</w:t>
+              <w:t>42</w:t>
             </w:r>
           </w:p>
         </w:tc>
@@ -1375,7 +1661,7 @@
                 <w:b w:val="0"/>
                 <w:sz w:val="19"/>
               </w:rPr>
-              <w:t>Policy Assignment – Storage HTTPS</w:t>
+              <w:t>Policy Assignment</w:t>
             </w:r>
           </w:p>
         </w:tc>
@@ -1393,7 +1679,7 @@
                 <w:b w:val="0"/>
                 <w:sz w:val="19"/>
               </w:rPr>
-              <w:t>Deny-Storage-Http @ alz</w:t>
+              <w:t>auf alz / landingzones / corp / platform / identity … verteilt</w:t>
             </w:r>
           </w:p>
         </w:tc>
@@ -1411,7 +1697,7 @@
                 <w:b w:val="0"/>
                 <w:sz w:val="19"/>
               </w:rPr>
-              <w:t>1</w:t>
+              <w:t>123</w:t>
             </w:r>
           </w:p>
         </w:tc>
@@ -1449,7 +1735,7 @@
                 <w:b w:val="0"/>
                 <w:sz w:val="19"/>
               </w:rPr>
-              <w:t>Policy Assignment – Deny NIC Public IP</w:t>
+              <w:t>Custom Role Definition</w:t>
             </w:r>
           </w:p>
         </w:tc>
@@ -1467,7 +1753,7 @@
                 <w:b w:val="0"/>
                 <w:sz w:val="19"/>
               </w:rPr>
-              <w:t>Deny-NIC-PublicIP @ alz-landingzones-corp</w:t>
+              <w:t>Subscription-Owner, Security-Operations, Network-Management, Application-Owners, Network-Subnet-Contributor</w:t>
             </w:r>
           </w:p>
         </w:tc>
@@ -1485,7 +1771,7 @@
                 <w:b w:val="0"/>
                 <w:sz w:val="19"/>
               </w:rPr>
-              <w:t>1</w:t>
+              <w:t>5</w:t>
             </w:r>
           </w:p>
         </w:tc>
@@ -1523,7 +1809,7 @@
                 <w:b w:val="0"/>
                 <w:sz w:val="19"/>
               </w:rPr>
-              <w:t>Policy Assignment – Deny Resource Types</w:t>
+              <w:t>Remediation-Identity (auto)</w:t>
             </w:r>
           </w:p>
         </w:tc>
@@ -1541,7 +1827,7 @@
                 <w:b w:val="0"/>
                 <w:sz w:val="19"/>
               </w:rPr>
-              <w:t>Deny-All @ alz-decommissioned (leere Allowed-Liste)</w:t>
+              <w:t>Managed Identities für DeployIfNotExists/Modify</w:t>
             </w:r>
           </w:p>
         </w:tc>
@@ -1559,7 +1845,7 @@
                 <w:b w:val="0"/>
                 <w:sz w:val="19"/>
               </w:rPr>
-              <w:t>1</w:t>
+              <w:t>n</w:t>
             </w:r>
           </w:p>
         </w:tc>
@@ -1597,7 +1883,7 @@
                 <w:b w:val="0"/>
                 <w:sz w:val="19"/>
               </w:rPr>
-              <w:t>Policy Exemption</w:t>
+              <w:t>RBAC Role Assignment</w:t>
             </w:r>
           </w:p>
         </w:tc>
@@ -1615,81 +1901,7 @@
                 <w:b w:val="0"/>
                 <w:sz w:val="19"/>
               </w:rPr>
-              <w:t>Require-RG-Tag Ausnahme @ alz-sandbox</w:t>
-            </w:r>
-          </w:p>
-        </w:tc>
-        <w:tc>
-          <w:tcPr>
-            <w:tcW w:type="dxa" w:w="1008"/>
-          </w:tcPr>
-          <w:p>
-            <w:pPr>
-              <w:spacing w:after="40" w:before="40"/>
-            </w:pPr>
-            <w:r/>
-            <w:r>
-              <w:rPr>
-                <w:b w:val="0"/>
-                <w:sz w:val="19"/>
-              </w:rPr>
-              <w:t>1</w:t>
-            </w:r>
-          </w:p>
-        </w:tc>
-        <w:tc>
-          <w:tcPr>
-            <w:tcW w:type="dxa" w:w="2016"/>
-          </w:tcPr>
-          <w:p>
-            <w:pPr>
-              <w:spacing w:after="40" w:before="40"/>
-            </w:pPr>
-            <w:r/>
-            <w:r>
-              <w:rPr>
-                <w:b w:val="0"/>
-                <w:sz w:val="19"/>
-              </w:rPr>
-              <w:t>Kostenlos</w:t>
-            </w:r>
-          </w:p>
-        </w:tc>
-      </w:tr>
-      <w:tr>
-        <w:tc>
-          <w:tcPr>
-            <w:tcW w:type="dxa" w:w="3312"/>
-          </w:tcPr>
-          <w:p>
-            <w:pPr>
-              <w:spacing w:after="40" w:before="40"/>
-            </w:pPr>
-            <w:r/>
-            <w:r>
-              <w:rPr>
-                <w:b w:val="0"/>
-                <w:sz w:val="19"/>
-              </w:rPr>
-              <w:t>RBAC Role Assignment</w:t>
-            </w:r>
-          </w:p>
-        </w:tc>
-        <w:tc>
-          <w:tcPr>
-            <w:tcW w:type="dxa" w:w="5184"/>
-          </w:tcPr>
-          <w:p>
-            <w:pPr>
-              <w:spacing w:after="40" w:before="40"/>
-            </w:pPr>
-            <w:r/>
-            <w:r>
-              <w:rPr>
-                <w:b w:val="0"/>
-                <w:sz w:val="19"/>
-              </w:rPr>
-              <w:t>Owner/Contributor/Reader je Entra-Gruppe (konfigurierbar)</w:t>
+              <w:t>Built-in-/Custom-Rollen je Entra-Gruppe (konfigurierbar)</w:t>
             </w:r>
           </w:p>
         </w:tc>
@@ -1737,7 +1949,7 @@
         <w:pStyle w:val="Heading2"/>
       </w:pPr>
       <w:r>
-        <w:t>5.2 Logging (Management-Subscription)</w:t>
+        <w:t>5.2 Logging (Management-Subscription, avm/ptn/alz/ama)</w:t>
       </w:r>
     </w:p>
     <w:tbl>
@@ -1868,7 +2080,7 @@
                 <w:b w:val="0"/>
                 <w:sz w:val="19"/>
               </w:rPr>
-              <w:t>rg-alz-logging-germanywestcentral</w:t>
+              <w:t>rg-alz-logging-&lt;region&gt;</w:t>
             </w:r>
           </w:p>
         </w:tc>
@@ -1942,7 +2154,7 @@
                 <w:b w:val="0"/>
                 <w:sz w:val="19"/>
               </w:rPr>
-              <w:t>law-alz-germanywestcentral (365 Tage, PerGB2018)</w:t>
+              <w:t>law-alz-&lt;region&gt; (365 Tage, PerGB2018)</w:t>
             </w:r>
           </w:p>
         </w:tc>
@@ -2016,7 +2228,7 @@
                 <w:b w:val="0"/>
                 <w:sz w:val="19"/>
               </w:rPr>
-              <w:t>dcr-alz-vmi-germanywestcentral</w:t>
+              <w:t>dcr-vmi-alz-&lt;region&gt;</w:t>
             </w:r>
           </w:p>
         </w:tc>
@@ -2090,7 +2302,7 @@
                 <w:b w:val="0"/>
                 <w:sz w:val="19"/>
               </w:rPr>
-              <w:t>dcr-alz-ct-germanywestcentral</w:t>
+              <w:t>dcr-ct-alz-&lt;region&gt;</w:t>
             </w:r>
           </w:p>
         </w:tc>
@@ -2164,7 +2376,7 @@
                 <w:b w:val="0"/>
                 <w:sz w:val="19"/>
               </w:rPr>
-              <w:t>dcr-alz-sql-germanywestcentral</w:t>
+              <w:t>dcr-mdfcsql-alz-&lt;region&gt;</w:t>
             </w:r>
           </w:p>
         </w:tc>
@@ -2238,7 +2450,7 @@
                 <w:b w:val="0"/>
                 <w:sz w:val="19"/>
               </w:rPr>
-              <w:t>mi-alz-germanywestcentral</w:t>
+              <w:t>mi-alz-&lt;region&gt;</w:t>
             </w:r>
           </w:p>
         </w:tc>
@@ -2349,6 +2561,80 @@
                 <w:sz w:val="19"/>
               </w:rPr>
               <w:t>Im LAW enthalten</w:t>
+            </w:r>
+          </w:p>
+        </w:tc>
+      </w:tr>
+      <w:tr>
+        <w:tc>
+          <w:tcPr>
+            <w:tcW w:type="dxa" w:w="3312"/>
+          </w:tcPr>
+          <w:p>
+            <w:pPr>
+              <w:spacing w:after="40" w:before="40"/>
+            </w:pPr>
+            <w:r/>
+            <w:r>
+              <w:rPr>
+                <w:b w:val="0"/>
+                <w:sz w:val="19"/>
+              </w:rPr>
+              <w:t>Automation Account (optional, default aus)</w:t>
+            </w:r>
+          </w:p>
+        </w:tc>
+        <w:tc>
+          <w:tcPr>
+            <w:tcW w:type="dxa" w:w="5184"/>
+          </w:tcPr>
+          <w:p>
+            <w:pPr>
+              <w:spacing w:after="40" w:before="40"/>
+            </w:pPr>
+            <w:r/>
+            <w:r>
+              <w:rPr>
+                <w:b w:val="0"/>
+                <w:sz w:val="19"/>
+              </w:rPr>
+              <w:t>aa-alz-&lt;region&gt; (Basic)</w:t>
+            </w:r>
+          </w:p>
+        </w:tc>
+        <w:tc>
+          <w:tcPr>
+            <w:tcW w:type="dxa" w:w="1008"/>
+          </w:tcPr>
+          <w:p>
+            <w:pPr>
+              <w:spacing w:after="40" w:before="40"/>
+            </w:pPr>
+            <w:r/>
+            <w:r>
+              <w:rPr>
+                <w:b w:val="0"/>
+                <w:sz w:val="19"/>
+              </w:rPr>
+              <w:t>0–1</w:t>
+            </w:r>
+          </w:p>
+        </w:tc>
+        <w:tc>
+          <w:tcPr>
+            <w:tcW w:type="dxa" w:w="2016"/>
+          </w:tcPr>
+          <w:p>
+            <w:pPr>
+              <w:spacing w:after="40" w:before="40"/>
+            </w:pPr>
+            <w:r/>
+            <w:r>
+              <w:rPr>
+                <w:b w:val="0"/>
+                <w:sz w:val="19"/>
+              </w:rPr>
+              <w:t>Verbrauchsabhängig</w:t>
             </w:r>
           </w:p>
         </w:tc>
@@ -2360,7 +2646,7 @@
         <w:pStyle w:val="Heading2"/>
       </w:pPr>
       <w:r>
-        <w:t>5.3 Security-Baseline (je Subscription)</w:t>
+        <w:t>5.3 Security – Defender for Cloud (via Policy)</w:t>
       </w:r>
     </w:p>
     <w:p>
@@ -2368,7 +2654,491 @@
         <w:spacing w:after="120"/>
       </w:pPr>
       <w:r>
-        <w:t>Die folgenden Ressourcen werden per Subscription deployt (Management, Connectivity, Workload).</w:t>
+        <w:t>Microsoft Defender for Cloud wird über die Deploy-MDFC-*-Policy-Assignments auf der alz-Root-Ebene automatisch onboardet (DeployIfNotExists) – kein eigenes Security-Template mehr. Die Defender-Pläne werden auf den Standard-Tier gehoben (kostenpflichtig); der Tier ist konfigurierbar.</w:t>
+      </w:r>
+    </w:p>
+    <w:tbl>
+      <w:tblPr>
+        <w:tblStyle w:val="LightGrid-Accent1"/>
+        <w:tblW w:type="auto" w:w="0"/>
+        <w:jc w:val="center"/>
+        <w:tblLook w:firstColumn="1" w:firstRow="1" w:lastColumn="0" w:lastRow="0" w:noHBand="0" w:noVBand="1" w:val="04A0"/>
+      </w:tblPr>
+      <w:tblGrid>
+        <w:gridCol w:w="2880"/>
+        <w:gridCol w:w="2880"/>
+        <w:gridCol w:w="2880"/>
+      </w:tblGrid>
+      <w:tr>
+        <w:tc>
+          <w:tcPr>
+            <w:tcW w:type="dxa" w:w="3744"/>
+            <w:shd w:val="clear" w:color="auto" w:fill="0078D4"/>
+          </w:tcPr>
+          <w:p>
+            <w:pPr>
+              <w:spacing w:after="40" w:before="40"/>
+            </w:pPr>
+            <w:r/>
+            <w:r>
+              <w:rPr>
+                <w:b/>
+                <w:color w:val="FFFFFF"/>
+                <w:sz w:val="19"/>
+              </w:rPr>
+              <w:t>Plan / Komponente</w:t>
+            </w:r>
+          </w:p>
+        </w:tc>
+        <w:tc>
+          <w:tcPr>
+            <w:tcW w:type="dxa" w:w="4320"/>
+            <w:shd w:val="clear" w:color="auto" w:fill="0078D4"/>
+          </w:tcPr>
+          <w:p>
+            <w:pPr>
+              <w:spacing w:after="40" w:before="40"/>
+            </w:pPr>
+            <w:r/>
+            <w:r>
+              <w:rPr>
+                <w:b/>
+                <w:color w:val="FFFFFF"/>
+                <w:sz w:val="19"/>
+              </w:rPr>
+              <w:t>aktiviert über</w:t>
+            </w:r>
+          </w:p>
+        </w:tc>
+        <w:tc>
+          <w:tcPr>
+            <w:tcW w:type="dxa" w:w="2016"/>
+            <w:shd w:val="clear" w:color="auto" w:fill="0078D4"/>
+          </w:tcPr>
+          <w:p>
+            <w:pPr>
+              <w:spacing w:after="40" w:before="40"/>
+            </w:pPr>
+            <w:r/>
+            <w:r>
+              <w:rPr>
+                <w:b/>
+                <w:color w:val="FFFFFF"/>
+                <w:sz w:val="19"/>
+              </w:rPr>
+              <w:t>Kosten (Standard)</w:t>
+            </w:r>
+          </w:p>
+        </w:tc>
+      </w:tr>
+      <w:tr>
+        <w:tc>
+          <w:tcPr>
+            <w:tcW w:type="dxa" w:w="3744"/>
+          </w:tcPr>
+          <w:p>
+            <w:pPr>
+              <w:spacing w:after="40" w:before="40"/>
+            </w:pPr>
+            <w:r/>
+            <w:r>
+              <w:rPr>
+                <w:b w:val="0"/>
+                <w:sz w:val="19"/>
+              </w:rPr>
+              <w:t>Defender-Konfiguration + Security Contacts</w:t>
+            </w:r>
+          </w:p>
+        </w:tc>
+        <w:tc>
+          <w:tcPr>
+            <w:tcW w:type="dxa" w:w="4320"/>
+          </w:tcPr>
+          <w:p>
+            <w:pPr>
+              <w:spacing w:after="40" w:before="40"/>
+            </w:pPr>
+            <w:r/>
+            <w:r>
+              <w:rPr>
+                <w:b w:val="0"/>
+                <w:sz w:val="19"/>
+              </w:rPr>
+              <w:t>Deploy-MDFC-Config-H224</w:t>
+            </w:r>
+          </w:p>
+        </w:tc>
+        <w:tc>
+          <w:tcPr>
+            <w:tcW w:type="dxa" w:w="2016"/>
+          </w:tcPr>
+          <w:p>
+            <w:pPr>
+              <w:spacing w:after="40" w:before="40"/>
+            </w:pPr>
+            <w:r/>
+            <w:r>
+              <w:rPr>
+                <w:b w:val="0"/>
+                <w:sz w:val="19"/>
+              </w:rPr>
+              <w:t>siehe Pläne</w:t>
+            </w:r>
+          </w:p>
+        </w:tc>
+      </w:tr>
+      <w:tr>
+        <w:tc>
+          <w:tcPr>
+            <w:tcW w:type="dxa" w:w="3744"/>
+          </w:tcPr>
+          <w:p>
+            <w:pPr>
+              <w:spacing w:after="40" w:before="40"/>
+            </w:pPr>
+            <w:r/>
+            <w:r>
+              <w:rPr>
+                <w:b w:val="0"/>
+                <w:sz w:val="19"/>
+              </w:rPr>
+              <w:t>Defender for Servers (VMs)</w:t>
+            </w:r>
+          </w:p>
+        </w:tc>
+        <w:tc>
+          <w:tcPr>
+            <w:tcW w:type="dxa" w:w="4320"/>
+          </w:tcPr>
+          <w:p>
+            <w:pPr>
+              <w:spacing w:after="40" w:before="40"/>
+            </w:pPr>
+            <w:r/>
+            <w:r>
+              <w:rPr>
+                <w:b w:val="0"/>
+                <w:sz w:val="19"/>
+              </w:rPr>
+              <w:t>Deploy-MDFC-Config-H224</w:t>
+            </w:r>
+          </w:p>
+        </w:tc>
+        <w:tc>
+          <w:tcPr>
+            <w:tcW w:type="dxa" w:w="2016"/>
+          </w:tcPr>
+          <w:p>
+            <w:pPr>
+              <w:spacing w:after="40" w:before="40"/>
+            </w:pPr>
+            <w:r/>
+            <w:r>
+              <w:rPr>
+                <w:b w:val="0"/>
+                <w:sz w:val="19"/>
+              </w:rPr>
+              <w:t>~€13/Server/Mon.</w:t>
+            </w:r>
+          </w:p>
+        </w:tc>
+      </w:tr>
+      <w:tr>
+        <w:tc>
+          <w:tcPr>
+            <w:tcW w:type="dxa" w:w="3744"/>
+          </w:tcPr>
+          <w:p>
+            <w:pPr>
+              <w:spacing w:after="40" w:before="40"/>
+            </w:pPr>
+            <w:r/>
+            <w:r>
+              <w:rPr>
+                <w:b w:val="0"/>
+                <w:sz w:val="19"/>
+              </w:rPr>
+              <w:t>Defender for Endpoint</w:t>
+            </w:r>
+          </w:p>
+        </w:tc>
+        <w:tc>
+          <w:tcPr>
+            <w:tcW w:type="dxa" w:w="4320"/>
+          </w:tcPr>
+          <w:p>
+            <w:pPr>
+              <w:spacing w:after="40" w:before="40"/>
+            </w:pPr>
+            <w:r/>
+            <w:r>
+              <w:rPr>
+                <w:b w:val="0"/>
+                <w:sz w:val="19"/>
+              </w:rPr>
+              <w:t>Deploy-MDEndpoints / Deploy-MDEndpointsAMA</w:t>
+            </w:r>
+          </w:p>
+        </w:tc>
+        <w:tc>
+          <w:tcPr>
+            <w:tcW w:type="dxa" w:w="2016"/>
+          </w:tcPr>
+          <w:p>
+            <w:pPr>
+              <w:spacing w:after="40" w:before="40"/>
+            </w:pPr>
+            <w:r/>
+            <w:r>
+              <w:rPr>
+                <w:b w:val="0"/>
+                <w:sz w:val="19"/>
+              </w:rPr>
+              <w:t>im Server-Plan</w:t>
+            </w:r>
+          </w:p>
+        </w:tc>
+      </w:tr>
+      <w:tr>
+        <w:tc>
+          <w:tcPr>
+            <w:tcW w:type="dxa" w:w="3744"/>
+          </w:tcPr>
+          <w:p>
+            <w:pPr>
+              <w:spacing w:after="40" w:before="40"/>
+            </w:pPr>
+            <w:r/>
+            <w:r>
+              <w:rPr>
+                <w:b w:val="0"/>
+                <w:sz w:val="19"/>
+              </w:rPr>
+              <w:t>Defender for SQL (Server/MI/VM)</w:t>
+            </w:r>
+          </w:p>
+        </w:tc>
+        <w:tc>
+          <w:tcPr>
+            <w:tcW w:type="dxa" w:w="4320"/>
+          </w:tcPr>
+          <w:p>
+            <w:pPr>
+              <w:spacing w:after="40" w:before="40"/>
+            </w:pPr>
+            <w:r/>
+            <w:r>
+              <w:rPr>
+                <w:b w:val="0"/>
+                <w:sz w:val="19"/>
+              </w:rPr>
+              <w:t>Deploy-MDFC-SqlAtp / Deploy-MDFC-DefSQL-AMA</w:t>
+            </w:r>
+          </w:p>
+        </w:tc>
+        <w:tc>
+          <w:tcPr>
+            <w:tcW w:type="dxa" w:w="2016"/>
+          </w:tcPr>
+          <w:p>
+            <w:pPr>
+              <w:spacing w:after="40" w:before="40"/>
+            </w:pPr>
+            <w:r/>
+            <w:r>
+              <w:rPr>
+                <w:b w:val="0"/>
+                <w:sz w:val="19"/>
+              </w:rPr>
+              <w:t>~€13/Server/Mon.</w:t>
+            </w:r>
+          </w:p>
+        </w:tc>
+      </w:tr>
+      <w:tr>
+        <w:tc>
+          <w:tcPr>
+            <w:tcW w:type="dxa" w:w="3744"/>
+          </w:tcPr>
+          <w:p>
+            <w:pPr>
+              <w:spacing w:after="40" w:before="40"/>
+            </w:pPr>
+            <w:r/>
+            <w:r>
+              <w:rPr>
+                <w:b w:val="0"/>
+                <w:sz w:val="19"/>
+              </w:rPr>
+              <w:t>Defender for Open-Source-DB</w:t>
+            </w:r>
+          </w:p>
+        </w:tc>
+        <w:tc>
+          <w:tcPr>
+            <w:tcW w:type="dxa" w:w="4320"/>
+          </w:tcPr>
+          <w:p>
+            <w:pPr>
+              <w:spacing w:after="40" w:before="40"/>
+            </w:pPr>
+            <w:r/>
+            <w:r>
+              <w:rPr>
+                <w:b w:val="0"/>
+                <w:sz w:val="19"/>
+              </w:rPr>
+              <w:t>Deploy-MDFC-OssDb</w:t>
+            </w:r>
+          </w:p>
+        </w:tc>
+        <w:tc>
+          <w:tcPr>
+            <w:tcW w:type="dxa" w:w="2016"/>
+          </w:tcPr>
+          <w:p>
+            <w:pPr>
+              <w:spacing w:after="40" w:before="40"/>
+            </w:pPr>
+            <w:r/>
+            <w:r>
+              <w:rPr>
+                <w:b w:val="0"/>
+                <w:sz w:val="19"/>
+              </w:rPr>
+              <w:t>~€13/Server/Mon.</w:t>
+            </w:r>
+          </w:p>
+        </w:tc>
+      </w:tr>
+      <w:tr>
+        <w:tc>
+          <w:tcPr>
+            <w:tcW w:type="dxa" w:w="3744"/>
+          </w:tcPr>
+          <w:p>
+            <w:pPr>
+              <w:spacing w:after="40" w:before="40"/>
+            </w:pPr>
+            <w:r/>
+            <w:r>
+              <w:rPr>
+                <w:b w:val="0"/>
+                <w:sz w:val="19"/>
+              </w:rPr>
+              <w:t>Microsoft Cloud Security Benchmark / ACSB</w:t>
+            </w:r>
+          </w:p>
+        </w:tc>
+        <w:tc>
+          <w:tcPr>
+            <w:tcW w:type="dxa" w:w="4320"/>
+          </w:tcPr>
+          <w:p>
+            <w:pPr>
+              <w:spacing w:after="40" w:before="40"/>
+            </w:pPr>
+            <w:r/>
+            <w:r>
+              <w:rPr>
+                <w:b w:val="0"/>
+                <w:sz w:val="19"/>
+              </w:rPr>
+              <w:t>Deploy-ASC-Monitoring / Enforce-ACSB</w:t>
+            </w:r>
+          </w:p>
+        </w:tc>
+        <w:tc>
+          <w:tcPr>
+            <w:tcW w:type="dxa" w:w="2016"/>
+          </w:tcPr>
+          <w:p>
+            <w:pPr>
+              <w:spacing w:after="40" w:before="40"/>
+            </w:pPr>
+            <w:r/>
+            <w:r>
+              <w:rPr>
+                <w:b w:val="0"/>
+                <w:sz w:val="19"/>
+              </w:rPr>
+              <w:t>Kostenlos (Audit)</w:t>
+            </w:r>
+          </w:p>
+        </w:tc>
+      </w:tr>
+      <w:tr>
+        <w:tc>
+          <w:tcPr>
+            <w:tcW w:type="dxa" w:w="3744"/>
+          </w:tcPr>
+          <w:p>
+            <w:pPr>
+              <w:spacing w:after="40" w:before="40"/>
+            </w:pPr>
+            <w:r/>
+            <w:r>
+              <w:rPr>
+                <w:b w:val="0"/>
+                <w:sz w:val="19"/>
+              </w:rPr>
+              <w:t>Activity-Log / Diagnose → LAW</w:t>
+            </w:r>
+          </w:p>
+        </w:tc>
+        <w:tc>
+          <w:tcPr>
+            <w:tcW w:type="dxa" w:w="4320"/>
+          </w:tcPr>
+          <w:p>
+            <w:pPr>
+              <w:spacing w:after="40" w:before="40"/>
+            </w:pPr>
+            <w:r/>
+            <w:r>
+              <w:rPr>
+                <w:b w:val="0"/>
+                <w:sz w:val="19"/>
+              </w:rPr>
+              <w:t>Deploy-AzActivity-Log / Deploy-Diag-LogsCat</w:t>
+            </w:r>
+          </w:p>
+        </w:tc>
+        <w:tc>
+          <w:tcPr>
+            <w:tcW w:type="dxa" w:w="2016"/>
+          </w:tcPr>
+          <w:p>
+            <w:pPr>
+              <w:spacing w:after="40" w:before="40"/>
+            </w:pPr>
+            <w:r/>
+            <w:r>
+              <w:rPr>
+                <w:b w:val="0"/>
+                <w:sz w:val="19"/>
+              </w:rPr>
+              <w:t>Im LAW enthalten</w:t>
+            </w:r>
+          </w:p>
+        </w:tc>
+      </w:tr>
+    </w:tbl>
+    <w:p/>
+    <w:p>
+      <w:pPr>
+        <w:pStyle w:val="Heading2"/>
+      </w:pPr>
+      <w:r>
+        <w:t>5.4 Hub Networking (Connectivity-Subscription)</w:t>
+      </w:r>
+    </w:p>
+    <w:p>
+      <w:pPr>
+        <w:spacing w:after="120"/>
+      </w:pPr>
+      <w:r>
+        <w:t>Achtung: Im Microsoft-Default sind alle Dienste in BEIDEN Hubs aktiviert (Summe ≈ €5.800/Monat). Die Anzahl-Spalte zeigt den Default; über die deploy*-Schalter je Dienst lässt sich reduzieren.</w:t>
       </w:r>
     </w:p>
     <w:tbl>
@@ -2407,7 +3177,7 @@
         </w:tc>
         <w:tc>
           <w:tcPr>
-            <w:tcW w:type="dxa" w:w="4176"/>
+            <w:tcW w:type="dxa" w:w="4608"/>
             <w:shd w:val="clear" w:color="auto" w:fill="0078D4"/>
           </w:tcPr>
           <w:p>
@@ -2427,7 +3197,7 @@
         </w:tc>
         <w:tc>
           <w:tcPr>
-            <w:tcW w:type="dxa" w:w="1440"/>
+            <w:tcW w:type="dxa" w:w="1008"/>
             <w:shd w:val="clear" w:color="auto" w:fill="0078D4"/>
           </w:tcPr>
           <w:p>
@@ -2441,7 +3211,7 @@
                 <w:color w:val="FFFFFF"/>
                 <w:sz w:val="19"/>
               </w:rPr>
-              <w:t>Anzahl je Sub</w:t>
+              <w:t>Anzahl</w:t>
             </w:r>
           </w:p>
         </w:tc>
@@ -2461,7 +3231,7 @@
                 <w:color w:val="FFFFFF"/>
                 <w:sz w:val="19"/>
               </w:rPr>
-              <w:t>Kosten</w:t>
+              <w:t>Kosten (Default)</w:t>
             </w:r>
           </w:p>
         </w:tc>
@@ -2481,13 +3251,13 @@
                 <w:b w:val="0"/>
                 <w:sz w:val="19"/>
               </w:rPr>
-              <w:t>Defender Pricing – VirtualMachines</w:t>
-            </w:r>
-          </w:p>
-        </w:tc>
-        <w:tc>
-          <w:tcPr>
-            <w:tcW w:type="dxa" w:w="4176"/>
+              <w:t>Resource Group</w:t>
+            </w:r>
+          </w:p>
+        </w:tc>
+        <w:tc>
+          <w:tcPr>
+            <w:tcW w:type="dxa" w:w="4608"/>
           </w:tcPr>
           <w:p>
             <w:pPr>
@@ -2499,13 +3269,13 @@
                 <w:b w:val="0"/>
                 <w:sz w:val="19"/>
               </w:rPr>
-              <w:t>VirtualMachines</w:t>
-            </w:r>
-          </w:p>
-        </w:tc>
-        <w:tc>
-          <w:tcPr>
-            <w:tcW w:type="dxa" w:w="1440"/>
+              <w:t>rg-alz-conn-&lt;region&gt;</w:t>
+            </w:r>
+          </w:p>
+        </w:tc>
+        <w:tc>
+          <w:tcPr>
+            <w:tcW w:type="dxa" w:w="1008"/>
           </w:tcPr>
           <w:p>
             <w:pPr>
@@ -2517,7 +3287,7 @@
                 <w:b w:val="0"/>
                 <w:sz w:val="19"/>
               </w:rPr>
-              <w:t>1</w:t>
+              <w:t>2</w:t>
             </w:r>
           </w:p>
         </w:tc>
@@ -2535,7 +3305,7 @@
                 <w:b w:val="0"/>
                 <w:sz w:val="19"/>
               </w:rPr>
-              <w:t>Standard: ~€13/Server/Mon.</w:t>
+              <w:t>Kostenlos</w:t>
             </w:r>
           </w:p>
         </w:tc>
@@ -2555,13 +3325,13 @@
                 <w:b w:val="0"/>
                 <w:sz w:val="19"/>
               </w:rPr>
-              <w:t>Defender Pricing – StorageAccounts</w:t>
-            </w:r>
-          </w:p>
-        </w:tc>
-        <w:tc>
-          <w:tcPr>
-            <w:tcW w:type="dxa" w:w="4176"/>
+              <w:t>Virtual Network (Hub 1 / Hub 2)</w:t>
+            </w:r>
+          </w:p>
+        </w:tc>
+        <w:tc>
+          <w:tcPr>
+            <w:tcW w:type="dxa" w:w="4608"/>
           </w:tcPr>
           <w:p>
             <w:pPr>
@@ -2573,13 +3343,13 @@
                 <w:b w:val="0"/>
                 <w:sz w:val="19"/>
               </w:rPr>
-              <w:t>StorageAccounts</w:t>
-            </w:r>
-          </w:p>
-        </w:tc>
-        <w:tc>
-          <w:tcPr>
-            <w:tcW w:type="dxa" w:w="1440"/>
+              <w:t>10.0.0.0/22 (GWC) · 10.1.0.0/22 (NE)</w:t>
+            </w:r>
+          </w:p>
+        </w:tc>
+        <w:tc>
+          <w:tcPr>
+            <w:tcW w:type="dxa" w:w="1008"/>
           </w:tcPr>
           <w:p>
             <w:pPr>
@@ -2591,7 +3361,7 @@
                 <w:b w:val="0"/>
                 <w:sz w:val="19"/>
               </w:rPr>
-              <w:t>1</w:t>
+              <w:t>2</w:t>
             </w:r>
           </w:p>
         </w:tc>
@@ -2609,7 +3379,7 @@
                 <w:b w:val="0"/>
                 <w:sz w:val="19"/>
               </w:rPr>
-              <w:t>Standard: transaktionsbasiert</w:t>
+              <w:t>Kostenlos</w:t>
             </w:r>
           </w:p>
         </w:tc>
@@ -2629,13 +3399,13 @@
                 <w:b w:val="0"/>
                 <w:sz w:val="19"/>
               </w:rPr>
-              <w:t>Defender Pricing – KeyVaults</w:t>
-            </w:r>
-          </w:p>
-        </w:tc>
-        <w:tc>
-          <w:tcPr>
-            <w:tcW w:type="dxa" w:w="4176"/>
+              <w:t>Azure Firewall (Standard)</w:t>
+            </w:r>
+          </w:p>
+        </w:tc>
+        <w:tc>
+          <w:tcPr>
+            <w:tcW w:type="dxa" w:w="4608"/>
           </w:tcPr>
           <w:p>
             <w:pPr>
@@ -2647,13 +3417,13 @@
                 <w:b w:val="0"/>
                 <w:sz w:val="19"/>
               </w:rPr>
-              <w:t>KeyVaults</w:t>
-            </w:r>
-          </w:p>
-        </w:tc>
-        <w:tc>
-          <w:tcPr>
-            <w:tcW w:type="dxa" w:w="1440"/>
+              <w:t>je Hub eine</w:t>
+            </w:r>
+          </w:p>
+        </w:tc>
+        <w:tc>
+          <w:tcPr>
+            <w:tcW w:type="dxa" w:w="1008"/>
           </w:tcPr>
           <w:p>
             <w:pPr>
@@ -2665,7 +3435,7 @@
                 <w:b w:val="0"/>
                 <w:sz w:val="19"/>
               </w:rPr>
-              <w:t>1</w:t>
+              <w:t>2</w:t>
             </w:r>
           </w:p>
         </w:tc>
@@ -2683,7 +3453,7 @@
                 <w:b w:val="0"/>
                 <w:sz w:val="19"/>
               </w:rPr>
-              <w:t>Standard: ~€0,02/10k Tx</w:t>
+              <w:t>~€1.100/Hub/Monat</w:t>
             </w:r>
           </w:p>
         </w:tc>
@@ -2703,13 +3473,13 @@
                 <w:b w:val="0"/>
                 <w:sz w:val="19"/>
               </w:rPr>
-              <w:t>Defender Pricing – Arm</w:t>
-            </w:r>
-          </w:p>
-        </w:tc>
-        <w:tc>
-          <w:tcPr>
-            <w:tcW w:type="dxa" w:w="4176"/>
+              <w:t>Firewall Policy</w:t>
+            </w:r>
+          </w:p>
+        </w:tc>
+        <w:tc>
+          <w:tcPr>
+            <w:tcW w:type="dxa" w:w="4608"/>
           </w:tcPr>
           <w:p>
             <w:pPr>
@@ -2721,13 +3491,13 @@
                 <w:b w:val="0"/>
                 <w:sz w:val="19"/>
               </w:rPr>
-              <w:t>Arm (CSPM)</w:t>
-            </w:r>
-          </w:p>
-        </w:tc>
-        <w:tc>
-          <w:tcPr>
-            <w:tcW w:type="dxa" w:w="1440"/>
+              <w:t>je Hub eine</w:t>
+            </w:r>
+          </w:p>
+        </w:tc>
+        <w:tc>
+          <w:tcPr>
+            <w:tcW w:type="dxa" w:w="1008"/>
           </w:tcPr>
           <w:p>
             <w:pPr>
@@ -2739,7 +3509,7 @@
                 <w:b w:val="0"/>
                 <w:sz w:val="19"/>
               </w:rPr>
-              <w:t>1</w:t>
+              <w:t>2</w:t>
             </w:r>
           </w:p>
         </w:tc>
@@ -2757,7 +3527,7 @@
                 <w:b w:val="0"/>
                 <w:sz w:val="19"/>
               </w:rPr>
-              <w:t>Standard: per API-Call</w:t>
+              <w:t>Kostenlos</w:t>
             </w:r>
           </w:p>
         </w:tc>
@@ -2777,13 +3547,13 @@
                 <w:b w:val="0"/>
                 <w:sz w:val="19"/>
               </w:rPr>
-              <w:t>Defender Pricing – Containers</w:t>
-            </w:r>
-          </w:p>
-        </w:tc>
-        <w:tc>
-          <w:tcPr>
-            <w:tcW w:type="dxa" w:w="4176"/>
+              <w:t>Azure Bastion</w:t>
+            </w:r>
+          </w:p>
+        </w:tc>
+        <w:tc>
+          <w:tcPr>
+            <w:tcW w:type="dxa" w:w="4608"/>
           </w:tcPr>
           <w:p>
             <w:pPr>
@@ -2795,13 +3565,13 @@
                 <w:b w:val="0"/>
                 <w:sz w:val="19"/>
               </w:rPr>
-              <w:t>Containers</w:t>
-            </w:r>
-          </w:p>
-        </w:tc>
-        <w:tc>
-          <w:tcPr>
-            <w:tcW w:type="dxa" w:w="1440"/>
+              <w:t>je Hub eine</w:t>
+            </w:r>
+          </w:p>
+        </w:tc>
+        <w:tc>
+          <w:tcPr>
+            <w:tcW w:type="dxa" w:w="1008"/>
           </w:tcPr>
           <w:p>
             <w:pPr>
@@ -2813,7 +3583,7 @@
                 <w:b w:val="0"/>
                 <w:sz w:val="19"/>
               </w:rPr>
-              <w:t>1</w:t>
+              <w:t>2</w:t>
             </w:r>
           </w:p>
         </w:tc>
@@ -2831,7 +3601,7 @@
                 <w:b w:val="0"/>
                 <w:sz w:val="19"/>
               </w:rPr>
-              <w:t>Standard: ~€7/vCPU/Mon.</w:t>
+              <w:t>~€120/Hub/Monat</w:t>
             </w:r>
           </w:p>
         </w:tc>
@@ -2851,13 +3621,13 @@
                 <w:b w:val="0"/>
                 <w:sz w:val="19"/>
               </w:rPr>
-              <w:t>Defender Pricing – AppServices</w:t>
-            </w:r>
-          </w:p>
-        </w:tc>
-        <w:tc>
-          <w:tcPr>
-            <w:tcW w:type="dxa" w:w="4176"/>
+              <w:t>VPN Gateway</w:t>
+            </w:r>
+          </w:p>
+        </w:tc>
+        <w:tc>
+          <w:tcPr>
+            <w:tcW w:type="dxa" w:w="4608"/>
           </w:tcPr>
           <w:p>
             <w:pPr>
@@ -2869,13 +3639,13 @@
                 <w:b w:val="0"/>
                 <w:sz w:val="19"/>
               </w:rPr>
-              <w:t>AppServices</w:t>
-            </w:r>
-          </w:p>
-        </w:tc>
-        <w:tc>
-          <w:tcPr>
-            <w:tcW w:type="dxa" w:w="1440"/>
+              <w:t>VpnGw1AZ, active-active BGP, ASN 65515</w:t>
+            </w:r>
+          </w:p>
+        </w:tc>
+        <w:tc>
+          <w:tcPr>
+            <w:tcW w:type="dxa" w:w="1008"/>
           </w:tcPr>
           <w:p>
             <w:pPr>
@@ -2887,7 +3657,7 @@
                 <w:b w:val="0"/>
                 <w:sz w:val="19"/>
               </w:rPr>
-              <w:t>1</w:t>
+              <w:t>2</w:t>
             </w:r>
           </w:p>
         </w:tc>
@@ -2905,7 +3675,7 @@
                 <w:b w:val="0"/>
                 <w:sz w:val="19"/>
               </w:rPr>
-              <w:t>Standard: ~€13/App/Mon.</w:t>
+              <w:t>~€140/Hub/Monat</w:t>
             </w:r>
           </w:p>
         </w:tc>
@@ -2925,13 +3695,13 @@
                 <w:b w:val="0"/>
                 <w:sz w:val="19"/>
               </w:rPr>
-              <w:t>Defender Pricing – SqlServers</w:t>
-            </w:r>
-          </w:p>
-        </w:tc>
-        <w:tc>
-          <w:tcPr>
-            <w:tcW w:type="dxa" w:w="4176"/>
+              <w:t>ExpressRoute Gateway</w:t>
+            </w:r>
+          </w:p>
+        </w:tc>
+        <w:tc>
+          <w:tcPr>
+            <w:tcW w:type="dxa" w:w="4608"/>
           </w:tcPr>
           <w:p>
             <w:pPr>
@@ -2943,13 +3713,13 @@
                 <w:b w:val="0"/>
                 <w:sz w:val="19"/>
               </w:rPr>
-              <w:t>SqlServers</w:t>
-            </w:r>
-          </w:p>
-        </w:tc>
-        <w:tc>
-          <w:tcPr>
-            <w:tcW w:type="dxa" w:w="1440"/>
+              <w:t>je Hub eines</w:t>
+            </w:r>
+          </w:p>
+        </w:tc>
+        <w:tc>
+          <w:tcPr>
+            <w:tcW w:type="dxa" w:w="1008"/>
           </w:tcPr>
           <w:p>
             <w:pPr>
@@ -2961,7 +3731,7 @@
                 <w:b w:val="0"/>
                 <w:sz w:val="19"/>
               </w:rPr>
-              <w:t>1</w:t>
+              <w:t>2</w:t>
             </w:r>
           </w:p>
         </w:tc>
@@ -2979,7 +3749,7 @@
                 <w:b w:val="0"/>
                 <w:sz w:val="19"/>
               </w:rPr>
-              <w:t>Standard: ~€13/Server/Mon.</w:t>
+              <w:t>~€280/Hub/Monat</w:t>
             </w:r>
           </w:p>
         </w:tc>
@@ -2999,13 +3769,13 @@
                 <w:b w:val="0"/>
                 <w:sz w:val="19"/>
               </w:rPr>
-              <w:t>Defender Pricing – SqlServerVMs</w:t>
-            </w:r>
-          </w:p>
-        </w:tc>
-        <w:tc>
-          <w:tcPr>
-            <w:tcW w:type="dxa" w:w="4176"/>
+              <w:t>DDoS Network Protection</w:t>
+            </w:r>
+          </w:p>
+        </w:tc>
+        <w:tc>
+          <w:tcPr>
+            <w:tcW w:type="dxa" w:w="4608"/>
           </w:tcPr>
           <w:p>
             <w:pPr>
@@ -3017,13 +3787,13 @@
                 <w:b w:val="0"/>
                 <w:sz w:val="19"/>
               </w:rPr>
-              <w:t>SqlServerVirtualMachines</w:t>
-            </w:r>
-          </w:p>
-        </w:tc>
-        <w:tc>
-          <w:tcPr>
-            <w:tcW w:type="dxa" w:w="1440"/>
+              <w:t>Hub 1</w:t>
+            </w:r>
+          </w:p>
+        </w:tc>
+        <w:tc>
+          <w:tcPr>
+            <w:tcW w:type="dxa" w:w="1008"/>
           </w:tcPr>
           <w:p>
             <w:pPr>
@@ -3053,7 +3823,7 @@
                 <w:b w:val="0"/>
                 <w:sz w:val="19"/>
               </w:rPr>
-              <w:t>Standard: ~€13/Server/Mon.</w:t>
+              <w:t>~€2.500/Monat</w:t>
             </w:r>
           </w:p>
         </w:tc>
@@ -3073,13 +3843,13 @@
                 <w:b w:val="0"/>
                 <w:sz w:val="19"/>
               </w:rPr>
-              <w:t>Defender Pricing – OSS Datenbanken</w:t>
-            </w:r>
-          </w:p>
-        </w:tc>
-        <w:tc>
-          <w:tcPr>
-            <w:tcW w:type="dxa" w:w="4176"/>
+              <w:t>DNS Private Resolver</w:t>
+            </w:r>
+          </w:p>
+        </w:tc>
+        <w:tc>
+          <w:tcPr>
+            <w:tcW w:type="dxa" w:w="4608"/>
           </w:tcPr>
           <w:p>
             <w:pPr>
@@ -3091,13 +3861,13 @@
                 <w:b w:val="0"/>
                 <w:sz w:val="19"/>
               </w:rPr>
-              <w:t>OpenSourceRelationalDatabases</w:t>
-            </w:r>
-          </w:p>
-        </w:tc>
-        <w:tc>
-          <w:tcPr>
-            <w:tcW w:type="dxa" w:w="1440"/>
+              <w:t>Inbound/Outbound-Subnetze</w:t>
+            </w:r>
+          </w:p>
+        </w:tc>
+        <w:tc>
+          <w:tcPr>
+            <w:tcW w:type="dxa" w:w="1008"/>
           </w:tcPr>
           <w:p>
             <w:pPr>
@@ -3109,7 +3879,7 @@
                 <w:b w:val="0"/>
                 <w:sz w:val="19"/>
               </w:rPr>
-              <w:t>1</w:t>
+              <w:t>2</w:t>
             </w:r>
           </w:p>
         </w:tc>
@@ -3127,7 +3897,7 @@
                 <w:b w:val="0"/>
                 <w:sz w:val="19"/>
               </w:rPr>
-              <w:t>Standard: ~€13/Server/Mon.</w:t>
+              <w:t>~€25/Hub/Monat</w:t>
             </w:r>
           </w:p>
         </w:tc>
@@ -3147,13 +3917,13 @@
                 <w:b w:val="0"/>
                 <w:sz w:val="19"/>
               </w:rPr>
-              <w:t>Defender Pricing – CosmosDB</w:t>
-            </w:r>
-          </w:p>
-        </w:tc>
-        <w:tc>
-          <w:tcPr>
-            <w:tcW w:type="dxa" w:w="4176"/>
+              <w:t>Private DNS Zones</w:t>
+            </w:r>
+          </w:p>
+        </w:tc>
+        <w:tc>
+          <w:tcPr>
+            <w:tcW w:type="dxa" w:w="4608"/>
           </w:tcPr>
           <w:p>
             <w:pPr>
@@ -3165,13 +3935,13 @@
                 <w:b w:val="0"/>
                 <w:sz w:val="19"/>
               </w:rPr>
-              <w:t>CosmosDbs</w:t>
-            </w:r>
-          </w:p>
-        </w:tc>
-        <w:tc>
-          <w:tcPr>
-            <w:tcW w:type="dxa" w:w="1440"/>
+              <w:t>privatelink.* für Private Endpoints</w:t>
+            </w:r>
+          </w:p>
+        </w:tc>
+        <w:tc>
+          <w:tcPr>
+            <w:tcW w:type="dxa" w:w="1008"/>
           </w:tcPr>
           <w:p>
             <w:pPr>
@@ -3183,7 +3953,7 @@
                 <w:b w:val="0"/>
                 <w:sz w:val="19"/>
               </w:rPr>
-              <w:t>1</w:t>
+              <w:t>viele</w:t>
             </w:r>
           </w:p>
         </w:tc>
@@ -3201,7 +3971,7 @@
                 <w:b w:val="0"/>
                 <w:sz w:val="19"/>
               </w:rPr>
-              <w:t>Standard: per RU</w:t>
+              <w:t>~€0,90/Zone/Mon.</w:t>
             </w:r>
           </w:p>
         </w:tc>
@@ -3221,13 +3991,13 @@
                 <w:b w:val="0"/>
                 <w:sz w:val="19"/>
               </w:rPr>
-              <w:t>Security Contact</w:t>
-            </w:r>
-          </w:p>
-        </w:tc>
-        <w:tc>
-          <w:tcPr>
-            <w:tcW w:type="dxa" w:w="4176"/>
+              <w:t>VNet Peering Hub↔Hub</w:t>
+            </w:r>
+          </w:p>
+        </w:tc>
+        <w:tc>
+          <w:tcPr>
+            <w:tcW w:type="dxa" w:w="4608"/>
           </w:tcPr>
           <w:p>
             <w:pPr>
@@ -3239,13 +4009,13 @@
                 <w:b w:val="0"/>
                 <w:sz w:val="19"/>
               </w:rPr>
-              <w:t>default</w:t>
-            </w:r>
-          </w:p>
-        </w:tc>
-        <w:tc>
-          <w:tcPr>
-            <w:tcW w:type="dxa" w:w="1440"/>
+              <w:t>Hub 1 ↔ Hub 2 (bidirektional)</w:t>
+            </w:r>
+          </w:p>
+        </w:tc>
+        <w:tc>
+          <w:tcPr>
+            <w:tcW w:type="dxa" w:w="1008"/>
           </w:tcPr>
           <w:p>
             <w:pPr>
@@ -3257,7 +4027,7 @@
                 <w:b w:val="0"/>
                 <w:sz w:val="19"/>
               </w:rPr>
-              <w:t>1</w:t>
+              <w:t>2</w:t>
             </w:r>
           </w:p>
         </w:tc>
@@ -3275,81 +4045,7 @@
                 <w:b w:val="0"/>
                 <w:sz w:val="19"/>
               </w:rPr>
-              <w:t>Kostenlos</w:t>
-            </w:r>
-          </w:p>
-        </w:tc>
-      </w:tr>
-      <w:tr>
-        <w:tc>
-          <w:tcPr>
-            <w:tcW w:type="dxa" w:w="3312"/>
-          </w:tcPr>
-          <w:p>
-            <w:pPr>
-              <w:spacing w:after="40" w:before="40"/>
-            </w:pPr>
-            <w:r/>
-            <w:r>
-              <w:rPr>
-                <w:b w:val="0"/>
-                <w:sz w:val="19"/>
-              </w:rPr>
-              <w:t>Diagnostic Settings (Activity-Log → LAW)</w:t>
-            </w:r>
-          </w:p>
-        </w:tc>
-        <w:tc>
-          <w:tcPr>
-            <w:tcW w:type="dxa" w:w="4176"/>
-          </w:tcPr>
-          <w:p>
-            <w:pPr>
-              <w:spacing w:after="40" w:before="40"/>
-            </w:pPr>
-            <w:r/>
-            <w:r>
-              <w:rPr>
-                <w:b w:val="0"/>
-                <w:sz w:val="19"/>
-              </w:rPr>
-              <w:t>alz-activitylog-to-law</w:t>
-            </w:r>
-          </w:p>
-        </w:tc>
-        <w:tc>
-          <w:tcPr>
-            <w:tcW w:type="dxa" w:w="1440"/>
-          </w:tcPr>
-          <w:p>
-            <w:pPr>
-              <w:spacing w:after="40" w:before="40"/>
-            </w:pPr>
-            <w:r/>
-            <w:r>
-              <w:rPr>
-                <w:b w:val="0"/>
-                <w:sz w:val="19"/>
-              </w:rPr>
-              <w:t>1</w:t>
-            </w:r>
-          </w:p>
-        </w:tc>
-        <w:tc>
-          <w:tcPr>
-            <w:tcW w:type="dxa" w:w="2592"/>
-          </w:tcPr>
-          <w:p>
-            <w:pPr>
-              <w:spacing w:after="40" w:before="40"/>
-            </w:pPr>
-            <w:r/>
-            <w:r>
-              <w:rPr>
-                <w:b w:val="0"/>
-                <w:sz w:val="19"/>
-              </w:rPr>
-              <w:t>Im LAW enthalten</w:t>
+              <w:t>Gering (Datenübertragung)</w:t>
             </w:r>
           </w:p>
         </w:tc>
@@ -3358,923 +4054,12 @@
     <w:p/>
     <w:p>
       <w:pPr>
-        <w:pStyle w:val="Heading2"/>
+        <w:spacing w:after="120"/>
       </w:pPr>
       <w:r>
-        <w:t>5.4 Hub Networking (Connectivity-Subscription)</w:t>
+        <w:t>Kostenarme Variante: network_type: none deployt nur Management Groups + volles Policy-Set + Logging (≈ €0); alternativ je Dienst die deploy*-Schalter in der main.bicepparam auf false setzen.</w:t>
       </w:r>
     </w:p>
-    <w:tbl>
-      <w:tblPr>
-        <w:tblStyle w:val="LightGrid-Accent1"/>
-        <w:tblW w:type="auto" w:w="0"/>
-        <w:jc w:val="center"/>
-        <w:tblLook w:firstColumn="1" w:firstRow="1" w:lastColumn="0" w:lastRow="0" w:noHBand="0" w:noVBand="1" w:val="04A0"/>
-      </w:tblPr>
-      <w:tblGrid>
-        <w:gridCol w:w="2160"/>
-        <w:gridCol w:w="2160"/>
-        <w:gridCol w:w="2160"/>
-        <w:gridCol w:w="2160"/>
-      </w:tblGrid>
-      <w:tr>
-        <w:tc>
-          <w:tcPr>
-            <w:tcW w:type="dxa" w:w="3312"/>
-            <w:shd w:val="clear" w:color="auto" w:fill="0078D4"/>
-          </w:tcPr>
-          <w:p>
-            <w:pPr>
-              <w:spacing w:after="40" w:before="40"/>
-            </w:pPr>
-            <w:r/>
-            <w:r>
-              <w:rPr>
-                <w:b/>
-                <w:color w:val="FFFFFF"/>
-                <w:sz w:val="19"/>
-              </w:rPr>
-              <w:t>Ressourcentyp</w:t>
-            </w:r>
-          </w:p>
-        </w:tc>
-        <w:tc>
-          <w:tcPr>
-            <w:tcW w:type="dxa" w:w="4608"/>
-            <w:shd w:val="clear" w:color="auto" w:fill="0078D4"/>
-          </w:tcPr>
-          <w:p>
-            <w:pPr>
-              <w:spacing w:after="40" w:before="40"/>
-            </w:pPr>
-            <w:r/>
-            <w:r>
-              <w:rPr>
-                <w:b/>
-                <w:color w:val="FFFFFF"/>
-                <w:sz w:val="19"/>
-              </w:rPr>
-              <w:t>Name / Konvention</w:t>
-            </w:r>
-          </w:p>
-        </w:tc>
-        <w:tc>
-          <w:tcPr>
-            <w:tcW w:type="dxa" w:w="1008"/>
-            <w:shd w:val="clear" w:color="auto" w:fill="0078D4"/>
-          </w:tcPr>
-          <w:p>
-            <w:pPr>
-              <w:spacing w:after="40" w:before="40"/>
-            </w:pPr>
-            <w:r/>
-            <w:r>
-              <w:rPr>
-                <w:b/>
-                <w:color w:val="FFFFFF"/>
-                <w:sz w:val="19"/>
-              </w:rPr>
-              <w:t>Anzahl</w:t>
-            </w:r>
-          </w:p>
-        </w:tc>
-        <w:tc>
-          <w:tcPr>
-            <w:tcW w:type="dxa" w:w="2592"/>
-            <w:shd w:val="clear" w:color="auto" w:fill="0078D4"/>
-          </w:tcPr>
-          <w:p>
-            <w:pPr>
-              <w:spacing w:after="40" w:before="40"/>
-            </w:pPr>
-            <w:r/>
-            <w:r>
-              <w:rPr>
-                <w:b/>
-                <w:color w:val="FFFFFF"/>
-                <w:sz w:val="19"/>
-              </w:rPr>
-              <w:t>Kosten</w:t>
-            </w:r>
-          </w:p>
-        </w:tc>
-      </w:tr>
-      <w:tr>
-        <w:tc>
-          <w:tcPr>
-            <w:tcW w:type="dxa" w:w="3312"/>
-          </w:tcPr>
-          <w:p>
-            <w:pPr>
-              <w:spacing w:after="40" w:before="40"/>
-            </w:pPr>
-            <w:r/>
-            <w:r>
-              <w:rPr>
-                <w:b w:val="0"/>
-                <w:sz w:val="19"/>
-              </w:rPr>
-              <w:t>Resource Group</w:t>
-            </w:r>
-          </w:p>
-        </w:tc>
-        <w:tc>
-          <w:tcPr>
-            <w:tcW w:type="dxa" w:w="4608"/>
-          </w:tcPr>
-          <w:p>
-            <w:pPr>
-              <w:spacing w:after="40" w:before="40"/>
-            </w:pPr>
-            <w:r/>
-            <w:r>
-              <w:rPr>
-                <w:b w:val="0"/>
-                <w:sz w:val="19"/>
-              </w:rPr>
-              <w:t>rg-alz-conn-germanywestcentral</w:t>
-            </w:r>
-          </w:p>
-        </w:tc>
-        <w:tc>
-          <w:tcPr>
-            <w:tcW w:type="dxa" w:w="1008"/>
-          </w:tcPr>
-          <w:p>
-            <w:pPr>
-              <w:spacing w:after="40" w:before="40"/>
-            </w:pPr>
-            <w:r/>
-            <w:r>
-              <w:rPr>
-                <w:b w:val="0"/>
-                <w:sz w:val="19"/>
-              </w:rPr>
-              <w:t>1</w:t>
-            </w:r>
-          </w:p>
-        </w:tc>
-        <w:tc>
-          <w:tcPr>
-            <w:tcW w:type="dxa" w:w="2592"/>
-          </w:tcPr>
-          <w:p>
-            <w:pPr>
-              <w:spacing w:after="40" w:before="40"/>
-            </w:pPr>
-            <w:r/>
-            <w:r>
-              <w:rPr>
-                <w:b w:val="0"/>
-                <w:sz w:val="19"/>
-              </w:rPr>
-              <w:t>Kostenlos</w:t>
-            </w:r>
-          </w:p>
-        </w:tc>
-      </w:tr>
-      <w:tr>
-        <w:tc>
-          <w:tcPr>
-            <w:tcW w:type="dxa" w:w="3312"/>
-          </w:tcPr>
-          <w:p>
-            <w:pPr>
-              <w:spacing w:after="40" w:before="40"/>
-            </w:pPr>
-            <w:r/>
-            <w:r>
-              <w:rPr>
-                <w:b w:val="0"/>
-                <w:sz w:val="19"/>
-              </w:rPr>
-              <w:t>Virtual Network (Hub primär)</w:t>
-            </w:r>
-          </w:p>
-        </w:tc>
-        <w:tc>
-          <w:tcPr>
-            <w:tcW w:type="dxa" w:w="4608"/>
-          </w:tcPr>
-          <w:p>
-            <w:pPr>
-              <w:spacing w:after="40" w:before="40"/>
-            </w:pPr>
-            <w:r/>
-            <w:r>
-              <w:rPr>
-                <w:b w:val="0"/>
-                <w:sz w:val="19"/>
-              </w:rPr>
-              <w:t>vnet-alz-germanywestcentral (10.0.0.0/22)</w:t>
-            </w:r>
-          </w:p>
-        </w:tc>
-        <w:tc>
-          <w:tcPr>
-            <w:tcW w:type="dxa" w:w="1008"/>
-          </w:tcPr>
-          <w:p>
-            <w:pPr>
-              <w:spacing w:after="40" w:before="40"/>
-            </w:pPr>
-            <w:r/>
-            <w:r>
-              <w:rPr>
-                <w:b w:val="0"/>
-                <w:sz w:val="19"/>
-              </w:rPr>
-              <w:t>1</w:t>
-            </w:r>
-          </w:p>
-        </w:tc>
-        <w:tc>
-          <w:tcPr>
-            <w:tcW w:type="dxa" w:w="2592"/>
-          </w:tcPr>
-          <w:p>
-            <w:pPr>
-              <w:spacing w:after="40" w:before="40"/>
-            </w:pPr>
-            <w:r/>
-            <w:r>
-              <w:rPr>
-                <w:b w:val="0"/>
-                <w:sz w:val="19"/>
-              </w:rPr>
-              <w:t>Kostenlos</w:t>
-            </w:r>
-          </w:p>
-        </w:tc>
-      </w:tr>
-      <w:tr>
-        <w:tc>
-          <w:tcPr>
-            <w:tcW w:type="dxa" w:w="3312"/>
-          </w:tcPr>
-          <w:p>
-            <w:pPr>
-              <w:spacing w:after="40" w:before="40"/>
-            </w:pPr>
-            <w:r/>
-            <w:r>
-              <w:rPr>
-                <w:b w:val="0"/>
-                <w:sz w:val="19"/>
-              </w:rPr>
-              <w:t>Virtual Network (Hub sekundär)</w:t>
-            </w:r>
-          </w:p>
-        </w:tc>
-        <w:tc>
-          <w:tcPr>
-            <w:tcW w:type="dxa" w:w="4608"/>
-          </w:tcPr>
-          <w:p>
-            <w:pPr>
-              <w:spacing w:after="40" w:before="40"/>
-            </w:pPr>
-            <w:r/>
-            <w:r>
-              <w:rPr>
-                <w:b w:val="0"/>
-                <w:sz w:val="19"/>
-              </w:rPr>
-              <w:t>vnet-alz-northeurope (10.1.0.0/22)</w:t>
-            </w:r>
-          </w:p>
-        </w:tc>
-        <w:tc>
-          <w:tcPr>
-            <w:tcW w:type="dxa" w:w="1008"/>
-          </w:tcPr>
-          <w:p>
-            <w:pPr>
-              <w:spacing w:after="40" w:before="40"/>
-            </w:pPr>
-            <w:r/>
-            <w:r>
-              <w:rPr>
-                <w:b w:val="0"/>
-                <w:sz w:val="19"/>
-              </w:rPr>
-              <w:t>1</w:t>
-            </w:r>
-          </w:p>
-        </w:tc>
-        <w:tc>
-          <w:tcPr>
-            <w:tcW w:type="dxa" w:w="2592"/>
-          </w:tcPr>
-          <w:p>
-            <w:pPr>
-              <w:spacing w:after="40" w:before="40"/>
-            </w:pPr>
-            <w:r/>
-            <w:r>
-              <w:rPr>
-                <w:b w:val="0"/>
-                <w:sz w:val="19"/>
-              </w:rPr>
-              <w:t>Kostenlos</w:t>
-            </w:r>
-          </w:p>
-        </w:tc>
-      </w:tr>
-      <w:tr>
-        <w:tc>
-          <w:tcPr>
-            <w:tcW w:type="dxa" w:w="3312"/>
-          </w:tcPr>
-          <w:p>
-            <w:pPr>
-              <w:spacing w:after="40" w:before="40"/>
-            </w:pPr>
-            <w:r/>
-            <w:r>
-              <w:rPr>
-                <w:b w:val="0"/>
-                <w:sz w:val="19"/>
-              </w:rPr>
-              <w:t>Azure Firewall</w:t>
-            </w:r>
-          </w:p>
-        </w:tc>
-        <w:tc>
-          <w:tcPr>
-            <w:tcW w:type="dxa" w:w="4608"/>
-          </w:tcPr>
-          <w:p>
-            <w:pPr>
-              <w:spacing w:after="40" w:before="40"/>
-            </w:pPr>
-            <w:r/>
-            <w:r>
-              <w:rPr>
-                <w:b w:val="0"/>
-                <w:sz w:val="19"/>
-              </w:rPr>
-              <w:t>afw-alz-germanywestcentral</w:t>
-            </w:r>
-          </w:p>
-        </w:tc>
-        <w:tc>
-          <w:tcPr>
-            <w:tcW w:type="dxa" w:w="1008"/>
-          </w:tcPr>
-          <w:p>
-            <w:pPr>
-              <w:spacing w:after="40" w:before="40"/>
-            </w:pPr>
-            <w:r/>
-            <w:r>
-              <w:rPr>
-                <w:b w:val="0"/>
-                <w:sz w:val="19"/>
-              </w:rPr>
-              <w:t>1</w:t>
-            </w:r>
-          </w:p>
-        </w:tc>
-        <w:tc>
-          <w:tcPr>
-            <w:tcW w:type="dxa" w:w="2592"/>
-          </w:tcPr>
-          <w:p>
-            <w:pPr>
-              <w:spacing w:after="40" w:before="40"/>
-            </w:pPr>
-            <w:r/>
-            <w:r>
-              <w:rPr>
-                <w:b w:val="0"/>
-                <w:sz w:val="19"/>
-              </w:rPr>
-              <w:t>~€1.100/Monat</w:t>
-            </w:r>
-          </w:p>
-        </w:tc>
-      </w:tr>
-      <w:tr>
-        <w:tc>
-          <w:tcPr>
-            <w:tcW w:type="dxa" w:w="3312"/>
-          </w:tcPr>
-          <w:p>
-            <w:pPr>
-              <w:spacing w:after="40" w:before="40"/>
-            </w:pPr>
-            <w:r/>
-            <w:r>
-              <w:rPr>
-                <w:b w:val="0"/>
-                <w:sz w:val="19"/>
-              </w:rPr>
-              <w:t>Firewall Policy</w:t>
-            </w:r>
-          </w:p>
-        </w:tc>
-        <w:tc>
-          <w:tcPr>
-            <w:tcW w:type="dxa" w:w="4608"/>
-          </w:tcPr>
-          <w:p>
-            <w:pPr>
-              <w:spacing w:after="40" w:before="40"/>
-            </w:pPr>
-            <w:r/>
-            <w:r>
-              <w:rPr>
-                <w:b w:val="0"/>
-                <w:sz w:val="19"/>
-              </w:rPr>
-              <w:t>afwp-alz-germanywestcentral</w:t>
-            </w:r>
-          </w:p>
-        </w:tc>
-        <w:tc>
-          <w:tcPr>
-            <w:tcW w:type="dxa" w:w="1008"/>
-          </w:tcPr>
-          <w:p>
-            <w:pPr>
-              <w:spacing w:after="40" w:before="40"/>
-            </w:pPr>
-            <w:r/>
-            <w:r>
-              <w:rPr>
-                <w:b w:val="0"/>
-                <w:sz w:val="19"/>
-              </w:rPr>
-              <w:t>1</w:t>
-            </w:r>
-          </w:p>
-        </w:tc>
-        <w:tc>
-          <w:tcPr>
-            <w:tcW w:type="dxa" w:w="2592"/>
-          </w:tcPr>
-          <w:p>
-            <w:pPr>
-              <w:spacing w:after="40" w:before="40"/>
-            </w:pPr>
-            <w:r/>
-            <w:r>
-              <w:rPr>
-                <w:b w:val="0"/>
-                <w:sz w:val="19"/>
-              </w:rPr>
-              <w:t>Kostenlos</w:t>
-            </w:r>
-          </w:p>
-        </w:tc>
-      </w:tr>
-      <w:tr>
-        <w:tc>
-          <w:tcPr>
-            <w:tcW w:type="dxa" w:w="3312"/>
-          </w:tcPr>
-          <w:p>
-            <w:pPr>
-              <w:spacing w:after="40" w:before="40"/>
-            </w:pPr>
-            <w:r/>
-            <w:r>
-              <w:rPr>
-                <w:b w:val="0"/>
-                <w:sz w:val="19"/>
-              </w:rPr>
-              <w:t>Azure Bastion</w:t>
-            </w:r>
-          </w:p>
-        </w:tc>
-        <w:tc>
-          <w:tcPr>
-            <w:tcW w:type="dxa" w:w="4608"/>
-          </w:tcPr>
-          <w:p>
-            <w:pPr>
-              <w:spacing w:after="40" w:before="40"/>
-            </w:pPr>
-            <w:r/>
-            <w:r>
-              <w:rPr>
-                <w:b w:val="0"/>
-                <w:sz w:val="19"/>
-              </w:rPr>
-              <w:t>bas-alz-germanywestcentral</w:t>
-            </w:r>
-          </w:p>
-        </w:tc>
-        <w:tc>
-          <w:tcPr>
-            <w:tcW w:type="dxa" w:w="1008"/>
-          </w:tcPr>
-          <w:p>
-            <w:pPr>
-              <w:spacing w:after="40" w:before="40"/>
-            </w:pPr>
-            <w:r/>
-            <w:r>
-              <w:rPr>
-                <w:b w:val="0"/>
-                <w:sz w:val="19"/>
-              </w:rPr>
-              <w:t>1</w:t>
-            </w:r>
-          </w:p>
-        </w:tc>
-        <w:tc>
-          <w:tcPr>
-            <w:tcW w:type="dxa" w:w="2592"/>
-          </w:tcPr>
-          <w:p>
-            <w:pPr>
-              <w:spacing w:after="40" w:before="40"/>
-            </w:pPr>
-            <w:r/>
-            <w:r>
-              <w:rPr>
-                <w:b w:val="0"/>
-                <w:sz w:val="19"/>
-              </w:rPr>
-              <w:t>~€120/Monat</w:t>
-            </w:r>
-          </w:p>
-        </w:tc>
-      </w:tr>
-      <w:tr>
-        <w:tc>
-          <w:tcPr>
-            <w:tcW w:type="dxa" w:w="3312"/>
-          </w:tcPr>
-          <w:p>
-            <w:pPr>
-              <w:spacing w:after="40" w:before="40"/>
-            </w:pPr>
-            <w:r/>
-            <w:r>
-              <w:rPr>
-                <w:b w:val="0"/>
-                <w:sz w:val="19"/>
-              </w:rPr>
-              <w:t>Public IP – Firewall</w:t>
-            </w:r>
-          </w:p>
-        </w:tc>
-        <w:tc>
-          <w:tcPr>
-            <w:tcW w:type="dxa" w:w="4608"/>
-          </w:tcPr>
-          <w:p>
-            <w:pPr>
-              <w:spacing w:after="40" w:before="40"/>
-            </w:pPr>
-            <w:r/>
-            <w:r>
-              <w:rPr>
-                <w:b w:val="0"/>
-                <w:sz w:val="19"/>
-              </w:rPr>
-              <w:t>pip-afw-alz-germanywestcentral</w:t>
-            </w:r>
-          </w:p>
-        </w:tc>
-        <w:tc>
-          <w:tcPr>
-            <w:tcW w:type="dxa" w:w="1008"/>
-          </w:tcPr>
-          <w:p>
-            <w:pPr>
-              <w:spacing w:after="40" w:before="40"/>
-            </w:pPr>
-            <w:r/>
-            <w:r>
-              <w:rPr>
-                <w:b w:val="0"/>
-                <w:sz w:val="19"/>
-              </w:rPr>
-              <w:t>1</w:t>
-            </w:r>
-          </w:p>
-        </w:tc>
-        <w:tc>
-          <w:tcPr>
-            <w:tcW w:type="dxa" w:w="2592"/>
-          </w:tcPr>
-          <w:p>
-            <w:pPr>
-              <w:spacing w:after="40" w:before="40"/>
-            </w:pPr>
-            <w:r/>
-            <w:r>
-              <w:rPr>
-                <w:b w:val="0"/>
-                <w:sz w:val="19"/>
-              </w:rPr>
-              <w:t>~€3/Monat</w:t>
-            </w:r>
-          </w:p>
-        </w:tc>
-      </w:tr>
-      <w:tr>
-        <w:tc>
-          <w:tcPr>
-            <w:tcW w:type="dxa" w:w="3312"/>
-          </w:tcPr>
-          <w:p>
-            <w:pPr>
-              <w:spacing w:after="40" w:before="40"/>
-            </w:pPr>
-            <w:r/>
-            <w:r>
-              <w:rPr>
-                <w:b w:val="0"/>
-                <w:sz w:val="19"/>
-              </w:rPr>
-              <w:t>Public IP – Bastion</w:t>
-            </w:r>
-          </w:p>
-        </w:tc>
-        <w:tc>
-          <w:tcPr>
-            <w:tcW w:type="dxa" w:w="4608"/>
-          </w:tcPr>
-          <w:p>
-            <w:pPr>
-              <w:spacing w:after="40" w:before="40"/>
-            </w:pPr>
-            <w:r/>
-            <w:r>
-              <w:rPr>
-                <w:b w:val="0"/>
-                <w:sz w:val="19"/>
-              </w:rPr>
-              <w:t>pip-bas-alz-germanywestcentral</w:t>
-            </w:r>
-          </w:p>
-        </w:tc>
-        <w:tc>
-          <w:tcPr>
-            <w:tcW w:type="dxa" w:w="1008"/>
-          </w:tcPr>
-          <w:p>
-            <w:pPr>
-              <w:spacing w:after="40" w:before="40"/>
-            </w:pPr>
-            <w:r/>
-            <w:r>
-              <w:rPr>
-                <w:b w:val="0"/>
-                <w:sz w:val="19"/>
-              </w:rPr>
-              <w:t>1</w:t>
-            </w:r>
-          </w:p>
-        </w:tc>
-        <w:tc>
-          <w:tcPr>
-            <w:tcW w:type="dxa" w:w="2592"/>
-          </w:tcPr>
-          <w:p>
-            <w:pPr>
-              <w:spacing w:after="40" w:before="40"/>
-            </w:pPr>
-            <w:r/>
-            <w:r>
-              <w:rPr>
-                <w:b w:val="0"/>
-                <w:sz w:val="19"/>
-              </w:rPr>
-              <w:t>~€3/Monat</w:t>
-            </w:r>
-          </w:p>
-        </w:tc>
-      </w:tr>
-      <w:tr>
-        <w:tc>
-          <w:tcPr>
-            <w:tcW w:type="dxa" w:w="3312"/>
-          </w:tcPr>
-          <w:p>
-            <w:pPr>
-              <w:spacing w:after="40" w:before="40"/>
-            </w:pPr>
-            <w:r/>
-            <w:r>
-              <w:rPr>
-                <w:b w:val="0"/>
-                <w:sz w:val="19"/>
-              </w:rPr>
-              <w:t>VNet Peering Hub↔Hub</w:t>
-            </w:r>
-          </w:p>
-        </w:tc>
-        <w:tc>
-          <w:tcPr>
-            <w:tcW w:type="dxa" w:w="4608"/>
-          </w:tcPr>
-          <w:p>
-            <w:pPr>
-              <w:spacing w:after="40" w:before="40"/>
-            </w:pPr>
-            <w:r/>
-            <w:r>
-              <w:rPr>
-                <w:b w:val="0"/>
-                <w:sz w:val="19"/>
-              </w:rPr>
-              <w:t>Hub GWC ↔ Hub NE (bidirektional)</w:t>
-            </w:r>
-          </w:p>
-        </w:tc>
-        <w:tc>
-          <w:tcPr>
-            <w:tcW w:type="dxa" w:w="1008"/>
-          </w:tcPr>
-          <w:p>
-            <w:pPr>
-              <w:spacing w:after="40" w:before="40"/>
-            </w:pPr>
-            <w:r/>
-            <w:r>
-              <w:rPr>
-                <w:b w:val="0"/>
-                <w:sz w:val="19"/>
-              </w:rPr>
-              <w:t>2</w:t>
-            </w:r>
-          </w:p>
-        </w:tc>
-        <w:tc>
-          <w:tcPr>
-            <w:tcW w:type="dxa" w:w="2592"/>
-          </w:tcPr>
-          <w:p>
-            <w:pPr>
-              <w:spacing w:after="40" w:before="40"/>
-            </w:pPr>
-            <w:r/>
-            <w:r>
-              <w:rPr>
-                <w:b w:val="0"/>
-                <w:sz w:val="19"/>
-              </w:rPr>
-              <w:t>Gering (Datenübertragung)</w:t>
-            </w:r>
-          </w:p>
-        </w:tc>
-      </w:tr>
-      <w:tr>
-        <w:tc>
-          <w:tcPr>
-            <w:tcW w:type="dxa" w:w="3312"/>
-          </w:tcPr>
-          <w:p>
-            <w:pPr>
-              <w:spacing w:after="40" w:before="40"/>
-            </w:pPr>
-            <w:r/>
-            <w:r>
-              <w:rPr>
-                <w:b w:val="0"/>
-                <w:sz w:val="19"/>
-              </w:rPr>
-              <w:t>Private DNS Zone</w:t>
-            </w:r>
-          </w:p>
-        </w:tc>
-        <w:tc>
-          <w:tcPr>
-            <w:tcW w:type="dxa" w:w="4608"/>
-          </w:tcPr>
-          <w:p>
-            <w:pPr>
-              <w:spacing w:after="40" w:before="40"/>
-            </w:pPr>
-            <w:r/>
-            <w:r>
-              <w:rPr>
-                <w:b w:val="0"/>
-                <w:sz w:val="19"/>
-              </w:rPr>
-              <w:t>privatelink.*.azure.com / privatelink.*.core.*</w:t>
-            </w:r>
-          </w:p>
-        </w:tc>
-        <w:tc>
-          <w:tcPr>
-            <w:tcW w:type="dxa" w:w="1008"/>
-          </w:tcPr>
-          <w:p>
-            <w:pPr>
-              <w:spacing w:after="40" w:before="40"/>
-            </w:pPr>
-            <w:r/>
-            <w:r>
-              <w:rPr>
-                <w:b w:val="0"/>
-                <w:sz w:val="19"/>
-              </w:rPr>
-              <w:t>37</w:t>
-            </w:r>
-          </w:p>
-        </w:tc>
-        <w:tc>
-          <w:tcPr>
-            <w:tcW w:type="dxa" w:w="2592"/>
-          </w:tcPr>
-          <w:p>
-            <w:pPr>
-              <w:spacing w:after="40" w:before="40"/>
-            </w:pPr>
-            <w:r/>
-            <w:r>
-              <w:rPr>
-                <w:b w:val="0"/>
-                <w:sz w:val="19"/>
-              </w:rPr>
-              <w:t>~€0,90/Zone/Mon.</w:t>
-            </w:r>
-          </w:p>
-        </w:tc>
-      </w:tr>
-      <w:tr>
-        <w:tc>
-          <w:tcPr>
-            <w:tcW w:type="dxa" w:w="3312"/>
-          </w:tcPr>
-          <w:p>
-            <w:pPr>
-              <w:spacing w:after="40" w:before="40"/>
-            </w:pPr>
-            <w:r/>
-            <w:r>
-              <w:rPr>
-                <w:b w:val="0"/>
-                <w:sz w:val="19"/>
-              </w:rPr>
-              <w:t>DNS Private Resolver (optional)</w:t>
-            </w:r>
-          </w:p>
-        </w:tc>
-        <w:tc>
-          <w:tcPr>
-            <w:tcW w:type="dxa" w:w="4608"/>
-          </w:tcPr>
-          <w:p>
-            <w:pPr>
-              <w:spacing w:after="40" w:before="40"/>
-            </w:pPr>
-            <w:r/>
-            <w:r>
-              <w:rPr>
-                <w:b w:val="0"/>
-                <w:sz w:val="19"/>
-              </w:rPr>
-              <w:t>dnspr-alz-germanywestcentral</w:t>
-            </w:r>
-          </w:p>
-        </w:tc>
-        <w:tc>
-          <w:tcPr>
-            <w:tcW w:type="dxa" w:w="1008"/>
-          </w:tcPr>
-          <w:p>
-            <w:pPr>
-              <w:spacing w:after="40" w:before="40"/>
-            </w:pPr>
-            <w:r/>
-            <w:r>
-              <w:rPr>
-                <w:b w:val="0"/>
-                <w:sz w:val="19"/>
-              </w:rPr>
-              <w:t>0–1</w:t>
-            </w:r>
-          </w:p>
-        </w:tc>
-        <w:tc>
-          <w:tcPr>
-            <w:tcW w:type="dxa" w:w="2592"/>
-          </w:tcPr>
-          <w:p>
-            <w:pPr>
-              <w:spacing w:after="40" w:before="40"/>
-            </w:pPr>
-            <w:r/>
-            <w:r>
-              <w:rPr>
-                <w:b w:val="0"/>
-                <w:sz w:val="19"/>
-              </w:rPr>
-              <w:t>~€25/Monat (bei Aktivierung)</w:t>
-            </w:r>
-          </w:p>
-        </w:tc>
-      </w:tr>
-    </w:tbl>
-    <w:p/>
     <w:p>
       <w:pPr>
         <w:pStyle w:val="Heading2"/>
@@ -4799,7 +4584,7 @@
                 <w:b w:val="0"/>
                 <w:sz w:val="19"/>
               </w:rPr>
-              <w:t>37</w:t>
+              <w:t>viele</w:t>
             </w:r>
           </w:p>
         </w:tc>
@@ -4829,7 +4614,15 @@
         <w:pStyle w:val="Heading2"/>
       </w:pPr>
       <w:r>
-        <w:t>5.6 Subscription Vending (MG-Scope)</w:t>
+        <w:t>5.6 Subscription-Platzierung (MG-Scope)</w:t>
+      </w:r>
+    </w:p>
+    <w:p>
+      <w:pPr>
+        <w:spacing w:after="120"/>
+      </w:pPr>
+      <w:r>
+        <w:t>Der Accelerator platziert Subscriptions über die Management-Group-Struktur und den Bootstrap; ein eigenes Subscription-Vending-Template wird nicht mehr aktiv betrieben (archiviert unter legacy-custom/).</w:t>
       </w:r>
     </w:p>
     <w:tbl>
@@ -4882,7 +4675,7 @@
                 <w:color w:val="FFFFFF"/>
                 <w:sz w:val="19"/>
               </w:rPr>
-              <w:t>Ressource / Aktion</w:t>
+              <w:t>Aktion</w:t>
             </w:r>
           </w:p>
         </w:tc>
@@ -4960,7 +4753,7 @@
                 <w:b w:val="0"/>
                 <w:sz w:val="19"/>
               </w:rPr>
-              <w:t>Bestehende Subscription → Ziel-MG verschoben</w:t>
+              <w:t>Bestehende Subscription in Ziel-MG einhängen → erbt Policies/RBAC</w:t>
             </w:r>
           </w:p>
         </w:tc>
@@ -5016,7 +4809,7 @@
                 <w:b w:val="0"/>
                 <w:sz w:val="19"/>
               </w:rPr>
-              <w:t>Create (optional)</w:t>
+              <w:t>Neuanlage (optional)</w:t>
             </w:r>
           </w:p>
         </w:tc>
@@ -5034,7 +4827,7 @@
                 <w:b w:val="0"/>
                 <w:sz w:val="19"/>
               </w:rPr>
-              <w:t>Neue Subscription per EA/MCA Billing API erstellt</w:t>
+              <w:t>Neue Subscription per EA/MCA, danach in die Ziel-MG</w:t>
             </w:r>
           </w:p>
         </w:tc>
@@ -5087,16 +4880,10 @@
     </w:p>
     <w:p>
       <w:pPr>
-        <w:pStyle w:val="ListBullet"/>
+        <w:spacing w:after="120"/>
       </w:pPr>
       <w:r>
-        <w:rPr>
-          <w:b/>
-        </w:rPr>
-        <w:t xml:space="preserve">Bicep + AVM: </w:t>
-      </w:r>
-      <w:r>
-        <w:t>Deklarative Templates auf Basis der Azure Verified Modules aus der öffentlichen Microsoft-Registry.</w:t>
+        <w:t>Der Rollout erfolgt über das offizielle ALZ-PowerShell-Modul (Deploy-Accelerator), nicht mehr über ein eigenes deploy.ps1 oder einen handgeschriebenen Workflow:</w:t>
       </w:r>
     </w:p>
     <w:p>
@@ -5107,10 +4894,10 @@
         <w:rPr>
           <w:b/>
         </w:rPr>
-        <w:t xml:space="preserve">deploy.ps1: </w:t>
+        <w:t xml:space="preserve">Bicep + AVM: </w:t>
       </w:r>
       <w:r>
-        <w:t>PowerShell-Orchestrierung mit gestaffelten Schritten und optionalen Schaltern (Spoke, Vending, Security).</w:t>
+        <w:t>Deklarative Templates des Starter-Moduls auf Basis von 22 Azure Verified Modules aus der Microsoft-Registry.</w:t>
       </w:r>
     </w:p>
     <w:p>
@@ -5121,10 +4908,10 @@
         <w:rPr>
           <w:b/>
         </w:rPr>
-        <w:t xml:space="preserve">GitHub Actions: </w:t>
+        <w:t xml:space="preserve">Bootstrap (Phase 0): </w:t>
       </w:r>
       <w:r>
-        <w:t>Pipeline mit Jobs: validate (Build), what-if (Vorschau), preflight (Secret-Check), deploy (gated nach Scope).</w:t>
+        <w:t>Terraform-basiert; erstellt das GitHub-Repository, passwortloses OIDC (Managed Identity + Federated Credentials) und die Deployment-Pipelines.</w:t>
       </w:r>
     </w:p>
     <w:p>
@@ -5135,10 +4922,10 @@
         <w:rPr>
           <w:b/>
         </w:rPr>
-        <w:t xml:space="preserve">OIDC Federated Identity: </w:t>
+        <w:t xml:space="preserve">Deploy-Accelerator: </w:t>
       </w:r>
       <w:r>
-        <w:t>Passwortlose Anmeldung; vier Secrets, drei Federated Credentials (PR, environment:production, master).</w:t>
+        <w:t>Liest config/inputs-github.yaml (Bootstrap) und config/platform-landing-zone.yaml (Starter-Modul) und richtet alles ein.</w:t>
       </w:r>
     </w:p>
     <w:p>
@@ -5149,10 +4936,46 @@
         <w:rPr>
           <w:b/>
         </w:rPr>
-        <w:t xml:space="preserve">Scopes: </w:t>
+        <w:t xml:space="preserve">18 geordnete Deploy-Stufen: </w:t>
       </w:r>
       <w:r>
-        <w:t>Deployments auf Tenant- (MGs/Policies/RBAC), Subscription- (Logging/Netzwerk/Security) und MG-Ebene (Vending).</w:t>
+        <w:t>Gemäß .config/ALZ-Powershell.config.json: Governance/MGs (1–15, inkl. Cross-MG-RBAC), Core-Logging (16), Networking Hub bzw. Virtual WAN (17/18).</w:t>
+      </w:r>
+    </w:p>
+    <w:p>
+      <w:pPr>
+        <w:pStyle w:val="ListBullet"/>
+      </w:pPr>
+      <w:r>
+        <w:rPr>
+          <w:b/>
+        </w:rPr>
+        <w:t xml:space="preserve">Generierte Pipelines: </w:t>
+      </w:r>
+      <w:r>
+        <w:t>Die im neuen Repo erzeugten Pipelines fahren die Stufen aus; What-If vorab, Apply über ein Approval-Gate.</w:t>
+      </w:r>
+    </w:p>
+    <w:p>
+      <w:pPr>
+        <w:pStyle w:val="ListBullet"/>
+      </w:pPr>
+      <w:r>
+        <w:rPr>
+          <w:b/>
+        </w:rPr>
+        <w:t xml:space="preserve">Passwortlose Anmeldung: </w:t>
+      </w:r>
+      <w:r>
+        <w:t>OIDC Federated Identity ohne gespeicherte Secrets/Zertifikate.</w:t>
+      </w:r>
+    </w:p>
+    <w:p>
+      <w:pPr>
+        <w:spacing w:after="120"/>
+      </w:pPr>
+      <w:r>
+        <w:t>Das vollständige Runbook (Voraussetzungen, Single-Subscription-Setup, kostenarme Variante, Aufräumen) steht in docs/ACCELERATOR-BOOTSTRAP.md.</w:t>
       </w:r>
     </w:p>
     <w:p>
@@ -5459,7 +5282,7 @@
         <w:spacing w:after="120"/>
       </w:pPr>
       <w:r>
-        <w:t>Ein gestaffeltes Smoke-Run-Runbook führt von der statischen Validierung über What-If (ohne Änderungen) bis zum echten Deployment – nach Risiko/Kosten geordnet:</w:t>
+        <w:t>Der Rollout führt – nach Risiko/Kosten geordnet – von der lokalen Validierung über den Bootstrap und What-If bis zum freigegebenen Apply über die generierten Pipelines:</w:t>
       </w:r>
     </w:p>
     <w:tbl>
@@ -5569,7 +5392,7 @@
                 <w:b w:val="0"/>
                 <w:sz w:val="19"/>
               </w:rPr>
-              <w:t>bicep build aller Templates (CI)</w:t>
+              <w:t>bicep build der Templates (lokal/CI)</w:t>
             </w:r>
           </w:p>
         </w:tc>
@@ -5607,7 +5430,7 @@
                 <w:b w:val="0"/>
                 <w:sz w:val="19"/>
               </w:rPr>
-              <w:t>1 What-If</w:t>
+              <w:t>1 Bootstrap</w:t>
             </w:r>
           </w:p>
         </w:tc>
@@ -5625,7 +5448,7 @@
                 <w:b w:val="0"/>
                 <w:sz w:val="19"/>
               </w:rPr>
-              <w:t>Vorschau je Scope</w:t>
+              <w:t>Deploy-Accelerator: Repo + OIDC + Pipelines (Phase 0)</w:t>
             </w:r>
           </w:p>
         </w:tc>
@@ -5643,7 +5466,7 @@
                 <w:b w:val="0"/>
                 <w:sz w:val="19"/>
               </w:rPr>
-              <w:t>keine</w:t>
+              <w:t>gering (State-Storage)</w:t>
             </w:r>
           </w:p>
         </w:tc>
@@ -5663,7 +5486,7 @@
                 <w:b w:val="0"/>
                 <w:sz w:val="19"/>
               </w:rPr>
-              <w:t>2 Management Groups</w:t>
+              <w:t>2 What-If</w:t>
             </w:r>
           </w:p>
         </w:tc>
@@ -5681,7 +5504,7 @@
                 <w:b w:val="0"/>
                 <w:sz w:val="19"/>
               </w:rPr>
-              <w:t>Hierarchie + Policies + RBAC</w:t>
+              <w:t>Vorschau je Deploy-Stufe über die Pipeline</w:t>
             </w:r>
           </w:p>
         </w:tc>
@@ -5699,7 +5522,7 @@
                 <w:b w:val="0"/>
                 <w:sz w:val="19"/>
               </w:rPr>
-              <w:t>kostenlos</w:t>
+              <w:t>keine</w:t>
             </w:r>
           </w:p>
         </w:tc>
@@ -5719,7 +5542,7 @@
                 <w:b w:val="0"/>
                 <w:sz w:val="19"/>
               </w:rPr>
-              <w:t>3 Logging</w:t>
+              <w:t>3 Governance/MGs</w:t>
             </w:r>
           </w:p>
         </w:tc>
@@ -5737,7 +5560,7 @@
                 <w:b w:val="0"/>
                 <w:sz w:val="19"/>
               </w:rPr>
-              <w:t>Log Analytics + DCRs</w:t>
+              <w:t>Stufen 1–15: Hierarchie + volles Policy-Set + RBAC</w:t>
             </w:r>
           </w:p>
         </w:tc>
@@ -5755,7 +5578,7 @@
                 <w:b w:val="0"/>
                 <w:sz w:val="19"/>
               </w:rPr>
-              <w:t>gering</w:t>
+              <w:t>kostenlos</w:t>
             </w:r>
           </w:p>
         </w:tc>
@@ -5775,7 +5598,7 @@
                 <w:b w:val="0"/>
                 <w:sz w:val="19"/>
               </w:rPr>
-              <w:t>4 Networking</w:t>
+              <w:t>4 Logging</w:t>
             </w:r>
           </w:p>
         </w:tc>
@@ -5793,7 +5616,7 @@
                 <w:b w:val="0"/>
                 <w:sz w:val="19"/>
               </w:rPr>
-              <w:t>VNets, Firewall, Bastion, DNS</w:t>
+              <w:t>Stufe 16: Log Analytics + AMA/DCRs</w:t>
             </w:r>
           </w:p>
         </w:tc>
@@ -5811,7 +5634,7 @@
                 <w:b w:val="0"/>
                 <w:sz w:val="19"/>
               </w:rPr>
-              <w:t>kostenrelevant</w:t>
+              <w:t>gering</w:t>
             </w:r>
           </w:p>
         </w:tc>
@@ -5831,7 +5654,7 @@
                 <w:b w:val="0"/>
                 <w:sz w:val="19"/>
               </w:rPr>
-              <w:t>5/6 Spoke &amp; Vending</w:t>
+              <w:t>5 Networking</w:t>
             </w:r>
           </w:p>
         </w:tc>
@@ -5849,7 +5672,7 @@
                 <w:b w:val="0"/>
                 <w:sz w:val="19"/>
               </w:rPr>
-              <w:t>Workload-Netz, Subscription-Platzierung</w:t>
+              <w:t>Stufen 17/18: Hub (FW, Bastion, GW, DDoS) bzw. vWAN</w:t>
             </w:r>
           </w:p>
         </w:tc>
@@ -5867,7 +5690,7 @@
                 <w:b w:val="0"/>
                 <w:sz w:val="19"/>
               </w:rPr>
-              <w:t>gering</w:t>
+              <w:t>kostenrelevant</w:t>
             </w:r>
           </w:p>
         </w:tc>
@@ -5879,7 +5702,7 @@
         <w:spacing w:after="120"/>
       </w:pPr>
       <w:r>
-        <w:t>Aktueller Verifikationsstand: alle Templates bauen fehlerfrei (Bicep 0.44.1, 0 Errors / 0 Warnings); die CI-Validierung läuft grün.</w:t>
+        <w:t>Apply erfolgt jeweils erst nach Freigabe über das Approval-Gate. Für einen risikofreien Erst-Rollout kann das Netzwerk über network_type: none oder die deploy*-Schalter ausgespart werden (siehe docs/ACCELERATOR-BOOTSTRAP.md).</w:t>
       </w:r>
     </w:p>
     <w:p>
@@ -5888,6 +5711,14 @@
       </w:pPr>
       <w:r>
         <w:t>9. Umsetzungsstatus</w:t>
+      </w:r>
+    </w:p>
+    <w:p>
+      <w:pPr>
+        <w:spacing w:after="120"/>
+      </w:pPr>
+      <w:r>
+        <w:t>Die Plattform basiert auf dem offiziellen Microsoft-Accelerator (Spiegel von Azure/alz-bicep-accelerator); das volle ALZ-Policy-Set ist umgesetzt:</w:t>
       </w:r>
     </w:p>
     <w:tbl>
@@ -5958,7 +5789,7 @@
                 <w:b w:val="0"/>
                 <w:sz w:val="19"/>
               </w:rPr>
-              <w:t>Management Groups + Hierarchie</w:t>
+              <w:t>Management Groups + Hierarchie (12 MGs)</w:t>
             </w:r>
           </w:p>
         </w:tc>
@@ -5996,7 +5827,7 @@
                 <w:b w:val="0"/>
                 <w:sz w:val="19"/>
               </w:rPr>
-              <w:t>Governance-Policies (schlankes Set)</w:t>
+              <w:t>Volles ALZ-Policy-Set (149 Defs / 42 Initiativen / 123 Assignments)</w:t>
             </w:r>
           </w:p>
         </w:tc>
@@ -6034,7 +5865,7 @@
                 <w:b w:val="0"/>
                 <w:sz w:val="19"/>
               </w:rPr>
-              <w:t>RBAC-Modul</w:t>
+              <w:t>RBAC (5 Custom-Rollen + Zuweisungen)</w:t>
             </w:r>
           </w:p>
         </w:tc>
@@ -6072,7 +5903,7 @@
                 <w:b w:val="0"/>
                 <w:sz w:val="19"/>
               </w:rPr>
-              <w:t>Logging / Log Analytics / DCRs</w:t>
+              <w:t>Logging via avm/ptn/alz/ama (LAW, 3 DCRs, MI, ChangeTracking)</w:t>
             </w:r>
           </w:p>
         </w:tc>
@@ -6110,7 +5941,7 @@
                 <w:b w:val="0"/>
                 <w:sz w:val="19"/>
               </w:rPr>
-              <w:t>Security-Baseline (Defender, Contacts, Activity-Log)</w:t>
+              <w:t>Defender for Cloud (via Deploy-MDFC-* Policies)</w:t>
             </w:r>
           </w:p>
         </w:tc>
@@ -6128,7 +5959,7 @@
                 <w:b w:val="0"/>
                 <w:sz w:val="19"/>
               </w:rPr>
-              <w:t>Umgesetzt</w:t>
+              <w:t>Umgesetzt (automatisches Onboarding)</w:t>
             </w:r>
           </w:p>
         </w:tc>
@@ -6166,7 +5997,7 @@
                 <w:b w:val="0"/>
                 <w:sz w:val="19"/>
               </w:rPr>
-              <w:t>Umgesetzt</w:t>
+              <w:t>Umgesetzt (Default: in beiden Regionen an)</w:t>
             </w:r>
           </w:p>
         </w:tc>
@@ -6204,7 +6035,7 @@
                 <w:b w:val="0"/>
                 <w:sz w:val="19"/>
               </w:rPr>
-              <w:t>Umgesetzt (optional, aus)</w:t>
+              <w:t>Umgesetzt (Default an)</w:t>
             </w:r>
           </w:p>
         </w:tc>
@@ -6224,7 +6055,7 @@
                 <w:b w:val="0"/>
                 <w:sz w:val="19"/>
               </w:rPr>
-              <w:t>Spoke-Template &amp; Subscription Vending</w:t>
+              <w:t>VPN/ExpressRoute Gateway, DDoS</w:t>
             </w:r>
           </w:p>
         </w:tc>
@@ -6242,7 +6073,7 @@
                 <w:b w:val="0"/>
                 <w:sz w:val="19"/>
               </w:rPr>
-              <w:t>Umgesetzt</w:t>
+              <w:t>Umgesetzt (Default an, kostenrelevant)</w:t>
             </w:r>
           </w:p>
         </w:tc>
@@ -6262,7 +6093,7 @@
                 <w:b w:val="0"/>
                 <w:sz w:val="19"/>
               </w:rPr>
-              <w:t>CI/CD + OIDC</w:t>
+              <w:t>Bootstrap + generierte CI/CD-Pipelines + OIDC</w:t>
             </w:r>
           </w:p>
         </w:tc>
@@ -6300,7 +6131,7 @@
                 <w:b w:val="0"/>
                 <w:sz w:val="19"/>
               </w:rPr>
-              <w:t>Identity-Ressourcen</w:t>
+              <w:t>Identity-Ressourcen (über Policies hinaus)</w:t>
             </w:r>
           </w:p>
         </w:tc>
@@ -6376,7 +6207,7 @@
                 <w:b w:val="0"/>
                 <w:sz w:val="19"/>
               </w:rPr>
-              <w:t>VPN/ExpressRoute, DDoS, Virtual WAN</w:t>
+              <w:t>Virtual WAN (Alternative zu Hub-and-Spoke)</w:t>
             </w:r>
           </w:p>
         </w:tc>
@@ -6414,7 +6245,23 @@
         <w:pStyle w:val="ListBullet"/>
       </w:pPr>
       <w:r>
-        <w:t>Smoke Run im Kunden-Tenant (What-If → Management Groups → Logging → Networking).</w:t>
+        <w:t>Bootstrap im Kunden-Tenant ausführen (Deploy-Accelerator), dann What-If → Apply über die Pipelines.</w:t>
+      </w:r>
+    </w:p>
+    <w:p>
+      <w:pPr>
+        <w:pStyle w:val="ListBullet"/>
+      </w:pPr>
+      <w:r>
+        <w:t>Netzwerk-Scope festlegen: voller Microsoft-Default (~€5.800/Monat) vs. kostenarme Variante (network_type=none oder deploy*-Schalter aus).</w:t>
+      </w:r>
+    </w:p>
+    <w:p>
+      <w:pPr>
+        <w:pStyle w:val="ListBullet"/>
+      </w:pPr>
+      <w:r>
+        <w:t>Guardrail-Initiativen mit DoNotEnforce nach Compliance-Bedarf scharfschalten.</w:t>
       </w:r>
     </w:p>
     <w:p>
@@ -6438,15 +6285,7 @@
         <w:pStyle w:val="ListBullet"/>
       </w:pPr>
       <w:r>
-        <w:t>On-Prem-Konnektivität (VPN oder ExpressRoute) je nach Entscheidung aktivieren.</w:t>
-      </w:r>
-    </w:p>
-    <w:p>
-      <w:pPr>
-        <w:pStyle w:val="ListBullet"/>
-      </w:pPr>
-      <w:r>
-        <w:t>Governance bei Bedarf auf vollständiges ALZ-Policy-Set / Compliance-Frameworks erweitern.</w:t>
+        <w:t>On-Prem-Konnektivität (VPN oder ExpressRoute) konfigurieren/abstimmen.</w:t>
       </w:r>
     </w:p>
     <w:p>
@@ -6562,7 +6401,7 @@
                 <w:b w:val="0"/>
                 <w:sz w:val="19"/>
               </w:rPr>
-              <w:t>Netzwerk-Topologie</w:t>
+              <w:t>Netzwerk-Scope &amp; Kosten</w:t>
             </w:r>
           </w:p>
         </w:tc>
@@ -6580,7 +6419,7 @@
                 <w:b w:val="0"/>
                 <w:sz w:val="19"/>
               </w:rPr>
-              <w:t>Hub-and-Spoke vs. Virtual WAN</w:t>
+              <w:t>Voller Default (~€5.800/Mon.) vs. kostenarm</w:t>
             </w:r>
           </w:p>
         </w:tc>
@@ -6598,7 +6437,7 @@
                 <w:b w:val="0"/>
                 <w:sz w:val="19"/>
               </w:rPr>
-              <w:t>Hub-and-Spoke (umgesetzt)</w:t>
+              <w:t>Smoke Run: network_type=none / Schalter aus</w:t>
             </w:r>
           </w:p>
         </w:tc>
@@ -6618,7 +6457,7 @@
                 <w:b w:val="0"/>
                 <w:sz w:val="19"/>
               </w:rPr>
-              <w:t>IP-Adresskonzept</w:t>
+              <w:t>Netzwerk-Topologie</w:t>
             </w:r>
           </w:p>
         </w:tc>
@@ -6636,7 +6475,7 @@
                 <w:b w:val="0"/>
                 <w:sz w:val="19"/>
               </w:rPr>
-              <w:t>Bereiche, Überlappung mit On-Prem</w:t>
+              <w:t>Hub-and-Spoke vs. Virtual WAN</w:t>
             </w:r>
           </w:p>
         </w:tc>
@@ -6654,7 +6493,7 @@
                 <w:b w:val="0"/>
                 <w:sz w:val="19"/>
               </w:rPr>
-              <w:t>Frühzeitig abstimmen</w:t>
+              <w:t>Hub-and-Spoke (umgesetzt)</w:t>
             </w:r>
           </w:p>
         </w:tc>
@@ -6674,7 +6513,7 @@
                 <w:b w:val="0"/>
                 <w:sz w:val="19"/>
               </w:rPr>
-              <w:t>Regionen / Datenresidenz</w:t>
+              <w:t>IP-Adresskonzept</w:t>
             </w:r>
           </w:p>
         </w:tc>
@@ -6692,7 +6531,7 @@
                 <w:b w:val="0"/>
                 <w:sz w:val="19"/>
               </w:rPr>
-              <w:t>Primär/Sekundär, Compliance</w:t>
+              <w:t>Bereiche, Überlappung mit On-Prem</w:t>
             </w:r>
           </w:p>
         </w:tc>
@@ -6710,7 +6549,7 @@
                 <w:b w:val="0"/>
                 <w:sz w:val="19"/>
               </w:rPr>
-              <w:t>GWC + NE bestätigen</w:t>
+              <w:t>Frühzeitig abstimmen</w:t>
             </w:r>
           </w:p>
         </w:tc>
@@ -6730,7 +6569,7 @@
                 <w:b w:val="0"/>
                 <w:sz w:val="19"/>
               </w:rPr>
-              <w:t>On-Prem-Anbindung</w:t>
+              <w:t>Regionen / Datenresidenz</w:t>
             </w:r>
           </w:p>
         </w:tc>
@@ -6748,7 +6587,7 @@
                 <w:b w:val="0"/>
                 <w:sz w:val="19"/>
               </w:rPr>
-              <w:t>VPN oder ExpressRoute</w:t>
+              <w:t>Primär/Sekundär, Compliance</w:t>
             </w:r>
           </w:p>
         </w:tc>
@@ -6766,7 +6605,7 @@
                 <w:b w:val="0"/>
                 <w:sz w:val="19"/>
               </w:rPr>
-              <w:t>Nach Bandbreite/SLA</w:t>
+              <w:t>GWC + NE bestätigen</w:t>
             </w:r>
           </w:p>
         </w:tc>
@@ -6786,7 +6625,7 @@
                 <w:b w:val="0"/>
                 <w:sz w:val="19"/>
               </w:rPr>
-              <w:t>DDoS Protection</w:t>
+              <w:t>On-Prem-Anbindung</w:t>
             </w:r>
           </w:p>
         </w:tc>
@@ -6804,7 +6643,7 @@
                 <w:b w:val="0"/>
                 <w:sz w:val="19"/>
               </w:rPr>
-              <w:t>Aktiv? (Kostenfaktor)</w:t>
+              <w:t>VPN oder ExpressRoute (im Default beide an)</w:t>
             </w:r>
           </w:p>
         </w:tc>
@@ -6822,7 +6661,7 @@
                 <w:b w:val="0"/>
                 <w:sz w:val="19"/>
               </w:rPr>
-              <w:t>Für Internet-facing prüfen</w:t>
+              <w:t>Nach Bandbreite/SLA, sonst aus</w:t>
             </w:r>
           </w:p>
         </w:tc>
@@ -6842,7 +6681,7 @@
                 <w:b w:val="0"/>
                 <w:sz w:val="19"/>
               </w:rPr>
-              <w:t>Identity</w:t>
+              <w:t>DDoS Protection</w:t>
             </w:r>
           </w:p>
         </w:tc>
@@ -6860,7 +6699,7 @@
                 <w:b w:val="0"/>
                 <w:sz w:val="19"/>
               </w:rPr>
-              <w:t>Entra-only / hybrid / AD DS</w:t>
+              <w:t>Default an (~€2.500/Mon.)</w:t>
             </w:r>
           </w:p>
         </w:tc>
@@ -6878,7 +6717,7 @@
                 <w:b w:val="0"/>
                 <w:sz w:val="19"/>
               </w:rPr>
-              <w:t>Anforderungsabhängig</w:t>
+              <w:t>Bewusst entscheiden / für Internet-facing</w:t>
             </w:r>
           </w:p>
         </w:tc>
@@ -6898,7 +6737,7 @@
                 <w:b w:val="0"/>
                 <w:sz w:val="19"/>
               </w:rPr>
-              <w:t>RBAC-Modell</w:t>
+              <w:t>Identity</w:t>
             </w:r>
           </w:p>
         </w:tc>
@@ -6916,7 +6755,7 @@
                 <w:b w:val="0"/>
                 <w:sz w:val="19"/>
               </w:rPr>
-              <w:t>Entra-Gruppen, PIM</w:t>
+              <w:t>Entra-only / hybrid / AD DS</w:t>
             </w:r>
           </w:p>
         </w:tc>
@@ -6934,7 +6773,7 @@
                 <w:b w:val="0"/>
                 <w:sz w:val="19"/>
               </w:rPr>
-              <w:t>Gruppen je MG definieren</w:t>
+              <w:t>Anforderungsabhängig</w:t>
             </w:r>
           </w:p>
         </w:tc>
@@ -6954,7 +6793,7 @@
                 <w:b w:val="0"/>
                 <w:sz w:val="19"/>
               </w:rPr>
-              <w:t>Policy-Tiefe</w:t>
+              <w:t>RBAC-Modell</w:t>
             </w:r>
           </w:p>
         </w:tc>
@@ -6972,7 +6811,7 @@
                 <w:b w:val="0"/>
                 <w:sz w:val="19"/>
               </w:rPr>
-              <w:t>Schlank vs. volles ALZ-Set</w:t>
+              <w:t>Entra-Gruppen-IDs, PIM</w:t>
             </w:r>
           </w:p>
         </w:tc>
@@ -6990,7 +6829,7 @@
                 <w:b w:val="0"/>
                 <w:sz w:val="19"/>
               </w:rPr>
-              <w:t>Bei Compliance-Pflicht erweitern</w:t>
+              <w:t>Gruppen je MG definieren</w:t>
             </w:r>
           </w:p>
         </w:tc>
@@ -7010,7 +6849,7 @@
                 <w:b w:val="0"/>
                 <w:sz w:val="19"/>
               </w:rPr>
-              <w:t>Defender-Tier</w:t>
+              <w:t>Guardrail-Enforcement</w:t>
             </w:r>
           </w:p>
         </w:tc>
@@ -7028,7 +6867,7 @@
                 <w:b w:val="0"/>
                 <w:sz w:val="19"/>
               </w:rPr>
-              <w:t>Standard vs. Free je Plan</w:t>
+              <w:t>DoNotEnforce-Initiativen scharfschalten</w:t>
             </w:r>
           </w:p>
         </w:tc>
@@ -7046,7 +6885,7 @@
                 <w:b w:val="0"/>
                 <w:sz w:val="19"/>
               </w:rPr>
-              <w:t>Standard für Prod</w:t>
+              <w:t>Nach Compliance-Pflicht</w:t>
             </w:r>
           </w:p>
         </w:tc>
@@ -7066,7 +6905,7 @@
                 <w:b w:val="0"/>
                 <w:sz w:val="19"/>
               </w:rPr>
-              <w:t>Sentinel</w:t>
+              <w:t>Defender-Tier</w:t>
             </w:r>
           </w:p>
         </w:tc>
@@ -7084,7 +6923,7 @@
                 <w:b w:val="0"/>
                 <w:sz w:val="19"/>
               </w:rPr>
-              <w:t>Onboarding &amp; Connectors</w:t>
+              <w:t>Standard vs. Free je Plan</w:t>
             </w:r>
           </w:p>
         </w:tc>
@@ -7102,7 +6941,7 @@
                 <w:b w:val="0"/>
                 <w:sz w:val="19"/>
               </w:rPr>
-              <w:t>Bei SIEM-Bedarf</w:t>
+              <w:t>Standard für Prod</w:t>
             </w:r>
           </w:p>
         </w:tc>
@@ -7122,7 +6961,7 @@
                 <w:b w:val="0"/>
                 <w:sz w:val="19"/>
               </w:rPr>
-              <w:t>Subscription Vending</w:t>
+              <w:t>Sentinel</w:t>
             </w:r>
           </w:p>
         </w:tc>
@@ -7140,7 +6979,7 @@
                 <w:b w:val="0"/>
                 <w:sz w:val="19"/>
               </w:rPr>
-              <w:t>Placement vs. Neuanlage (Billing)</w:t>
+              <w:t>Onboarding &amp; Connectors</w:t>
             </w:r>
           </w:p>
         </w:tc>
@@ -7158,7 +6997,63 @@
                 <w:b w:val="0"/>
                 <w:sz w:val="19"/>
               </w:rPr>
-              <w:t>Placement zum Start</w:t>
+              <w:t>Bei SIEM-Bedarf</w:t>
+            </w:r>
+          </w:p>
+        </w:tc>
+      </w:tr>
+      <w:tr>
+        <w:tc>
+          <w:tcPr>
+            <w:tcW w:type="dxa" w:w="2592"/>
+          </w:tcPr>
+          <w:p>
+            <w:pPr>
+              <w:spacing w:after="40" w:before="40"/>
+            </w:pPr>
+            <w:r/>
+            <w:r>
+              <w:rPr>
+                <w:b w:val="0"/>
+                <w:sz w:val="19"/>
+              </w:rPr>
+              <w:t>Subscriptions</w:t>
+            </w:r>
+          </w:p>
+        </w:tc>
+        <w:tc>
+          <w:tcPr>
+            <w:tcW w:type="dxa" w:w="4176"/>
+          </w:tcPr>
+          <w:p>
+            <w:pPr>
+              <w:spacing w:after="40" w:before="40"/>
+            </w:pPr>
+            <w:r/>
+            <w:r>
+              <w:rPr>
+                <w:b w:val="0"/>
+                <w:sz w:val="19"/>
+              </w:rPr>
+              <w:t>Single- vs. Multi-Subscription</w:t>
+            </w:r>
+          </w:p>
+        </w:tc>
+        <w:tc>
+          <w:tcPr>
+            <w:tcW w:type="dxa" w:w="3312"/>
+          </w:tcPr>
+          <w:p>
+            <w:pPr>
+              <w:spacing w:after="40" w:before="40"/>
+            </w:pPr>
+            <w:r/>
+            <w:r>
+              <w:rPr>
+                <w:b w:val="0"/>
+                <w:sz w:val="19"/>
+              </w:rPr>
+              <w:t>Single zum Start möglich</w:t>
             </w:r>
           </w:p>
         </w:tc>
@@ -7234,7 +7129,7 @@
         <w:pStyle w:val="ListBullet"/>
       </w:pPr>
       <w:r>
-        <w:t>Tenant-Berechtigungen: Management Group Contributor / Owner auf der Root-MG für die MG-Erstellung.</w:t>
+        <w:t>PowerShell ≥ 7.4, Azure CLI (angemeldet via az login) und das ALZ-PowerShell-Modul (Install-Module ALZ).</w:t>
       </w:r>
     </w:p>
     <w:p>
@@ -7242,7 +7137,7 @@
         <w:pStyle w:val="ListBullet"/>
       </w:pPr>
       <w:r>
-        <w:t>Owner auf Management- und Connectivity-Subscription.</w:t>
+        <w:t>Owner auf den vier Platform-Subscriptions (management/identity/connectivity/security – Single-Subscription möglich, alle vier IDs identisch) und erhöhter Zugriff am Tenant Root (MG-Erstellung).</w:t>
       </w:r>
     </w:p>
     <w:p>
@@ -7250,7 +7145,7 @@
         <w:pStyle w:val="ListBullet"/>
       </w:pPr>
       <w:r>
-        <w:t>OIDC: App-Registrierung + Federated Credentials + vier GitHub-Secrets (Runbook docs/OIDC-SETUP.md).</w:t>
+        <w:t>GitHub Personal Access Token (Scopes repo, workflow, admin:org) für den Bootstrap.</w:t>
       </w:r>
     </w:p>
     <w:p>
@@ -7258,7 +7153,7 @@
         <w:pStyle w:val="ListBullet"/>
       </w:pPr>
       <w:r>
-        <w:t>Für Subscription-Neuanlage: EA/MCA-Billing-Rolle.</w:t>
+        <w:t>Rollout über Deploy-Accelerator; Bootstrap erstellt Repo, passwortloses OIDC und Pipelines automatisch.</w:t>
       </w:r>
     </w:p>
     <w:p>
@@ -7266,7 +7161,15 @@
         <w:pStyle w:val="ListBullet"/>
       </w:pPr>
       <w:r>
-        <w:t>Werkzeuge: Azure CLI ≥ 2.60, Bicep ≥ 0.29, PowerShell ≥ 7.4.</w:t>
+        <w:t>Befüllte Konfiguration: config/inputs-github.yaml und config/platform-landing-zone.yaml (Runbook docs/ACCELERATOR-BOOTSTRAP.md).</w:t>
+      </w:r>
+    </w:p>
+    <w:p>
+      <w:pPr>
+        <w:pStyle w:val="ListBullet"/>
+      </w:pPr>
+      <w:r>
+        <w:t>Für Subscription-Neuanlage zusätzlich: EA/MCA-Billing-Rolle.</w:t>
       </w:r>
     </w:p>
     <w:p>
